--- a/assets/word/rent_ru_v1.docx
+++ b/assets/word/rent_ru_v1.docx
@@ -5,109 +5,724 @@
     <w:p>
       <w:pPr>
         <w:pStyle w:val="Title"/>
+        <w:widowControl/>
+        <w:jc w:val="center"/>
       </w:pPr>
       <w:r>
+        <w:rPr>
+          <w:color w:val="000000"/>
+        </w:rPr>
         <w:t>Договор аренды движимого имущества</w:t>
       </w:r>
     </w:p>
     <w:p>
+      <w:pPr>
+        <w:widowControl/>
+      </w:pPr>
       <w:r>
-        <w:t>Место: [Место составления]. Дата: [Дата документа].</w:t>
+        <w:rPr>
+          <w:color w:val="000000"/>
+        </w:rPr>
+        <w:t>Место составления: [Место составления]    Дата: [Дата документа]</w:t>
       </w:r>
     </w:p>
+    <w:tbl>
+      <w:tblPr>
+        <w:tblW w:type="auto" w:w="0"/>
+        <w:jc w:val="center"/>
+        <w:tblLayout w:type="fixed"/>
+        <w:tblLook w:firstColumn="1" w:firstRow="1" w:lastColumn="0" w:lastRow="0" w:noHBand="0" w:noVBand="1" w:val="04A0"/>
+        <w:tblBorders>
+          <w:top w:val="single" w:sz="5" w:color="000000"/>
+          <w:left w:val="single" w:sz="5" w:color="000000"/>
+          <w:bottom w:val="single" w:sz="5" w:color="000000"/>
+          <w:right w:val="single" w:sz="5" w:color="000000"/>
+          <w:insideH w:val="single" w:sz="5" w:color="000000"/>
+          <w:insideV w:val="single" w:sz="5" w:color="000000"/>
+        </w:tblBorders>
+        <w:tblCellMar>
+          <w:top w:w="85" w:type="dxa"/>
+          <w:bottom w:w="85" w:type="dxa"/>
+          <w:left w:w="100" w:type="dxa"/>
+          <w:right w:w="100" w:type="dxa"/>
+        </w:tblCellMar>
+      </w:tblPr>
+      <w:tblGrid>
+        <w:gridCol w:w="4819"/>
+        <w:gridCol w:w="4819"/>
+      </w:tblGrid>
+      <w:tr>
+        <w:trPr>
+          <w:cantSplit/>
+          <w:tblHeader/>
+        </w:trPr>
+        <w:tc>
+          <w:tcPr>
+            <w:tcW w:type="dxa" w:w="4819"/>
+            <w:vAlign w:val="center"/>
+          </w:tcPr>
+          <w:p>
+            <w:pPr>
+              <w:spacing w:after="20" w:line="240" w:lineRule="auto"/>
+            </w:pPr>
+            <w:r>
+              <w:rPr>
+                <w:b/>
+                <w:sz w:val="21"/>
+                <w:color w:val="000000"/>
+              </w:rPr>
+              <w:t>АРЕНДОДАТЕЛЬ</w:t>
+            </w:r>
+          </w:p>
+        </w:tc>
+        <w:tc>
+          <w:tcPr>
+            <w:tcW w:type="dxa" w:w="4819"/>
+            <w:vAlign w:val="center"/>
+          </w:tcPr>
+          <w:p>
+            <w:pPr>
+              <w:spacing w:after="20" w:line="240" w:lineRule="auto"/>
+            </w:pPr>
+            <w:r>
+              <w:rPr>
+                <w:b/>
+                <w:sz w:val="21"/>
+                <w:color w:val="000000"/>
+              </w:rPr>
+              <w:t>АРЕНДАТОР</w:t>
+            </w:r>
+          </w:p>
+        </w:tc>
+      </w:tr>
+      <w:tr>
+        <w:trPr>
+          <w:cantSplit/>
+        </w:trPr>
+        <w:tc>
+          <w:tcPr>
+            <w:tcW w:type="dxa" w:w="4819"/>
+            <w:vAlign w:val="center"/>
+          </w:tcPr>
+          <w:p>
+            <w:pPr>
+              <w:spacing w:after="20" w:line="240" w:lineRule="auto"/>
+            </w:pPr>
+            <w:r>
+              <w:rPr>
+                <w:b w:val="0"/>
+                <w:sz w:val="21"/>
+                <w:color w:val="000000"/>
+              </w:rPr>
+              <w:t>[Арендодатель]</w:t>
+            </w:r>
+          </w:p>
+        </w:tc>
+        <w:tc>
+          <w:tcPr>
+            <w:tcW w:type="dxa" w:w="4819"/>
+            <w:vAlign w:val="center"/>
+          </w:tcPr>
+          <w:p>
+            <w:pPr>
+              <w:spacing w:after="20" w:line="240" w:lineRule="auto"/>
+            </w:pPr>
+            <w:r>
+              <w:rPr>
+                <w:b w:val="0"/>
+                <w:sz w:val="21"/>
+                <w:color w:val="000000"/>
+              </w:rPr>
+              <w:t>[Арендатор]</w:t>
+            </w:r>
+          </w:p>
+        </w:tc>
+      </w:tr>
+    </w:tbl>
     <w:p>
+      <w:pPr>
+        <w:widowControl/>
+        <w:spacing w:before="120"/>
+      </w:pPr>
       <w:r>
-        <w:t xml:space="preserve">Арендодатель: [Арендодатель]. </w:t>
-      </w:r>
-    </w:p>
-    <w:p>
-      <w:r>
-        <w:t xml:space="preserve">Арендатор: [Арендатор]. </w:t>
+        <w:rPr>
+          <w:color w:val="000000"/>
+        </w:rPr>
+        <w:t>Указанные стороны заключили настоящий договор о нижеследующем.</w:t>
       </w:r>
     </w:p>
     <w:p>
       <w:pPr>
         <w:pStyle w:val="Heading1"/>
+        <w:widowControl/>
       </w:pPr>
       <w:r>
-        <w:t>Предмет и срок</w:t>
+        <w:rPr>
+          <w:color w:val="000000"/>
+        </w:rPr>
+        <w:t>1. Предмет и срок аренды</w:t>
       </w:r>
     </w:p>
     <w:p>
+      <w:pPr>
+        <w:widowControl/>
+      </w:pPr>
       <w:r>
-        <w:t>Арендодатель предоставляет арендатору за плату во временное владение и пользование: [Имущество и идентификаторы]. Основание прав: [Основание права сдавать имущество].</w:t>
+        <w:rPr>
+          <w:color w:val="000000"/>
+        </w:rPr>
+        <w:t>1.1. Арендодатель предоставляет арендатору за плату во временное владение и пользование указанное ниже имущество.</w:t>
+      </w:r>
+    </w:p>
+    <w:tbl>
+      <w:tblPr>
+        <w:tblW w:type="auto" w:w="0"/>
+        <w:jc w:val="center"/>
+        <w:tblLayout w:type="fixed"/>
+        <w:tblLook w:firstColumn="1" w:firstRow="1" w:lastColumn="0" w:lastRow="0" w:noHBand="0" w:noVBand="1" w:val="04A0"/>
+        <w:tblBorders>
+          <w:top w:val="single" w:sz="5" w:color="000000"/>
+          <w:left w:val="single" w:sz="5" w:color="000000"/>
+          <w:bottom w:val="single" w:sz="5" w:color="000000"/>
+          <w:right w:val="single" w:sz="5" w:color="000000"/>
+          <w:insideH w:val="single" w:sz="5" w:color="000000"/>
+          <w:insideV w:val="single" w:sz="5" w:color="000000"/>
+        </w:tblBorders>
+        <w:tblCellMar>
+          <w:top w:w="85" w:type="dxa"/>
+          <w:bottom w:w="85" w:type="dxa"/>
+          <w:left w:w="100" w:type="dxa"/>
+          <w:right w:w="100" w:type="dxa"/>
+        </w:tblCellMar>
+      </w:tblPr>
+      <w:tblGrid>
+        <w:gridCol w:w="2835"/>
+        <w:gridCol w:w="6803"/>
+      </w:tblGrid>
+      <w:tr>
+        <w:trPr>
+          <w:cantSplit/>
+          <w:tblHeader/>
+        </w:trPr>
+        <w:tc>
+          <w:tcPr>
+            <w:tcW w:type="dxa" w:w="2835"/>
+            <w:vAlign w:val="center"/>
+          </w:tcPr>
+          <w:p>
+            <w:pPr>
+              <w:spacing w:after="20" w:line="240" w:lineRule="auto"/>
+            </w:pPr>
+            <w:r>
+              <w:rPr>
+                <w:b/>
+                <w:sz w:val="21"/>
+                <w:color w:val="000000"/>
+              </w:rPr>
+              <w:t>Сведения</w:t>
+            </w:r>
+          </w:p>
+        </w:tc>
+        <w:tc>
+          <w:tcPr>
+            <w:tcW w:type="dxa" w:w="6803"/>
+            <w:vAlign w:val="center"/>
+          </w:tcPr>
+          <w:p>
+            <w:pPr>
+              <w:spacing w:after="20" w:line="240" w:lineRule="auto"/>
+            </w:pPr>
+            <w:r>
+              <w:rPr>
+                <w:b/>
+                <w:sz w:val="21"/>
+                <w:color w:val="000000"/>
+              </w:rPr>
+              <w:t>Согласованные данные</w:t>
+            </w:r>
+          </w:p>
+        </w:tc>
+      </w:tr>
+      <w:tr>
+        <w:trPr>
+          <w:cantSplit/>
+        </w:trPr>
+        <w:tc>
+          <w:tcPr>
+            <w:tcW w:type="dxa" w:w="2835"/>
+            <w:vAlign w:val="center"/>
+          </w:tcPr>
+          <w:p>
+            <w:pPr>
+              <w:spacing w:after="20" w:line="240" w:lineRule="auto"/>
+            </w:pPr>
+            <w:r>
+              <w:rPr>
+                <w:b w:val="0"/>
+                <w:sz w:val="21"/>
+                <w:color w:val="000000"/>
+              </w:rPr>
+              <w:t>Имущество</w:t>
+            </w:r>
+          </w:p>
+        </w:tc>
+        <w:tc>
+          <w:tcPr>
+            <w:tcW w:type="dxa" w:w="6803"/>
+            <w:vAlign w:val="center"/>
+          </w:tcPr>
+          <w:p>
+            <w:pPr>
+              <w:spacing w:after="20" w:line="240" w:lineRule="auto"/>
+            </w:pPr>
+            <w:r>
+              <w:rPr>
+                <w:b w:val="0"/>
+                <w:sz w:val="21"/>
+                <w:color w:val="000000"/>
+              </w:rPr>
+              <w:t>[Имущество и идентификаторы]</w:t>
+            </w:r>
+          </w:p>
+        </w:tc>
+      </w:tr>
+      <w:tr>
+        <w:trPr>
+          <w:cantSplit/>
+        </w:trPr>
+        <w:tc>
+          <w:tcPr>
+            <w:tcW w:type="dxa" w:w="2835"/>
+            <w:vAlign w:val="center"/>
+          </w:tcPr>
+          <w:p>
+            <w:pPr>
+              <w:spacing w:after="20" w:line="240" w:lineRule="auto"/>
+            </w:pPr>
+            <w:r>
+              <w:rPr>
+                <w:b w:val="0"/>
+                <w:sz w:val="21"/>
+                <w:color w:val="000000"/>
+              </w:rPr>
+              <w:t>Основание прав</w:t>
+            </w:r>
+          </w:p>
+        </w:tc>
+        <w:tc>
+          <w:tcPr>
+            <w:tcW w:type="dxa" w:w="6803"/>
+            <w:vAlign w:val="center"/>
+          </w:tcPr>
+          <w:p>
+            <w:pPr>
+              <w:spacing w:after="20" w:line="240" w:lineRule="auto"/>
+            </w:pPr>
+            <w:r>
+              <w:rPr>
+                <w:b w:val="0"/>
+                <w:sz w:val="21"/>
+                <w:color w:val="000000"/>
+              </w:rPr>
+              <w:t>[Основание права сдавать имущество]</w:t>
+            </w:r>
+          </w:p>
+        </w:tc>
+      </w:tr>
+      <w:tr>
+        <w:trPr>
+          <w:cantSplit/>
+        </w:trPr>
+        <w:tc>
+          <w:tcPr>
+            <w:tcW w:type="dxa" w:w="2835"/>
+            <w:vAlign w:val="center"/>
+          </w:tcPr>
+          <w:p>
+            <w:pPr>
+              <w:spacing w:after="20" w:line="240" w:lineRule="auto"/>
+            </w:pPr>
+            <w:r>
+              <w:rPr>
+                <w:b w:val="0"/>
+                <w:sz w:val="21"/>
+                <w:color w:val="000000"/>
+              </w:rPr>
+              <w:t>Разрешённое использование</w:t>
+            </w:r>
+          </w:p>
+        </w:tc>
+        <w:tc>
+          <w:tcPr>
+            <w:tcW w:type="dxa" w:w="6803"/>
+            <w:vAlign w:val="center"/>
+          </w:tcPr>
+          <w:p>
+            <w:pPr>
+              <w:spacing w:after="20" w:line="240" w:lineRule="auto"/>
+            </w:pPr>
+            <w:r>
+              <w:rPr>
+                <w:b w:val="0"/>
+                <w:sz w:val="21"/>
+                <w:color w:val="000000"/>
+              </w:rPr>
+              <w:t>[Разрешённое использование]</w:t>
+            </w:r>
+          </w:p>
+        </w:tc>
+      </w:tr>
+      <w:tr>
+        <w:trPr>
+          <w:cantSplit/>
+        </w:trPr>
+        <w:tc>
+          <w:tcPr>
+            <w:tcW w:type="dxa" w:w="2835"/>
+            <w:vAlign w:val="center"/>
+          </w:tcPr>
+          <w:p>
+            <w:pPr>
+              <w:spacing w:after="20" w:line="240" w:lineRule="auto"/>
+            </w:pPr>
+            <w:r>
+              <w:rPr>
+                <w:b w:val="0"/>
+                <w:sz w:val="21"/>
+                <w:color w:val="000000"/>
+              </w:rPr>
+              <w:t>Срок аренды</w:t>
+            </w:r>
+          </w:p>
+        </w:tc>
+        <w:tc>
+          <w:tcPr>
+            <w:tcW w:type="dxa" w:w="6803"/>
+            <w:vAlign w:val="center"/>
+          </w:tcPr>
+          <w:p>
+            <w:pPr>
+              <w:spacing w:after="20" w:line="240" w:lineRule="auto"/>
+            </w:pPr>
+            <w:r>
+              <w:rPr>
+                <w:b w:val="0"/>
+                <w:sz w:val="21"/>
+                <w:color w:val="000000"/>
+              </w:rPr>
+              <w:t>[Срок аренды]</w:t>
+            </w:r>
+          </w:p>
+        </w:tc>
+      </w:tr>
+    </w:tbl>
+    <w:p>
+      <w:pPr>
+        <w:pStyle w:val="Heading1"/>
+        <w:widowControl/>
+      </w:pPr>
+      <w:r>
+        <w:rPr>
+          <w:color w:val="000000"/>
+        </w:rPr>
+        <w:t>2. Плата и порядок расчётов</w:t>
       </w:r>
     </w:p>
     <w:p>
+      <w:pPr>
+        <w:widowControl/>
+      </w:pPr>
       <w:r>
-        <w:t>Назначение: [Разрешённое использование]. Срок: [Срок аренды].</w:t>
+        <w:rPr>
+          <w:color w:val="000000"/>
+        </w:rPr>
+        <w:t>2.1. Плата: [Плата с валютой и периодом]. Порядок оплаты: [Сроки и способ оплаты].</w:t>
       </w:r>
     </w:p>
     <w:p>
       <w:pPr>
         <w:pStyle w:val="Heading1"/>
+        <w:widowControl/>
       </w:pPr>
       <w:r>
-        <w:t>Плата и эксплуатация</w:t>
+        <w:rPr>
+          <w:color w:val="000000"/>
+        </w:rPr>
+        <w:t>3. Передача и содержание имущества</w:t>
       </w:r>
     </w:p>
     <w:p>
+      <w:pPr>
+        <w:widowControl/>
+      </w:pPr>
       <w:r>
-        <w:t>Плата: [Плата с валютой и периодом]. Порядок оплаты: [Сроки и способ оплаты].</w:t>
+        <w:rPr>
+          <w:color w:val="000000"/>
+        </w:rPr>
+        <w:t>3.1. Передача: [Место и порядок передачи]. Состояние, комплектность и недостатки фиксируются в акте. Арендодатель передаёт пригодное для согласованной цели имущество.</w:t>
       </w:r>
     </w:p>
     <w:p>
+      <w:pPr>
+        <w:widowControl/>
+      </w:pPr>
       <w:r>
-        <w:t>Передача: [Место и порядок передачи]. Состояние, комплектность и недостатки фиксируются в акте. Арендодатель передаёт пригодное для согласованной цели имущество.</w:t>
-      </w:r>
-    </w:p>
-    <w:p>
-      <w:r>
-        <w:t>Арендатор использует имущество по назначению и сообщает о неисправностях. Расходы и ремонт: [Распределение расходов на содержание и ремонт].</w:t>
-      </w:r>
-    </w:p>
-    <w:p>
-      <w:r>
-        <w:t>Возврат: [Срок место и условия возврата]. Возврат оформляется актом. Ответственность за нарушения и прекращение договора определяются законодательством РФ.</w:t>
-      </w:r>
-    </w:p>
-    <w:p>
-      <w:r>
-        <w:t>Дополнительные условия: [Дополнительные условия].</w:t>
+        <w:rPr>
+          <w:color w:val="000000"/>
+        </w:rPr>
+        <w:t>3.2. Арендатор использует имущество по назначению и сообщает о неисправностях. Расходы и ремонт: [Распределение расходов на содержание и ремонт].</w:t>
       </w:r>
     </w:p>
     <w:p>
       <w:pPr>
         <w:pStyle w:val="Heading1"/>
+        <w:widowControl/>
       </w:pPr>
       <w:r>
-        <w:t>Реквизиты и подписи</w:t>
+        <w:rPr>
+          <w:color w:val="000000"/>
+        </w:rPr>
+        <w:t>4. Возврат и дополнительные условия</w:t>
       </w:r>
     </w:p>
     <w:p>
+      <w:pPr>
+        <w:widowControl/>
+      </w:pPr>
       <w:r>
-        <w:t>Первая сторона: [Арендодатель]. [Реквизиты первой стороны].</w:t>
+        <w:rPr>
+          <w:color w:val="000000"/>
+        </w:rPr>
+        <w:t>4.1. Возврат: [Срок место и условия возврата]. Возврат оформляется актом. Ответственность за нарушения и прекращение договора определяются законодательством РФ.</w:t>
       </w:r>
     </w:p>
     <w:p>
+      <w:pPr>
+        <w:widowControl/>
+      </w:pPr>
       <w:r>
-        <w:t>Подпись ____________________</w:t>
+        <w:rPr>
+          <w:color w:val="000000"/>
+        </w:rPr>
+        <w:t>4.2. Дополнительные условия: [Дополнительные условия].</w:t>
       </w:r>
     </w:p>
     <w:p>
+      <w:pPr>
+        <w:pStyle w:val="Heading1"/>
+        <w:widowControl/>
+      </w:pPr>
       <w:r>
-        <w:t>Вторая сторона: [Арендатор]. [Реквизиты второй стороны].</w:t>
+        <w:rPr>
+          <w:color w:val="000000"/>
+        </w:rPr>
+        <w:t>5. Реквизиты и подписи сторон</w:t>
       </w:r>
     </w:p>
-    <w:p>
-      <w:r>
-        <w:t>Подпись ____________________</w:t>
-      </w:r>
-    </w:p>
+    <w:tbl>
+      <w:tblPr>
+        <w:tblW w:type="auto" w:w="0"/>
+        <w:jc w:val="center"/>
+        <w:tblLayout w:type="fixed"/>
+        <w:tblLook w:firstColumn="1" w:firstRow="1" w:lastColumn="0" w:lastRow="0" w:noHBand="0" w:noVBand="1" w:val="04A0"/>
+        <w:tblBorders>
+          <w:top w:val="single" w:sz="5" w:color="000000"/>
+          <w:left w:val="single" w:sz="5" w:color="000000"/>
+          <w:bottom w:val="single" w:sz="5" w:color="000000"/>
+          <w:right w:val="single" w:sz="5" w:color="000000"/>
+          <w:insideH w:val="single" w:sz="5" w:color="000000"/>
+          <w:insideV w:val="single" w:sz="5" w:color="000000"/>
+        </w:tblBorders>
+        <w:tblCellMar>
+          <w:top w:w="85" w:type="dxa"/>
+          <w:bottom w:w="85" w:type="dxa"/>
+          <w:left w:w="100" w:type="dxa"/>
+          <w:right w:w="100" w:type="dxa"/>
+        </w:tblCellMar>
+      </w:tblPr>
+      <w:tblGrid>
+        <w:gridCol w:w="4819"/>
+        <w:gridCol w:w="4819"/>
+      </w:tblGrid>
+      <w:tr>
+        <w:trPr>
+          <w:cantSplit/>
+          <w:tblHeader/>
+        </w:trPr>
+        <w:tc>
+          <w:tcPr>
+            <w:tcW w:type="dxa" w:w="4819"/>
+            <w:vAlign w:val="center"/>
+          </w:tcPr>
+          <w:p>
+            <w:pPr>
+              <w:spacing w:after="20" w:line="240" w:lineRule="auto"/>
+            </w:pPr>
+            <w:r>
+              <w:rPr>
+                <w:b/>
+                <w:sz w:val="21"/>
+                <w:color w:val="000000"/>
+              </w:rPr>
+              <w:t>АРЕНДОДАТЕЛЬ</w:t>
+            </w:r>
+          </w:p>
+        </w:tc>
+        <w:tc>
+          <w:tcPr>
+            <w:tcW w:type="dxa" w:w="4819"/>
+            <w:vAlign w:val="center"/>
+          </w:tcPr>
+          <w:p>
+            <w:pPr>
+              <w:spacing w:after="20" w:line="240" w:lineRule="auto"/>
+            </w:pPr>
+            <w:r>
+              <w:rPr>
+                <w:b/>
+                <w:sz w:val="21"/>
+                <w:color w:val="000000"/>
+              </w:rPr>
+              <w:t>АРЕНДАТОР</w:t>
+            </w:r>
+          </w:p>
+        </w:tc>
+      </w:tr>
+      <w:tr>
+        <w:trPr>
+          <w:cantSplit/>
+        </w:trPr>
+        <w:tc>
+          <w:tcPr>
+            <w:tcW w:type="dxa" w:w="4819"/>
+            <w:vAlign w:val="center"/>
+          </w:tcPr>
+          <w:p>
+            <w:pPr>
+              <w:spacing w:after="20" w:line="240" w:lineRule="auto"/>
+            </w:pPr>
+            <w:r>
+              <w:rPr>
+                <w:b w:val="0"/>
+                <w:sz w:val="21"/>
+                <w:color w:val="000000"/>
+              </w:rPr>
+              <w:t>[Арендодатель]</w:t>
+            </w:r>
+          </w:p>
+        </w:tc>
+        <w:tc>
+          <w:tcPr>
+            <w:tcW w:type="dxa" w:w="4819"/>
+            <w:vAlign w:val="center"/>
+          </w:tcPr>
+          <w:p>
+            <w:pPr>
+              <w:spacing w:after="20" w:line="240" w:lineRule="auto"/>
+            </w:pPr>
+            <w:r>
+              <w:rPr>
+                <w:b w:val="0"/>
+                <w:sz w:val="21"/>
+                <w:color w:val="000000"/>
+              </w:rPr>
+              <w:t>[Арендатор]</w:t>
+            </w:r>
+          </w:p>
+        </w:tc>
+      </w:tr>
+      <w:tr>
+        <w:trPr>
+          <w:cantSplit/>
+        </w:trPr>
+        <w:tc>
+          <w:tcPr>
+            <w:tcW w:type="dxa" w:w="4819"/>
+            <w:vAlign w:val="center"/>
+          </w:tcPr>
+          <w:p>
+            <w:pPr>
+              <w:spacing w:after="20" w:line="240" w:lineRule="auto"/>
+            </w:pPr>
+            <w:r>
+              <w:rPr>
+                <w:b w:val="0"/>
+                <w:sz w:val="21"/>
+                <w:color w:val="000000"/>
+              </w:rPr>
+              <w:t>[Реквизиты первой стороны]</w:t>
+            </w:r>
+          </w:p>
+        </w:tc>
+        <w:tc>
+          <w:tcPr>
+            <w:tcW w:type="dxa" w:w="4819"/>
+            <w:vAlign w:val="center"/>
+          </w:tcPr>
+          <w:p>
+            <w:pPr>
+              <w:spacing w:after="20" w:line="240" w:lineRule="auto"/>
+            </w:pPr>
+            <w:r>
+              <w:rPr>
+                <w:b w:val="0"/>
+                <w:sz w:val="21"/>
+                <w:color w:val="000000"/>
+              </w:rPr>
+              <w:t>[Реквизиты второй стороны]</w:t>
+            </w:r>
+          </w:p>
+        </w:tc>
+      </w:tr>
+      <w:tr>
+        <w:trPr>
+          <w:cantSplit/>
+        </w:trPr>
+        <w:tc>
+          <w:tcPr>
+            <w:tcW w:type="dxa" w:w="4819"/>
+            <w:vAlign w:val="center"/>
+          </w:tcPr>
+          <w:p>
+            <w:pPr>
+              <w:spacing w:after="20" w:line="240" w:lineRule="auto"/>
+            </w:pPr>
+            <w:r>
+              <w:rPr>
+                <w:b w:val="0"/>
+                <w:sz w:val="21"/>
+                <w:color w:val="000000"/>
+              </w:rPr>
+              <w:t>Подпись __________ / __________ /</w:t>
+            </w:r>
+          </w:p>
+        </w:tc>
+        <w:tc>
+          <w:tcPr>
+            <w:tcW w:type="dxa" w:w="4819"/>
+            <w:vAlign w:val="center"/>
+          </w:tcPr>
+          <w:p>
+            <w:pPr>
+              <w:spacing w:after="20" w:line="240" w:lineRule="auto"/>
+            </w:pPr>
+            <w:r>
+              <w:rPr>
+                <w:b w:val="0"/>
+                <w:sz w:val="21"/>
+                <w:color w:val="000000"/>
+              </w:rPr>
+              <w:t>Подпись __________ / __________ /</w:t>
+            </w:r>
+          </w:p>
+        </w:tc>
+      </w:tr>
+    </w:tbl>
     <w:sectPr>
       <w:footerReference w:type="default" r:id="rId9"/>
+      <w:headerReference w:type="default" r:id="rId10"/>
       <w:pgSz w:w="11906" w:h="16838"/>
-      <w:pgMar w:top="964" w:right="1134" w:bottom="964" w:left="1134" w:header="720" w:footer="720" w:gutter="0"/>
+      <w:pgMar w:top="1020" w:right="1020" w:bottom="1020" w:left="1247" w:header="720" w:footer="720" w:gutter="0"/>
       <w:cols w:space="720"/>
       <w:docGrid w:linePitch="360"/>
     </w:sectPr>
@@ -122,9 +737,26 @@
       <w:pStyle w:val="Footer"/>
       <w:jc w:val="center"/>
     </w:pPr>
+    <w:r>
+      <w:rPr>
+        <w:rFonts w:ascii="Times New Roman" w:hAnsi="Times New Roman"/>
+        <w:color w:val="000000"/>
+        <w:sz w:val="18"/>
+      </w:rPr>
+    </w:r>
     <w:fldSimple w:instr="PAGE"/>
   </w:p>
 </w:ftr>
+</file>
+
+<file path=word/header1.xml><?xml version="1.0" encoding="utf-8"?>
+<w:hdr xmlns:m="http://schemas.openxmlformats.org/officeDocument/2006/math" xmlns:mc="http://schemas.openxmlformats.org/markup-compatibility/2006" xmlns:mo="http://schemas.microsoft.com/office/mac/office/2008/main" xmlns:mv="urn:schemas-microsoft-com:mac:vml" xmlns:o="urn:schemas-microsoft-com:office:office" xmlns:r="http://schemas.openxmlformats.org/officeDocument/2006/relationships" xmlns:v="urn:schemas-microsoft-com:vml" xmlns:w10="urn:schemas-microsoft-com:office:word" xmlns:w14="http://schemas.microsoft.com/office/word/2010/wordml" xmlns:w="http://schemas.openxmlformats.org/wordprocessingml/2006/main" xmlns:wne="http://schemas.microsoft.com/office/word/2006/wordml" xmlns:wp14="http://schemas.microsoft.com/office/word/2010/wordprocessingDrawing" xmlns:wp="http://schemas.openxmlformats.org/drawingml/2006/wordprocessingDrawing" xmlns:wpc="http://schemas.microsoft.com/office/word/2010/wordprocessingCanvas" xmlns:wpg="http://schemas.microsoft.com/office/word/2010/wordprocessingGroup" xmlns:wpi="http://schemas.microsoft.com/office/word/2010/wordprocessingInk" xmlns:wps="http://schemas.microsoft.com/office/word/2010/wordprocessingShape" mc:Ignorable="w14 wp14">
+  <w:p>
+    <w:pPr>
+      <w:pStyle w:val="Header"/>
+    </w:pPr>
+  </w:p>
+</w:hdr>
 </file>
 
 <file path=word/numbering.xml><?xml version="1.0" encoding="utf-8"?>
@@ -491,7 +1123,7 @@
     <w:qFormat/>
     <w:rsid w:val="00FC693F"/>
     <w:pPr>
-      <w:spacing w:after="100" w:line="250" w:lineRule="auto"/>
+      <w:spacing w:after="100" w:line="254" w:lineRule="auto"/>
     </w:pPr>
     <w:rPr>
       <w:rFonts w:ascii="Times New Roman" w:hAnsi="Times New Roman" w:eastAsia="Times New Roman" w:cs="Times New Roman"/>
@@ -554,7 +1186,7 @@
     <w:pPr>
       <w:keepNext/>
       <w:keepLines/>
-      <w:spacing w:before="140" w:after="100" w:line="250" w:lineRule="auto"/>
+      <w:spacing w:before="180" w:after="100" w:line="254" w:lineRule="auto"/>
       <w:outlineLvl w:val="0"/>
     </w:pPr>
     <w:rPr>
@@ -562,7 +1194,7 @@
       <w:b/>
       <w:bCs/>
       <w:color w:val="000000"/>
-      <w:sz w:val="24"/>
+      <w:sz w:val="23"/>
       <w:szCs w:val="28"/>
     </w:rPr>
   </w:style>
@@ -578,15 +1210,15 @@
     <w:pPr>
       <w:keepNext/>
       <w:keepLines/>
-      <w:spacing w:before="200" w:after="0"/>
+      <w:spacing w:before="200" w:after="100" w:line="254" w:lineRule="auto"/>
       <w:outlineLvl w:val="1"/>
     </w:pPr>
     <w:rPr>
-      <w:rFonts w:asciiTheme="majorHAnsi" w:eastAsiaTheme="majorEastAsia" w:hAnsiTheme="majorHAnsi" w:cstheme="majorBidi"/>
+      <w:rFonts w:ascii="Times New Roman" w:hAnsi="Times New Roman" w:eastAsia="Times New Roman" w:cs="Times New Roman"/>
       <w:b/>
       <w:bCs/>
-      <w:color w:val="4F81BD" w:themeColor="accent1"/>
-      <w:sz w:val="26"/>
+      <w:color w:val="000000"/>
+      <w:sz w:val="22"/>
       <w:szCs w:val="26"/>
     </w:rPr>
   </w:style>
@@ -609,7 +1241,7 @@
       <w:rFonts w:asciiTheme="majorHAnsi" w:eastAsiaTheme="majorEastAsia" w:hAnsiTheme="majorHAnsi" w:cstheme="majorBidi"/>
       <w:b/>
       <w:bCs/>
-      <w:color w:val="4F81BD" w:themeColor="accent1"/>
+      <w:color w:val="000000"/>
     </w:rPr>
   </w:style>
   <w:style w:type="paragraph" w:styleId="Heading4">
@@ -634,7 +1266,7 @@
       <w:bCs/>
       <w:i/>
       <w:iCs/>
-      <w:color w:val="4F81BD" w:themeColor="accent1"/>
+      <w:color w:val="000000"/>
     </w:rPr>
   </w:style>
   <w:style w:type="paragraph" w:styleId="Heading5">
@@ -655,7 +1287,7 @@
     </w:pPr>
     <w:rPr>
       <w:rFonts w:asciiTheme="majorHAnsi" w:eastAsiaTheme="majorEastAsia" w:hAnsiTheme="majorHAnsi" w:cstheme="majorBidi"/>
-      <w:color w:val="243F60" w:themeColor="accent1" w:themeShade="7F"/>
+      <w:color w:val="000000"/>
     </w:rPr>
   </w:style>
   <w:style w:type="paragraph" w:styleId="Heading6">
@@ -678,7 +1310,7 @@
       <w:rFonts w:asciiTheme="majorHAnsi" w:eastAsiaTheme="majorEastAsia" w:hAnsiTheme="majorHAnsi" w:cstheme="majorBidi"/>
       <w:i/>
       <w:iCs/>
-      <w:color w:val="243F60" w:themeColor="accent1" w:themeShade="7F"/>
+      <w:color w:val="000000"/>
     </w:rPr>
   </w:style>
   <w:style w:type="paragraph" w:styleId="Heading7">
@@ -701,7 +1333,7 @@
       <w:rFonts w:asciiTheme="majorHAnsi" w:eastAsiaTheme="majorEastAsia" w:hAnsiTheme="majorHAnsi" w:cstheme="majorBidi"/>
       <w:i/>
       <w:iCs/>
-      <w:color w:val="404040" w:themeColor="text1" w:themeTint="BF"/>
+      <w:color w:val="000000"/>
     </w:rPr>
   </w:style>
   <w:style w:type="paragraph" w:styleId="Heading8">
@@ -722,7 +1354,7 @@
     </w:pPr>
     <w:rPr>
       <w:rFonts w:asciiTheme="majorHAnsi" w:eastAsiaTheme="majorEastAsia" w:hAnsiTheme="majorHAnsi" w:cstheme="majorBidi"/>
-      <w:color w:val="4F81BD" w:themeColor="accent1"/>
+      <w:color w:val="000000"/>
       <w:sz w:val="20"/>
       <w:szCs w:val="20"/>
     </w:rPr>
@@ -747,7 +1379,7 @@
       <w:rFonts w:asciiTheme="majorHAnsi" w:eastAsiaTheme="majorEastAsia" w:hAnsiTheme="majorHAnsi" w:cstheme="majorBidi"/>
       <w:i/>
       <w:iCs/>
-      <w:color w:val="404040" w:themeColor="text1" w:themeTint="BF"/>
+      <w:color w:val="000000"/>
       <w:sz w:val="20"/>
       <w:szCs w:val="20"/>
     </w:rPr>
@@ -798,7 +1430,7 @@
       <w:rFonts w:asciiTheme="majorHAnsi" w:eastAsiaTheme="majorEastAsia" w:hAnsiTheme="majorHAnsi" w:cstheme="majorBidi"/>
       <w:b/>
       <w:bCs/>
-      <w:color w:val="365F91" w:themeColor="accent1" w:themeShade="BF"/>
+      <w:color w:val="000000"/>
       <w:sz w:val="28"/>
       <w:szCs w:val="28"/>
     </w:rPr>
@@ -813,7 +1445,7 @@
       <w:rFonts w:asciiTheme="majorHAnsi" w:eastAsiaTheme="majorEastAsia" w:hAnsiTheme="majorHAnsi" w:cstheme="majorBidi"/>
       <w:b/>
       <w:bCs/>
-      <w:color w:val="4F81BD" w:themeColor="accent1"/>
+      <w:color w:val="000000"/>
       <w:sz w:val="26"/>
       <w:szCs w:val="26"/>
     </w:rPr>
@@ -828,7 +1460,7 @@
       <w:rFonts w:asciiTheme="majorHAnsi" w:eastAsiaTheme="majorEastAsia" w:hAnsiTheme="majorHAnsi" w:cstheme="majorBidi"/>
       <w:b/>
       <w:bCs/>
-      <w:color w:val="4F81BD" w:themeColor="accent1"/>
+      <w:color w:val="000000"/>
     </w:rPr>
   </w:style>
   <w:style w:type="paragraph" w:styleId="Title">
@@ -840,7 +1472,7 @@
     <w:qFormat/>
     <w:rsid w:val="00FC693F"/>
     <w:pPr>
-      <w:spacing w:after="100" w:line="250" w:lineRule="auto"/>
+      <w:spacing w:after="200" w:line="254" w:lineRule="auto"/>
       <w:contextualSpacing/>
     </w:pPr>
     <w:rPr>
@@ -849,7 +1481,7 @@
       <w:color w:val="000000"/>
       <w:spacing w:val="5"/>
       <w:kern w:val="28"/>
-      <w:sz w:val="32"/>
+      <w:sz w:val="28"/>
       <w:szCs w:val="52"/>
     </w:rPr>
   </w:style>
@@ -861,7 +1493,7 @@
     <w:rsid w:val="00FC693F"/>
     <w:rPr>
       <w:rFonts w:asciiTheme="majorHAnsi" w:eastAsiaTheme="majorEastAsia" w:hAnsiTheme="majorHAnsi" w:cstheme="majorBidi"/>
-      <w:color w:val="17365D" w:themeColor="text2" w:themeShade="BF"/>
+      <w:color w:val="000000"/>
       <w:spacing w:val="5"/>
       <w:kern w:val="28"/>
       <w:sz w:val="52"/>
@@ -885,7 +1517,7 @@
       <w:rFonts w:asciiTheme="majorHAnsi" w:eastAsiaTheme="majorEastAsia" w:hAnsiTheme="majorHAnsi" w:cstheme="majorBidi"/>
       <w:i/>
       <w:iCs/>
-      <w:color w:val="4F81BD" w:themeColor="accent1"/>
+      <w:color w:val="000000"/>
       <w:spacing w:val="15"/>
       <w:sz w:val="24"/>
       <w:szCs w:val="24"/>
@@ -901,7 +1533,7 @@
       <w:rFonts w:asciiTheme="majorHAnsi" w:eastAsiaTheme="majorEastAsia" w:hAnsiTheme="majorHAnsi" w:cstheme="majorBidi"/>
       <w:i/>
       <w:iCs/>
-      <w:color w:val="4F81BD" w:themeColor="accent1"/>
+      <w:color w:val="000000"/>
       <w:spacing w:val="15"/>
       <w:sz w:val="24"/>
       <w:szCs w:val="24"/>
@@ -1173,7 +1805,7 @@
     <w:rPr>
       <w:i/>
       <w:iCs/>
-      <w:color w:val="000000" w:themeColor="text1"/>
+      <w:color w:val="000000"/>
     </w:rPr>
   </w:style>
   <w:style w:type="character" w:customStyle="1" w:styleId="QuoteChar">
@@ -1185,7 +1817,7 @@
     <w:rPr>
       <w:i/>
       <w:iCs/>
-      <w:color w:val="000000" w:themeColor="text1"/>
+      <w:color w:val="000000"/>
     </w:rPr>
   </w:style>
   <w:style w:type="character" w:customStyle="1" w:styleId="Heading4Char">
@@ -1201,7 +1833,7 @@
       <w:bCs/>
       <w:i/>
       <w:iCs/>
-      <w:color w:val="4F81BD" w:themeColor="accent1"/>
+      <w:color w:val="000000"/>
     </w:rPr>
   </w:style>
   <w:style w:type="character" w:customStyle="1" w:styleId="Heading5Char">
@@ -1213,7 +1845,7 @@
     <w:rsid w:val="00FC693F"/>
     <w:rPr>
       <w:rFonts w:asciiTheme="majorHAnsi" w:eastAsiaTheme="majorEastAsia" w:hAnsiTheme="majorHAnsi" w:cstheme="majorBidi"/>
-      <w:color w:val="243F60" w:themeColor="accent1" w:themeShade="7F"/>
+      <w:color w:val="000000"/>
     </w:rPr>
   </w:style>
   <w:style w:type="character" w:customStyle="1" w:styleId="Heading6Char">
@@ -1227,7 +1859,7 @@
       <w:rFonts w:asciiTheme="majorHAnsi" w:eastAsiaTheme="majorEastAsia" w:hAnsiTheme="majorHAnsi" w:cstheme="majorBidi"/>
       <w:i/>
       <w:iCs/>
-      <w:color w:val="243F60" w:themeColor="accent1" w:themeShade="7F"/>
+      <w:color w:val="000000"/>
     </w:rPr>
   </w:style>
   <w:style w:type="character" w:customStyle="1" w:styleId="Heading7Char">
@@ -1241,7 +1873,7 @@
       <w:rFonts w:asciiTheme="majorHAnsi" w:eastAsiaTheme="majorEastAsia" w:hAnsiTheme="majorHAnsi" w:cstheme="majorBidi"/>
       <w:i/>
       <w:iCs/>
-      <w:color w:val="404040" w:themeColor="text1" w:themeTint="BF"/>
+      <w:color w:val="000000"/>
     </w:rPr>
   </w:style>
   <w:style w:type="character" w:customStyle="1" w:styleId="Heading8Char">
@@ -1253,7 +1885,7 @@
     <w:rsid w:val="00FC693F"/>
     <w:rPr>
       <w:rFonts w:asciiTheme="majorHAnsi" w:eastAsiaTheme="majorEastAsia" w:hAnsiTheme="majorHAnsi" w:cstheme="majorBidi"/>
-      <w:color w:val="4F81BD" w:themeColor="accent1"/>
+      <w:color w:val="000000"/>
       <w:sz w:val="20"/>
       <w:szCs w:val="20"/>
     </w:rPr>
@@ -1269,7 +1901,7 @@
       <w:rFonts w:asciiTheme="majorHAnsi" w:eastAsiaTheme="majorEastAsia" w:hAnsiTheme="majorHAnsi" w:cstheme="majorBidi"/>
       <w:i/>
       <w:iCs/>
-      <w:color w:val="404040" w:themeColor="text1" w:themeTint="BF"/>
+      <w:color w:val="000000"/>
       <w:sz w:val="20"/>
       <w:szCs w:val="20"/>
     </w:rPr>
@@ -1289,7 +1921,7 @@
     <w:rPr>
       <w:b/>
       <w:bCs/>
-      <w:color w:val="4F81BD" w:themeColor="accent1"/>
+      <w:color w:val="000000"/>
       <w:sz w:val="18"/>
       <w:szCs w:val="18"/>
     </w:rPr>
@@ -1333,7 +1965,7 @@
       <w:bCs/>
       <w:i/>
       <w:iCs/>
-      <w:color w:val="4F81BD" w:themeColor="accent1"/>
+      <w:color w:val="000000"/>
     </w:rPr>
   </w:style>
   <w:style w:type="character" w:customStyle="1" w:styleId="IntenseQuoteChar">
@@ -1347,7 +1979,7 @@
       <w:bCs/>
       <w:i/>
       <w:iCs/>
-      <w:color w:val="4F81BD" w:themeColor="accent1"/>
+      <w:color w:val="000000"/>
     </w:rPr>
   </w:style>
   <w:style w:type="character" w:styleId="SubtleEmphasis">
@@ -1359,7 +1991,7 @@
     <w:rPr>
       <w:i/>
       <w:iCs/>
-      <w:color w:val="808080" w:themeColor="text1" w:themeTint="7F"/>
+      <w:color w:val="000000"/>
     </w:rPr>
   </w:style>
   <w:style w:type="character" w:styleId="IntenseEmphasis">
@@ -1373,7 +2005,7 @@
       <w:bCs/>
       <w:i/>
       <w:iCs/>
-      <w:color w:val="4F81BD" w:themeColor="accent1"/>
+      <w:color w:val="000000"/>
     </w:rPr>
   </w:style>
   <w:style w:type="character" w:styleId="SubtleReference">
@@ -1384,7 +2016,7 @@
     <w:rsid w:val="00FC693F"/>
     <w:rPr>
       <w:smallCaps/>
-      <w:color w:val="C0504D" w:themeColor="accent2"/>
+      <w:color w:val="000000"/>
       <w:u w:val="single"/>
     </w:rPr>
   </w:style>
@@ -1398,7 +2030,7 @@
       <w:b/>
       <w:bCs/>
       <w:smallCaps/>
-      <w:color w:val="C0504D" w:themeColor="accent2"/>
+      <w:color w:val="000000"/>
       <w:spacing w:val="5"/>
       <w:u w:val="single"/>
     </w:rPr>
@@ -1464,7 +2096,7 @@
       <w:spacing w:after="0" w:line="240" w:lineRule="auto"/>
     </w:pPr>
     <w:rPr>
-      <w:color w:val="000000" w:themeColor="text1" w:themeShade="BF"/>
+      <w:color w:val="000000"/>
     </w:rPr>
     <w:tblPr>
       <w:tblStyleRowBandSize w:val="1"/>
@@ -1567,7 +2199,7 @@
       <w:spacing w:after="0" w:line="240" w:lineRule="auto"/>
     </w:pPr>
     <w:rPr>
-      <w:color w:val="365F91" w:themeColor="accent1" w:themeShade="BF"/>
+      <w:color w:val="000000"/>
     </w:rPr>
     <w:tblPr>
       <w:tblStyleRowBandSize w:val="1"/>
@@ -1670,7 +2302,7 @@
       <w:spacing w:after="0" w:line="240" w:lineRule="auto"/>
     </w:pPr>
     <w:rPr>
-      <w:color w:val="943634" w:themeColor="accent2" w:themeShade="BF"/>
+      <w:color w:val="000000"/>
     </w:rPr>
     <w:tblPr>
       <w:tblStyleRowBandSize w:val="1"/>
@@ -1773,7 +2405,7 @@
       <w:spacing w:after="0" w:line="240" w:lineRule="auto"/>
     </w:pPr>
     <w:rPr>
-      <w:color w:val="76923C" w:themeColor="accent3" w:themeShade="BF"/>
+      <w:color w:val="000000"/>
     </w:rPr>
     <w:tblPr>
       <w:tblStyleRowBandSize w:val="1"/>
@@ -1876,7 +2508,7 @@
       <w:spacing w:after="0" w:line="240" w:lineRule="auto"/>
     </w:pPr>
     <w:rPr>
-      <w:color w:val="5F497A" w:themeColor="accent4" w:themeShade="BF"/>
+      <w:color w:val="000000"/>
     </w:rPr>
     <w:tblPr>
       <w:tblStyleRowBandSize w:val="1"/>
@@ -1979,7 +2611,7 @@
       <w:spacing w:after="0" w:line="240" w:lineRule="auto"/>
     </w:pPr>
     <w:rPr>
-      <w:color w:val="31849B" w:themeColor="accent5" w:themeShade="BF"/>
+      <w:color w:val="000000"/>
     </w:rPr>
     <w:tblPr>
       <w:tblStyleRowBandSize w:val="1"/>
@@ -2082,7 +2714,7 @@
       <w:spacing w:after="0" w:line="240" w:lineRule="auto"/>
     </w:pPr>
     <w:rPr>
-      <w:color w:val="E36C0A" w:themeColor="accent6" w:themeShade="BF"/>
+      <w:color w:val="000000"/>
     </w:rPr>
     <w:tblPr>
       <w:tblStyleRowBandSize w:val="1"/>
@@ -2208,7 +2840,7 @@
       <w:rPr>
         <w:b/>
         <w:bCs/>
-        <w:color w:val="FFFFFF" w:themeColor="background1"/>
+        <w:color w:val="000000"/>
       </w:rPr>
       <w:tblPr/>
       <w:tcPr>
@@ -2300,7 +2932,7 @@
       <w:rPr>
         <w:b/>
         <w:bCs/>
-        <w:color w:val="FFFFFF" w:themeColor="background1"/>
+        <w:color w:val="000000"/>
       </w:rPr>
       <w:tblPr/>
       <w:tcPr>
@@ -2392,7 +3024,7 @@
       <w:rPr>
         <w:b/>
         <w:bCs/>
-        <w:color w:val="FFFFFF" w:themeColor="background1"/>
+        <w:color w:val="000000"/>
       </w:rPr>
       <w:tblPr/>
       <w:tcPr>
@@ -2484,7 +3116,7 @@
       <w:rPr>
         <w:b/>
         <w:bCs/>
-        <w:color w:val="FFFFFF" w:themeColor="background1"/>
+        <w:color w:val="000000"/>
       </w:rPr>
       <w:tblPr/>
       <w:tcPr>
@@ -2576,7 +3208,7 @@
       <w:rPr>
         <w:b/>
         <w:bCs/>
-        <w:color w:val="FFFFFF" w:themeColor="background1"/>
+        <w:color w:val="000000"/>
       </w:rPr>
       <w:tblPr/>
       <w:tcPr>
@@ -2668,7 +3300,7 @@
       <w:rPr>
         <w:b/>
         <w:bCs/>
-        <w:color w:val="FFFFFF" w:themeColor="background1"/>
+        <w:color w:val="000000"/>
       </w:rPr>
       <w:tblPr/>
       <w:tcPr>
@@ -2760,7 +3392,7 @@
       <w:rPr>
         <w:b/>
         <w:bCs/>
-        <w:color w:val="FFFFFF" w:themeColor="background1"/>
+        <w:color w:val="000000"/>
       </w:rPr>
       <w:tblPr/>
       <w:tcPr>
@@ -3763,7 +4395,7 @@
       <w:rPr>
         <w:b/>
         <w:bCs/>
-        <w:color w:val="FFFFFF" w:themeColor="background1"/>
+        <w:color w:val="000000"/>
       </w:rPr>
       <w:tblPr/>
       <w:tcPr>
@@ -3869,7 +4501,7 @@
       <w:rPr>
         <w:b/>
         <w:bCs/>
-        <w:color w:val="FFFFFF" w:themeColor="background1"/>
+        <w:color w:val="000000"/>
       </w:rPr>
       <w:tblPr/>
       <w:tcPr>
@@ -3975,7 +4607,7 @@
       <w:rPr>
         <w:b/>
         <w:bCs/>
-        <w:color w:val="FFFFFF" w:themeColor="background1"/>
+        <w:color w:val="000000"/>
       </w:rPr>
       <w:tblPr/>
       <w:tcPr>
@@ -4081,7 +4713,7 @@
       <w:rPr>
         <w:b/>
         <w:bCs/>
-        <w:color w:val="FFFFFF" w:themeColor="background1"/>
+        <w:color w:val="000000"/>
       </w:rPr>
       <w:tblPr/>
       <w:tcPr>
@@ -4187,7 +4819,7 @@
       <w:rPr>
         <w:b/>
         <w:bCs/>
-        <w:color w:val="FFFFFF" w:themeColor="background1"/>
+        <w:color w:val="000000"/>
       </w:rPr>
       <w:tblPr/>
       <w:tcPr>
@@ -4293,7 +4925,7 @@
       <w:rPr>
         <w:b/>
         <w:bCs/>
-        <w:color w:val="FFFFFF" w:themeColor="background1"/>
+        <w:color w:val="000000"/>
       </w:rPr>
       <w:tblPr/>
       <w:tcPr>
@@ -4399,7 +5031,7 @@
       <w:rPr>
         <w:b/>
         <w:bCs/>
-        <w:color w:val="FFFFFF" w:themeColor="background1"/>
+        <w:color w:val="000000"/>
       </w:rPr>
       <w:tblPr/>
       <w:tcPr>
@@ -4502,7 +5134,7 @@
       <w:rPr>
         <w:b/>
         <w:bCs/>
-        <w:color w:val="FFFFFF" w:themeColor="background1"/>
+        <w:color w:val="000000"/>
       </w:rPr>
       <w:tblPr/>
       <w:tcPr>
@@ -4522,7 +5154,7 @@
         <w:spacing w:before="0" w:after="0" w:line="240" w:lineRule="auto"/>
       </w:pPr>
       <w:rPr>
-        <w:color w:val="auto"/>
+        <w:color w:val="000000"/>
       </w:rPr>
       <w:tblPr/>
       <w:tcPr>
@@ -4541,7 +5173,7 @@
       <w:rPr>
         <w:b/>
         <w:bCs/>
-        <w:color w:val="FFFFFF" w:themeColor="background1"/>
+        <w:color w:val="000000"/>
       </w:rPr>
       <w:tblPr/>
       <w:tcPr>
@@ -4560,7 +5192,7 @@
       <w:rPr>
         <w:b/>
         <w:bCs/>
-        <w:color w:val="FFFFFF" w:themeColor="background1"/>
+        <w:color w:val="000000"/>
       </w:rPr>
       <w:tblPr/>
       <w:tcPr>
@@ -4606,7 +5238,7 @@
     </w:tblStylePr>
     <w:tblStylePr w:type="nwCell">
       <w:rPr>
-        <w:color w:val="FFFFFF" w:themeColor="background1"/>
+        <w:color w:val="000000"/>
       </w:rPr>
       <w:tblPr/>
       <w:tcPr>
@@ -4651,7 +5283,7 @@
       <w:rPr>
         <w:b/>
         <w:bCs/>
-        <w:color w:val="FFFFFF" w:themeColor="background1"/>
+        <w:color w:val="000000"/>
       </w:rPr>
       <w:tblPr/>
       <w:tcPr>
@@ -4671,7 +5303,7 @@
         <w:spacing w:before="0" w:after="0" w:line="240" w:lineRule="auto"/>
       </w:pPr>
       <w:rPr>
-        <w:color w:val="auto"/>
+        <w:color w:val="000000"/>
       </w:rPr>
       <w:tblPr/>
       <w:tcPr>
@@ -4690,7 +5322,7 @@
       <w:rPr>
         <w:b/>
         <w:bCs/>
-        <w:color w:val="FFFFFF" w:themeColor="background1"/>
+        <w:color w:val="000000"/>
       </w:rPr>
       <w:tblPr/>
       <w:tcPr>
@@ -4709,7 +5341,7 @@
       <w:rPr>
         <w:b/>
         <w:bCs/>
-        <w:color w:val="FFFFFF" w:themeColor="background1"/>
+        <w:color w:val="000000"/>
       </w:rPr>
       <w:tblPr/>
       <w:tcPr>
@@ -4755,7 +5387,7 @@
     </w:tblStylePr>
     <w:tblStylePr w:type="nwCell">
       <w:rPr>
-        <w:color w:val="FFFFFF" w:themeColor="background1"/>
+        <w:color w:val="000000"/>
       </w:rPr>
       <w:tblPr/>
       <w:tcPr>
@@ -4800,7 +5432,7 @@
       <w:rPr>
         <w:b/>
         <w:bCs/>
-        <w:color w:val="FFFFFF" w:themeColor="background1"/>
+        <w:color w:val="000000"/>
       </w:rPr>
       <w:tblPr/>
       <w:tcPr>
@@ -4820,7 +5452,7 @@
         <w:spacing w:before="0" w:after="0" w:line="240" w:lineRule="auto"/>
       </w:pPr>
       <w:rPr>
-        <w:color w:val="auto"/>
+        <w:color w:val="000000"/>
       </w:rPr>
       <w:tblPr/>
       <w:tcPr>
@@ -4839,7 +5471,7 @@
       <w:rPr>
         <w:b/>
         <w:bCs/>
-        <w:color w:val="FFFFFF" w:themeColor="background1"/>
+        <w:color w:val="000000"/>
       </w:rPr>
       <w:tblPr/>
       <w:tcPr>
@@ -4858,7 +5490,7 @@
       <w:rPr>
         <w:b/>
         <w:bCs/>
-        <w:color w:val="FFFFFF" w:themeColor="background1"/>
+        <w:color w:val="000000"/>
       </w:rPr>
       <w:tblPr/>
       <w:tcPr>
@@ -4904,7 +5536,7 @@
     </w:tblStylePr>
     <w:tblStylePr w:type="nwCell">
       <w:rPr>
-        <w:color w:val="FFFFFF" w:themeColor="background1"/>
+        <w:color w:val="000000"/>
       </w:rPr>
       <w:tblPr/>
       <w:tcPr>
@@ -4949,7 +5581,7 @@
       <w:rPr>
         <w:b/>
         <w:bCs/>
-        <w:color w:val="FFFFFF" w:themeColor="background1"/>
+        <w:color w:val="000000"/>
       </w:rPr>
       <w:tblPr/>
       <w:tcPr>
@@ -4969,7 +5601,7 @@
         <w:spacing w:before="0" w:after="0" w:line="240" w:lineRule="auto"/>
       </w:pPr>
       <w:rPr>
-        <w:color w:val="auto"/>
+        <w:color w:val="000000"/>
       </w:rPr>
       <w:tblPr/>
       <w:tcPr>
@@ -4988,7 +5620,7 @@
       <w:rPr>
         <w:b/>
         <w:bCs/>
-        <w:color w:val="FFFFFF" w:themeColor="background1"/>
+        <w:color w:val="000000"/>
       </w:rPr>
       <w:tblPr/>
       <w:tcPr>
@@ -5007,7 +5639,7 @@
       <w:rPr>
         <w:b/>
         <w:bCs/>
-        <w:color w:val="FFFFFF" w:themeColor="background1"/>
+        <w:color w:val="000000"/>
       </w:rPr>
       <w:tblPr/>
       <w:tcPr>
@@ -5053,7 +5685,7 @@
     </w:tblStylePr>
     <w:tblStylePr w:type="nwCell">
       <w:rPr>
-        <w:color w:val="FFFFFF" w:themeColor="background1"/>
+        <w:color w:val="000000"/>
       </w:rPr>
       <w:tblPr/>
       <w:tcPr>
@@ -5098,7 +5730,7 @@
       <w:rPr>
         <w:b/>
         <w:bCs/>
-        <w:color w:val="FFFFFF" w:themeColor="background1"/>
+        <w:color w:val="000000"/>
       </w:rPr>
       <w:tblPr/>
       <w:tcPr>
@@ -5118,7 +5750,7 @@
         <w:spacing w:before="0" w:after="0" w:line="240" w:lineRule="auto"/>
       </w:pPr>
       <w:rPr>
-        <w:color w:val="auto"/>
+        <w:color w:val="000000"/>
       </w:rPr>
       <w:tblPr/>
       <w:tcPr>
@@ -5137,7 +5769,7 @@
       <w:rPr>
         <w:b/>
         <w:bCs/>
-        <w:color w:val="FFFFFF" w:themeColor="background1"/>
+        <w:color w:val="000000"/>
       </w:rPr>
       <w:tblPr/>
       <w:tcPr>
@@ -5156,7 +5788,7 @@
       <w:rPr>
         <w:b/>
         <w:bCs/>
-        <w:color w:val="FFFFFF" w:themeColor="background1"/>
+        <w:color w:val="000000"/>
       </w:rPr>
       <w:tblPr/>
       <w:tcPr>
@@ -5202,7 +5834,7 @@
     </w:tblStylePr>
     <w:tblStylePr w:type="nwCell">
       <w:rPr>
-        <w:color w:val="FFFFFF" w:themeColor="background1"/>
+        <w:color w:val="000000"/>
       </w:rPr>
       <w:tblPr/>
       <w:tcPr>
@@ -5247,7 +5879,7 @@
       <w:rPr>
         <w:b/>
         <w:bCs/>
-        <w:color w:val="FFFFFF" w:themeColor="background1"/>
+        <w:color w:val="000000"/>
       </w:rPr>
       <w:tblPr/>
       <w:tcPr>
@@ -5267,7 +5899,7 @@
         <w:spacing w:before="0" w:after="0" w:line="240" w:lineRule="auto"/>
       </w:pPr>
       <w:rPr>
-        <w:color w:val="auto"/>
+        <w:color w:val="000000"/>
       </w:rPr>
       <w:tblPr/>
       <w:tcPr>
@@ -5286,7 +5918,7 @@
       <w:rPr>
         <w:b/>
         <w:bCs/>
-        <w:color w:val="FFFFFF" w:themeColor="background1"/>
+        <w:color w:val="000000"/>
       </w:rPr>
       <w:tblPr/>
       <w:tcPr>
@@ -5305,7 +5937,7 @@
       <w:rPr>
         <w:b/>
         <w:bCs/>
-        <w:color w:val="FFFFFF" w:themeColor="background1"/>
+        <w:color w:val="000000"/>
       </w:rPr>
       <w:tblPr/>
       <w:tcPr>
@@ -5351,7 +5983,7 @@
     </w:tblStylePr>
     <w:tblStylePr w:type="nwCell">
       <w:rPr>
-        <w:color w:val="FFFFFF" w:themeColor="background1"/>
+        <w:color w:val="000000"/>
       </w:rPr>
       <w:tblPr/>
       <w:tcPr>
@@ -5396,7 +6028,7 @@
       <w:rPr>
         <w:b/>
         <w:bCs/>
-        <w:color w:val="FFFFFF" w:themeColor="background1"/>
+        <w:color w:val="000000"/>
       </w:rPr>
       <w:tblPr/>
       <w:tcPr>
@@ -5416,7 +6048,7 @@
         <w:spacing w:before="0" w:after="0" w:line="240" w:lineRule="auto"/>
       </w:pPr>
       <w:rPr>
-        <w:color w:val="auto"/>
+        <w:color w:val="000000"/>
       </w:rPr>
       <w:tblPr/>
       <w:tcPr>
@@ -5435,7 +6067,7 @@
       <w:rPr>
         <w:b/>
         <w:bCs/>
-        <w:color w:val="FFFFFF" w:themeColor="background1"/>
+        <w:color w:val="000000"/>
       </w:rPr>
       <w:tblPr/>
       <w:tcPr>
@@ -5454,7 +6086,7 @@
       <w:rPr>
         <w:b/>
         <w:bCs/>
-        <w:color w:val="FFFFFF" w:themeColor="background1"/>
+        <w:color w:val="000000"/>
       </w:rPr>
       <w:tblPr/>
       <w:tcPr>
@@ -5500,7 +6132,7 @@
     </w:tblStylePr>
     <w:tblStylePr w:type="nwCell">
       <w:rPr>
-        <w:color w:val="FFFFFF" w:themeColor="background1"/>
+        <w:color w:val="000000"/>
       </w:rPr>
       <w:tblPr/>
       <w:tcPr>
@@ -5524,7 +6156,7 @@
       <w:spacing w:after="0" w:line="240" w:lineRule="auto"/>
     </w:pPr>
     <w:rPr>
-      <w:color w:val="000000" w:themeColor="text1"/>
+      <w:color w:val="000000"/>
     </w:rPr>
     <w:tblPr>
       <w:tblStyleRowBandSize w:val="1"/>
@@ -5557,7 +6189,7 @@
       <w:rPr>
         <w:b/>
         <w:bCs/>
-        <w:color w:val="1F497D" w:themeColor="text2"/>
+        <w:color w:val="000000"/>
       </w:rPr>
       <w:tblPr/>
       <w:tcPr>
@@ -5608,7 +6240,7 @@
       <w:spacing w:after="0" w:line="240" w:lineRule="auto"/>
     </w:pPr>
     <w:rPr>
-      <w:color w:val="000000" w:themeColor="text1"/>
+      <w:color w:val="000000"/>
     </w:rPr>
     <w:tblPr>
       <w:tblStyleRowBandSize w:val="1"/>
@@ -5641,7 +6273,7 @@
       <w:rPr>
         <w:b/>
         <w:bCs/>
-        <w:color w:val="1F497D" w:themeColor="text2"/>
+        <w:color w:val="000000"/>
       </w:rPr>
       <w:tblPr/>
       <w:tcPr>
@@ -5692,7 +6324,7 @@
       <w:spacing w:after="0" w:line="240" w:lineRule="auto"/>
     </w:pPr>
     <w:rPr>
-      <w:color w:val="000000" w:themeColor="text1"/>
+      <w:color w:val="000000"/>
     </w:rPr>
     <w:tblPr>
       <w:tblStyleRowBandSize w:val="1"/>
@@ -5725,7 +6357,7 @@
       <w:rPr>
         <w:b/>
         <w:bCs/>
-        <w:color w:val="1F497D" w:themeColor="text2"/>
+        <w:color w:val="000000"/>
       </w:rPr>
       <w:tblPr/>
       <w:tcPr>
@@ -5776,7 +6408,7 @@
       <w:spacing w:after="0" w:line="240" w:lineRule="auto"/>
     </w:pPr>
     <w:rPr>
-      <w:color w:val="000000" w:themeColor="text1"/>
+      <w:color w:val="000000"/>
     </w:rPr>
     <w:tblPr>
       <w:tblStyleRowBandSize w:val="1"/>
@@ -5809,7 +6441,7 @@
       <w:rPr>
         <w:b/>
         <w:bCs/>
-        <w:color w:val="1F497D" w:themeColor="text2"/>
+        <w:color w:val="000000"/>
       </w:rPr>
       <w:tblPr/>
       <w:tcPr>
@@ -5860,7 +6492,7 @@
       <w:spacing w:after="0" w:line="240" w:lineRule="auto"/>
     </w:pPr>
     <w:rPr>
-      <w:color w:val="000000" w:themeColor="text1"/>
+      <w:color w:val="000000"/>
     </w:rPr>
     <w:tblPr>
       <w:tblStyleRowBandSize w:val="1"/>
@@ -5893,7 +6525,7 @@
       <w:rPr>
         <w:b/>
         <w:bCs/>
-        <w:color w:val="1F497D" w:themeColor="text2"/>
+        <w:color w:val="000000"/>
       </w:rPr>
       <w:tblPr/>
       <w:tcPr>
@@ -5944,7 +6576,7 @@
       <w:spacing w:after="0" w:line="240" w:lineRule="auto"/>
     </w:pPr>
     <w:rPr>
-      <w:color w:val="000000" w:themeColor="text1"/>
+      <w:color w:val="000000"/>
     </w:rPr>
     <w:tblPr>
       <w:tblStyleRowBandSize w:val="1"/>
@@ -5977,7 +6609,7 @@
       <w:rPr>
         <w:b/>
         <w:bCs/>
-        <w:color w:val="1F497D" w:themeColor="text2"/>
+        <w:color w:val="000000"/>
       </w:rPr>
       <w:tblPr/>
       <w:tcPr>
@@ -6028,7 +6660,7 @@
       <w:spacing w:after="0" w:line="240" w:lineRule="auto"/>
     </w:pPr>
     <w:rPr>
-      <w:color w:val="000000" w:themeColor="text1"/>
+      <w:color w:val="000000"/>
     </w:rPr>
     <w:tblPr>
       <w:tblStyleRowBandSize w:val="1"/>
@@ -6061,7 +6693,7 @@
       <w:rPr>
         <w:b/>
         <w:bCs/>
-        <w:color w:val="1F497D" w:themeColor="text2"/>
+        <w:color w:val="000000"/>
       </w:rPr>
       <w:tblPr/>
       <w:tcPr>
@@ -6113,7 +6745,7 @@
     </w:pPr>
     <w:rPr>
       <w:rFonts w:asciiTheme="majorHAnsi" w:eastAsiaTheme="majorEastAsia" w:hAnsiTheme="majorHAnsi" w:cstheme="majorBidi"/>
-      <w:color w:val="000000" w:themeColor="text1"/>
+      <w:color w:val="000000"/>
     </w:rPr>
     <w:tblPr>
       <w:tblStyleRowBandSize w:val="1"/>
@@ -6241,7 +6873,7 @@
     </w:pPr>
     <w:rPr>
       <w:rFonts w:asciiTheme="majorHAnsi" w:eastAsiaTheme="majorEastAsia" w:hAnsiTheme="majorHAnsi" w:cstheme="majorBidi"/>
-      <w:color w:val="000000" w:themeColor="text1"/>
+      <w:color w:val="000000"/>
     </w:rPr>
     <w:tblPr>
       <w:tblStyleRowBandSize w:val="1"/>
@@ -6369,7 +7001,7 @@
     </w:pPr>
     <w:rPr>
       <w:rFonts w:asciiTheme="majorHAnsi" w:eastAsiaTheme="majorEastAsia" w:hAnsiTheme="majorHAnsi" w:cstheme="majorBidi"/>
-      <w:color w:val="000000" w:themeColor="text1"/>
+      <w:color w:val="000000"/>
     </w:rPr>
     <w:tblPr>
       <w:tblStyleRowBandSize w:val="1"/>
@@ -6497,7 +7129,7 @@
     </w:pPr>
     <w:rPr>
       <w:rFonts w:asciiTheme="majorHAnsi" w:eastAsiaTheme="majorEastAsia" w:hAnsiTheme="majorHAnsi" w:cstheme="majorBidi"/>
-      <w:color w:val="000000" w:themeColor="text1"/>
+      <w:color w:val="000000"/>
     </w:rPr>
     <w:tblPr>
       <w:tblStyleRowBandSize w:val="1"/>
@@ -6625,7 +7257,7 @@
     </w:pPr>
     <w:rPr>
       <w:rFonts w:asciiTheme="majorHAnsi" w:eastAsiaTheme="majorEastAsia" w:hAnsiTheme="majorHAnsi" w:cstheme="majorBidi"/>
-      <w:color w:val="000000" w:themeColor="text1"/>
+      <w:color w:val="000000"/>
     </w:rPr>
     <w:tblPr>
       <w:tblStyleRowBandSize w:val="1"/>
@@ -6753,7 +7385,7 @@
     </w:pPr>
     <w:rPr>
       <w:rFonts w:asciiTheme="majorHAnsi" w:eastAsiaTheme="majorEastAsia" w:hAnsiTheme="majorHAnsi" w:cstheme="majorBidi"/>
-      <w:color w:val="000000" w:themeColor="text1"/>
+      <w:color w:val="000000"/>
     </w:rPr>
     <w:tblPr>
       <w:tblStyleRowBandSize w:val="1"/>
@@ -6881,7 +7513,7 @@
     </w:pPr>
     <w:rPr>
       <w:rFonts w:asciiTheme="majorHAnsi" w:eastAsiaTheme="majorEastAsia" w:hAnsiTheme="majorHAnsi" w:cstheme="majorBidi"/>
-      <w:color w:val="000000" w:themeColor="text1"/>
+      <w:color w:val="000000"/>
     </w:rPr>
     <w:tblPr>
       <w:tblStyleRowBandSize w:val="1"/>
@@ -7520,7 +8152,7 @@
     </w:pPr>
     <w:rPr>
       <w:rFonts w:asciiTheme="majorHAnsi" w:eastAsiaTheme="majorEastAsia" w:hAnsiTheme="majorHAnsi" w:cstheme="majorBidi"/>
-      <w:color w:val="000000" w:themeColor="text1"/>
+      <w:color w:val="000000"/>
     </w:rPr>
     <w:tblPr>
       <w:tblStyleRowBandSize w:val="1"/>
@@ -7548,7 +8180,7 @@
       <w:rPr>
         <w:b/>
         <w:bCs/>
-        <w:color w:val="000000" w:themeColor="text1"/>
+        <w:color w:val="000000"/>
       </w:rPr>
       <w:tblPr/>
       <w:tcPr>
@@ -7559,7 +8191,7 @@
       <w:rPr>
         <w:b/>
         <w:bCs/>
-        <w:color w:val="000000" w:themeColor="text1"/>
+        <w:color w:val="000000"/>
       </w:rPr>
       <w:tblPr/>
       <w:tcPr>
@@ -7578,7 +8210,7 @@
       <w:rPr>
         <w:b/>
         <w:bCs/>
-        <w:color w:val="000000" w:themeColor="text1"/>
+        <w:color w:val="000000"/>
       </w:rPr>
       <w:tblPr/>
       <w:tcPr>
@@ -7597,7 +8229,7 @@
       <w:rPr>
         <w:b w:val="0"/>
         <w:bCs w:val="0"/>
-        <w:color w:val="000000" w:themeColor="text1"/>
+        <w:color w:val="000000"/>
       </w:rPr>
       <w:tblPr/>
       <w:tcPr>
@@ -7645,7 +8277,7 @@
     </w:pPr>
     <w:rPr>
       <w:rFonts w:asciiTheme="majorHAnsi" w:eastAsiaTheme="majorEastAsia" w:hAnsiTheme="majorHAnsi" w:cstheme="majorBidi"/>
-      <w:color w:val="000000" w:themeColor="text1"/>
+      <w:color w:val="000000"/>
     </w:rPr>
     <w:tblPr>
       <w:tblStyleRowBandSize w:val="1"/>
@@ -7673,7 +8305,7 @@
       <w:rPr>
         <w:b/>
         <w:bCs/>
-        <w:color w:val="000000" w:themeColor="text1"/>
+        <w:color w:val="000000"/>
       </w:rPr>
       <w:tblPr/>
       <w:tcPr>
@@ -7684,7 +8316,7 @@
       <w:rPr>
         <w:b/>
         <w:bCs/>
-        <w:color w:val="000000" w:themeColor="text1"/>
+        <w:color w:val="000000"/>
       </w:rPr>
       <w:tblPr/>
       <w:tcPr>
@@ -7703,7 +8335,7 @@
       <w:rPr>
         <w:b/>
         <w:bCs/>
-        <w:color w:val="000000" w:themeColor="text1"/>
+        <w:color w:val="000000"/>
       </w:rPr>
       <w:tblPr/>
       <w:tcPr>
@@ -7722,7 +8354,7 @@
       <w:rPr>
         <w:b w:val="0"/>
         <w:bCs w:val="0"/>
-        <w:color w:val="000000" w:themeColor="text1"/>
+        <w:color w:val="000000"/>
       </w:rPr>
       <w:tblPr/>
       <w:tcPr>
@@ -7770,7 +8402,7 @@
     </w:pPr>
     <w:rPr>
       <w:rFonts w:asciiTheme="majorHAnsi" w:eastAsiaTheme="majorEastAsia" w:hAnsiTheme="majorHAnsi" w:cstheme="majorBidi"/>
-      <w:color w:val="000000" w:themeColor="text1"/>
+      <w:color w:val="000000"/>
     </w:rPr>
     <w:tblPr>
       <w:tblStyleRowBandSize w:val="1"/>
@@ -7798,7 +8430,7 @@
       <w:rPr>
         <w:b/>
         <w:bCs/>
-        <w:color w:val="000000" w:themeColor="text1"/>
+        <w:color w:val="000000"/>
       </w:rPr>
       <w:tblPr/>
       <w:tcPr>
@@ -7809,7 +8441,7 @@
       <w:rPr>
         <w:b/>
         <w:bCs/>
-        <w:color w:val="000000" w:themeColor="text1"/>
+        <w:color w:val="000000"/>
       </w:rPr>
       <w:tblPr/>
       <w:tcPr>
@@ -7828,7 +8460,7 @@
       <w:rPr>
         <w:b/>
         <w:bCs/>
-        <w:color w:val="000000" w:themeColor="text1"/>
+        <w:color w:val="000000"/>
       </w:rPr>
       <w:tblPr/>
       <w:tcPr>
@@ -7847,7 +8479,7 @@
       <w:rPr>
         <w:b w:val="0"/>
         <w:bCs w:val="0"/>
-        <w:color w:val="000000" w:themeColor="text1"/>
+        <w:color w:val="000000"/>
       </w:rPr>
       <w:tblPr/>
       <w:tcPr>
@@ -7895,7 +8527,7 @@
     </w:pPr>
     <w:rPr>
       <w:rFonts w:asciiTheme="majorHAnsi" w:eastAsiaTheme="majorEastAsia" w:hAnsiTheme="majorHAnsi" w:cstheme="majorBidi"/>
-      <w:color w:val="000000" w:themeColor="text1"/>
+      <w:color w:val="000000"/>
     </w:rPr>
     <w:tblPr>
       <w:tblStyleRowBandSize w:val="1"/>
@@ -7923,7 +8555,7 @@
       <w:rPr>
         <w:b/>
         <w:bCs/>
-        <w:color w:val="000000" w:themeColor="text1"/>
+        <w:color w:val="000000"/>
       </w:rPr>
       <w:tblPr/>
       <w:tcPr>
@@ -7934,7 +8566,7 @@
       <w:rPr>
         <w:b/>
         <w:bCs/>
-        <w:color w:val="000000" w:themeColor="text1"/>
+        <w:color w:val="000000"/>
       </w:rPr>
       <w:tblPr/>
       <w:tcPr>
@@ -7953,7 +8585,7 @@
       <w:rPr>
         <w:b/>
         <w:bCs/>
-        <w:color w:val="000000" w:themeColor="text1"/>
+        <w:color w:val="000000"/>
       </w:rPr>
       <w:tblPr/>
       <w:tcPr>
@@ -7972,7 +8604,7 @@
       <w:rPr>
         <w:b w:val="0"/>
         <w:bCs w:val="0"/>
-        <w:color w:val="000000" w:themeColor="text1"/>
+        <w:color w:val="000000"/>
       </w:rPr>
       <w:tblPr/>
       <w:tcPr>
@@ -8020,7 +8652,7 @@
     </w:pPr>
     <w:rPr>
       <w:rFonts w:asciiTheme="majorHAnsi" w:eastAsiaTheme="majorEastAsia" w:hAnsiTheme="majorHAnsi" w:cstheme="majorBidi"/>
-      <w:color w:val="000000" w:themeColor="text1"/>
+      <w:color w:val="000000"/>
     </w:rPr>
     <w:tblPr>
       <w:tblStyleRowBandSize w:val="1"/>
@@ -8048,7 +8680,7 @@
       <w:rPr>
         <w:b/>
         <w:bCs/>
-        <w:color w:val="000000" w:themeColor="text1"/>
+        <w:color w:val="000000"/>
       </w:rPr>
       <w:tblPr/>
       <w:tcPr>
@@ -8059,7 +8691,7 @@
       <w:rPr>
         <w:b/>
         <w:bCs/>
-        <w:color w:val="000000" w:themeColor="text1"/>
+        <w:color w:val="000000"/>
       </w:rPr>
       <w:tblPr/>
       <w:tcPr>
@@ -8078,7 +8710,7 @@
       <w:rPr>
         <w:b/>
         <w:bCs/>
-        <w:color w:val="000000" w:themeColor="text1"/>
+        <w:color w:val="000000"/>
       </w:rPr>
       <w:tblPr/>
       <w:tcPr>
@@ -8097,7 +8729,7 @@
       <w:rPr>
         <w:b w:val="0"/>
         <w:bCs w:val="0"/>
-        <w:color w:val="000000" w:themeColor="text1"/>
+        <w:color w:val="000000"/>
       </w:rPr>
       <w:tblPr/>
       <w:tcPr>
@@ -8145,7 +8777,7 @@
     </w:pPr>
     <w:rPr>
       <w:rFonts w:asciiTheme="majorHAnsi" w:eastAsiaTheme="majorEastAsia" w:hAnsiTheme="majorHAnsi" w:cstheme="majorBidi"/>
-      <w:color w:val="000000" w:themeColor="text1"/>
+      <w:color w:val="000000"/>
     </w:rPr>
     <w:tblPr>
       <w:tblStyleRowBandSize w:val="1"/>
@@ -8173,7 +8805,7 @@
       <w:rPr>
         <w:b/>
         <w:bCs/>
-        <w:color w:val="000000" w:themeColor="text1"/>
+        <w:color w:val="000000"/>
       </w:rPr>
       <w:tblPr/>
       <w:tcPr>
@@ -8184,7 +8816,7 @@
       <w:rPr>
         <w:b/>
         <w:bCs/>
-        <w:color w:val="000000" w:themeColor="text1"/>
+        <w:color w:val="000000"/>
       </w:rPr>
       <w:tblPr/>
       <w:tcPr>
@@ -8203,7 +8835,7 @@
       <w:rPr>
         <w:b/>
         <w:bCs/>
-        <w:color w:val="000000" w:themeColor="text1"/>
+        <w:color w:val="000000"/>
       </w:rPr>
       <w:tblPr/>
       <w:tcPr>
@@ -8222,7 +8854,7 @@
       <w:rPr>
         <w:b w:val="0"/>
         <w:bCs w:val="0"/>
-        <w:color w:val="000000" w:themeColor="text1"/>
+        <w:color w:val="000000"/>
       </w:rPr>
       <w:tblPr/>
       <w:tcPr>
@@ -8270,7 +8902,7 @@
     </w:pPr>
     <w:rPr>
       <w:rFonts w:asciiTheme="majorHAnsi" w:eastAsiaTheme="majorEastAsia" w:hAnsiTheme="majorHAnsi" w:cstheme="majorBidi"/>
-      <w:color w:val="000000" w:themeColor="text1"/>
+      <w:color w:val="000000"/>
     </w:rPr>
     <w:tblPr>
       <w:tblStyleRowBandSize w:val="1"/>
@@ -8298,7 +8930,7 @@
       <w:rPr>
         <w:b/>
         <w:bCs/>
-        <w:color w:val="000000" w:themeColor="text1"/>
+        <w:color w:val="000000"/>
       </w:rPr>
       <w:tblPr/>
       <w:tcPr>
@@ -8309,7 +8941,7 @@
       <w:rPr>
         <w:b/>
         <w:bCs/>
-        <w:color w:val="000000" w:themeColor="text1"/>
+        <w:color w:val="000000"/>
       </w:rPr>
       <w:tblPr/>
       <w:tcPr>
@@ -8328,7 +8960,7 @@
       <w:rPr>
         <w:b/>
         <w:bCs/>
-        <w:color w:val="000000" w:themeColor="text1"/>
+        <w:color w:val="000000"/>
       </w:rPr>
       <w:tblPr/>
       <w:tcPr>
@@ -8347,7 +8979,7 @@
       <w:rPr>
         <w:b w:val="0"/>
         <w:bCs w:val="0"/>
-        <w:color w:val="000000" w:themeColor="text1"/>
+        <w:color w:val="000000"/>
       </w:rPr>
       <w:tblPr/>
       <w:tcPr>
@@ -8421,7 +9053,7 @@
         <w:bCs/>
         <w:i w:val="0"/>
         <w:iCs w:val="0"/>
-        <w:color w:val="FFFFFF" w:themeColor="background1"/>
+        <w:color w:val="000000"/>
       </w:rPr>
       <w:tblPr/>
       <w:tcPr>
@@ -8442,7 +9074,7 @@
         <w:bCs/>
         <w:i w:val="0"/>
         <w:iCs w:val="0"/>
-        <w:color w:val="FFFFFF" w:themeColor="background1"/>
+        <w:color w:val="000000"/>
       </w:rPr>
       <w:tblPr/>
       <w:tcPr>
@@ -8463,7 +9095,7 @@
         <w:bCs/>
         <w:i w:val="0"/>
         <w:iCs w:val="0"/>
-        <w:color w:val="FFFFFF" w:themeColor="background1"/>
+        <w:color w:val="000000"/>
       </w:rPr>
       <w:tblPr/>
       <w:tcPr>
@@ -8482,7 +9114,7 @@
         <w:bCs/>
         <w:i w:val="0"/>
         <w:iCs w:val="0"/>
-        <w:color w:val="FFFFFF" w:themeColor="background1"/>
+        <w:color w:val="000000"/>
       </w:rPr>
       <w:tblPr/>
       <w:tcPr>
@@ -8562,7 +9194,7 @@
         <w:bCs/>
         <w:i w:val="0"/>
         <w:iCs w:val="0"/>
-        <w:color w:val="FFFFFF" w:themeColor="background1"/>
+        <w:color w:val="000000"/>
       </w:rPr>
       <w:tblPr/>
       <w:tcPr>
@@ -8583,7 +9215,7 @@
         <w:bCs/>
         <w:i w:val="0"/>
         <w:iCs w:val="0"/>
-        <w:color w:val="FFFFFF" w:themeColor="background1"/>
+        <w:color w:val="000000"/>
       </w:rPr>
       <w:tblPr/>
       <w:tcPr>
@@ -8604,7 +9236,7 @@
         <w:bCs/>
         <w:i w:val="0"/>
         <w:iCs w:val="0"/>
-        <w:color w:val="FFFFFF" w:themeColor="background1"/>
+        <w:color w:val="000000"/>
       </w:rPr>
       <w:tblPr/>
       <w:tcPr>
@@ -8623,7 +9255,7 @@
         <w:bCs/>
         <w:i w:val="0"/>
         <w:iCs w:val="0"/>
-        <w:color w:val="FFFFFF" w:themeColor="background1"/>
+        <w:color w:val="000000"/>
       </w:rPr>
       <w:tblPr/>
       <w:tcPr>
@@ -8703,7 +9335,7 @@
         <w:bCs/>
         <w:i w:val="0"/>
         <w:iCs w:val="0"/>
-        <w:color w:val="FFFFFF" w:themeColor="background1"/>
+        <w:color w:val="000000"/>
       </w:rPr>
       <w:tblPr/>
       <w:tcPr>
@@ -8724,7 +9356,7 @@
         <w:bCs/>
         <w:i w:val="0"/>
         <w:iCs w:val="0"/>
-        <w:color w:val="FFFFFF" w:themeColor="background1"/>
+        <w:color w:val="000000"/>
       </w:rPr>
       <w:tblPr/>
       <w:tcPr>
@@ -8745,7 +9377,7 @@
         <w:bCs/>
         <w:i w:val="0"/>
         <w:iCs w:val="0"/>
-        <w:color w:val="FFFFFF" w:themeColor="background1"/>
+        <w:color w:val="000000"/>
       </w:rPr>
       <w:tblPr/>
       <w:tcPr>
@@ -8764,7 +9396,7 @@
         <w:bCs/>
         <w:i w:val="0"/>
         <w:iCs w:val="0"/>
-        <w:color w:val="FFFFFF" w:themeColor="background1"/>
+        <w:color w:val="000000"/>
       </w:rPr>
       <w:tblPr/>
       <w:tcPr>
@@ -8844,7 +9476,7 @@
         <w:bCs/>
         <w:i w:val="0"/>
         <w:iCs w:val="0"/>
-        <w:color w:val="FFFFFF" w:themeColor="background1"/>
+        <w:color w:val="000000"/>
       </w:rPr>
       <w:tblPr/>
       <w:tcPr>
@@ -8865,7 +9497,7 @@
         <w:bCs/>
         <w:i w:val="0"/>
         <w:iCs w:val="0"/>
-        <w:color w:val="FFFFFF" w:themeColor="background1"/>
+        <w:color w:val="000000"/>
       </w:rPr>
       <w:tblPr/>
       <w:tcPr>
@@ -8886,7 +9518,7 @@
         <w:bCs/>
         <w:i w:val="0"/>
         <w:iCs w:val="0"/>
-        <w:color w:val="FFFFFF" w:themeColor="background1"/>
+        <w:color w:val="000000"/>
       </w:rPr>
       <w:tblPr/>
       <w:tcPr>
@@ -8905,7 +9537,7 @@
         <w:bCs/>
         <w:i w:val="0"/>
         <w:iCs w:val="0"/>
-        <w:color w:val="FFFFFF" w:themeColor="background1"/>
+        <w:color w:val="000000"/>
       </w:rPr>
       <w:tblPr/>
       <w:tcPr>
@@ -8985,7 +9617,7 @@
         <w:bCs/>
         <w:i w:val="0"/>
         <w:iCs w:val="0"/>
-        <w:color w:val="FFFFFF" w:themeColor="background1"/>
+        <w:color w:val="000000"/>
       </w:rPr>
       <w:tblPr/>
       <w:tcPr>
@@ -9006,7 +9638,7 @@
         <w:bCs/>
         <w:i w:val="0"/>
         <w:iCs w:val="0"/>
-        <w:color w:val="FFFFFF" w:themeColor="background1"/>
+        <w:color w:val="000000"/>
       </w:rPr>
       <w:tblPr/>
       <w:tcPr>
@@ -9027,7 +9659,7 @@
         <w:bCs/>
         <w:i w:val="0"/>
         <w:iCs w:val="0"/>
-        <w:color w:val="FFFFFF" w:themeColor="background1"/>
+        <w:color w:val="000000"/>
       </w:rPr>
       <w:tblPr/>
       <w:tcPr>
@@ -9046,7 +9678,7 @@
         <w:bCs/>
         <w:i w:val="0"/>
         <w:iCs w:val="0"/>
-        <w:color w:val="FFFFFF" w:themeColor="background1"/>
+        <w:color w:val="000000"/>
       </w:rPr>
       <w:tblPr/>
       <w:tcPr>
@@ -9126,7 +9758,7 @@
         <w:bCs/>
         <w:i w:val="0"/>
         <w:iCs w:val="0"/>
-        <w:color w:val="FFFFFF" w:themeColor="background1"/>
+        <w:color w:val="000000"/>
       </w:rPr>
       <w:tblPr/>
       <w:tcPr>
@@ -9147,7 +9779,7 @@
         <w:bCs/>
         <w:i w:val="0"/>
         <w:iCs w:val="0"/>
-        <w:color w:val="FFFFFF" w:themeColor="background1"/>
+        <w:color w:val="000000"/>
       </w:rPr>
       <w:tblPr/>
       <w:tcPr>
@@ -9168,7 +9800,7 @@
         <w:bCs/>
         <w:i w:val="0"/>
         <w:iCs w:val="0"/>
-        <w:color w:val="FFFFFF" w:themeColor="background1"/>
+        <w:color w:val="000000"/>
       </w:rPr>
       <w:tblPr/>
       <w:tcPr>
@@ -9187,7 +9819,7 @@
         <w:bCs/>
         <w:i w:val="0"/>
         <w:iCs w:val="0"/>
-        <w:color w:val="FFFFFF" w:themeColor="background1"/>
+        <w:color w:val="000000"/>
       </w:rPr>
       <w:tblPr/>
       <w:tcPr>
@@ -9267,7 +9899,7 @@
         <w:bCs/>
         <w:i w:val="0"/>
         <w:iCs w:val="0"/>
-        <w:color w:val="FFFFFF" w:themeColor="background1"/>
+        <w:color w:val="000000"/>
       </w:rPr>
       <w:tblPr/>
       <w:tcPr>
@@ -9288,7 +9920,7 @@
         <w:bCs/>
         <w:i w:val="0"/>
         <w:iCs w:val="0"/>
-        <w:color w:val="FFFFFF" w:themeColor="background1"/>
+        <w:color w:val="000000"/>
       </w:rPr>
       <w:tblPr/>
       <w:tcPr>
@@ -9309,7 +9941,7 @@
         <w:bCs/>
         <w:i w:val="0"/>
         <w:iCs w:val="0"/>
-        <w:color w:val="FFFFFF" w:themeColor="background1"/>
+        <w:color w:val="000000"/>
       </w:rPr>
       <w:tblPr/>
       <w:tcPr>
@@ -9328,7 +9960,7 @@
         <w:bCs/>
         <w:i w:val="0"/>
         <w:iCs w:val="0"/>
-        <w:color w:val="FFFFFF" w:themeColor="background1"/>
+        <w:color w:val="000000"/>
       </w:rPr>
       <w:tblPr/>
       <w:tcPr>
@@ -9381,7 +10013,7 @@
       <w:spacing w:after="0" w:line="240" w:lineRule="auto"/>
     </w:pPr>
     <w:rPr>
-      <w:color w:val="FFFFFF" w:themeColor="background1"/>
+      <w:color w:val="000000"/>
     </w:rPr>
     <w:tblPr>
       <w:tblStyleRowBandSize w:val="1"/>
@@ -9495,7 +10127,7 @@
       <w:spacing w:after="0" w:line="240" w:lineRule="auto"/>
     </w:pPr>
     <w:rPr>
-      <w:color w:val="FFFFFF" w:themeColor="background1"/>
+      <w:color w:val="000000"/>
     </w:rPr>
     <w:tblPr>
       <w:tblStyleRowBandSize w:val="1"/>
@@ -9609,7 +10241,7 @@
       <w:spacing w:after="0" w:line="240" w:lineRule="auto"/>
     </w:pPr>
     <w:rPr>
-      <w:color w:val="FFFFFF" w:themeColor="background1"/>
+      <w:color w:val="000000"/>
     </w:rPr>
     <w:tblPr>
       <w:tblStyleRowBandSize w:val="1"/>
@@ -9723,7 +10355,7 @@
       <w:spacing w:after="0" w:line="240" w:lineRule="auto"/>
     </w:pPr>
     <w:rPr>
-      <w:color w:val="FFFFFF" w:themeColor="background1"/>
+      <w:color w:val="000000"/>
     </w:rPr>
     <w:tblPr>
       <w:tblStyleRowBandSize w:val="1"/>
@@ -9837,7 +10469,7 @@
       <w:spacing w:after="0" w:line="240" w:lineRule="auto"/>
     </w:pPr>
     <w:rPr>
-      <w:color w:val="FFFFFF" w:themeColor="background1"/>
+      <w:color w:val="000000"/>
     </w:rPr>
     <w:tblPr>
       <w:tblStyleRowBandSize w:val="1"/>
@@ -9951,7 +10583,7 @@
       <w:spacing w:after="0" w:line="240" w:lineRule="auto"/>
     </w:pPr>
     <w:rPr>
-      <w:color w:val="FFFFFF" w:themeColor="background1"/>
+      <w:color w:val="000000"/>
     </w:rPr>
     <w:tblPr>
       <w:tblStyleRowBandSize w:val="1"/>
@@ -10065,7 +10697,7 @@
       <w:spacing w:after="0" w:line="240" w:lineRule="auto"/>
     </w:pPr>
     <w:rPr>
-      <w:color w:val="FFFFFF" w:themeColor="background1"/>
+      <w:color w:val="000000"/>
     </w:rPr>
     <w:tblPr>
       <w:tblStyleRowBandSize w:val="1"/>
@@ -10179,7 +10811,7 @@
       <w:spacing w:after="0" w:line="240" w:lineRule="auto"/>
     </w:pPr>
     <w:rPr>
-      <w:color w:val="000000" w:themeColor="text1"/>
+      <w:color w:val="000000"/>
     </w:rPr>
     <w:tblPr>
       <w:tblStyleRowBandSize w:val="1"/>
@@ -10225,7 +10857,7 @@
       <w:rPr>
         <w:b/>
         <w:bCs/>
-        <w:color w:val="FFFFFF" w:themeColor="background1"/>
+        <w:color w:val="000000"/>
       </w:rPr>
       <w:tblPr/>
       <w:tcPr>
@@ -10237,7 +10869,7 @@
     </w:tblStylePr>
     <w:tblStylePr w:type="firstCol">
       <w:rPr>
-        <w:color w:val="FFFFFF" w:themeColor="background1"/>
+        <w:color w:val="000000"/>
       </w:rPr>
       <w:tblPr/>
       <w:tcPr>
@@ -10254,7 +10886,7 @@
     </w:tblStylePr>
     <w:tblStylePr w:type="lastCol">
       <w:rPr>
-        <w:color w:val="FFFFFF" w:themeColor="background1"/>
+        <w:color w:val="000000"/>
       </w:rPr>
       <w:tblPr/>
       <w:tcPr>
@@ -10283,12 +10915,12 @@
     </w:tblStylePr>
     <w:tblStylePr w:type="neCell">
       <w:rPr>
-        <w:color w:val="000000" w:themeColor="text1"/>
+        <w:color w:val="000000"/>
       </w:rPr>
     </w:tblStylePr>
     <w:tblStylePr w:type="nwCell">
       <w:rPr>
-        <w:color w:val="000000" w:themeColor="text1"/>
+        <w:color w:val="000000"/>
       </w:rPr>
     </w:tblStylePr>
   </w:style>
@@ -10301,7 +10933,7 @@
       <w:spacing w:after="0" w:line="240" w:lineRule="auto"/>
     </w:pPr>
     <w:rPr>
-      <w:color w:val="000000" w:themeColor="text1"/>
+      <w:color w:val="000000"/>
     </w:rPr>
     <w:tblPr>
       <w:tblStyleRowBandSize w:val="1"/>
@@ -10347,7 +10979,7 @@
       <w:rPr>
         <w:b/>
         <w:bCs/>
-        <w:color w:val="FFFFFF" w:themeColor="background1"/>
+        <w:color w:val="000000"/>
       </w:rPr>
       <w:tblPr/>
       <w:tcPr>
@@ -10359,7 +10991,7 @@
     </w:tblStylePr>
     <w:tblStylePr w:type="firstCol">
       <w:rPr>
-        <w:color w:val="FFFFFF" w:themeColor="background1"/>
+        <w:color w:val="000000"/>
       </w:rPr>
       <w:tblPr/>
       <w:tcPr>
@@ -10376,7 +11008,7 @@
     </w:tblStylePr>
     <w:tblStylePr w:type="lastCol">
       <w:rPr>
-        <w:color w:val="FFFFFF" w:themeColor="background1"/>
+        <w:color w:val="000000"/>
       </w:rPr>
       <w:tblPr/>
       <w:tcPr>
@@ -10405,12 +11037,12 @@
     </w:tblStylePr>
     <w:tblStylePr w:type="neCell">
       <w:rPr>
-        <w:color w:val="000000" w:themeColor="text1"/>
+        <w:color w:val="000000"/>
       </w:rPr>
     </w:tblStylePr>
     <w:tblStylePr w:type="nwCell">
       <w:rPr>
-        <w:color w:val="000000" w:themeColor="text1"/>
+        <w:color w:val="000000"/>
       </w:rPr>
     </w:tblStylePr>
   </w:style>
@@ -10423,7 +11055,7 @@
       <w:spacing w:after="0" w:line="240" w:lineRule="auto"/>
     </w:pPr>
     <w:rPr>
-      <w:color w:val="000000" w:themeColor="text1"/>
+      <w:color w:val="000000"/>
     </w:rPr>
     <w:tblPr>
       <w:tblStyleRowBandSize w:val="1"/>
@@ -10469,7 +11101,7 @@
       <w:rPr>
         <w:b/>
         <w:bCs/>
-        <w:color w:val="FFFFFF" w:themeColor="background1"/>
+        <w:color w:val="000000"/>
       </w:rPr>
       <w:tblPr/>
       <w:tcPr>
@@ -10481,7 +11113,7 @@
     </w:tblStylePr>
     <w:tblStylePr w:type="firstCol">
       <w:rPr>
-        <w:color w:val="FFFFFF" w:themeColor="background1"/>
+        <w:color w:val="000000"/>
       </w:rPr>
       <w:tblPr/>
       <w:tcPr>
@@ -10498,7 +11130,7 @@
     </w:tblStylePr>
     <w:tblStylePr w:type="lastCol">
       <w:rPr>
-        <w:color w:val="FFFFFF" w:themeColor="background1"/>
+        <w:color w:val="000000"/>
       </w:rPr>
       <w:tblPr/>
       <w:tcPr>
@@ -10527,12 +11159,12 @@
     </w:tblStylePr>
     <w:tblStylePr w:type="neCell">
       <w:rPr>
-        <w:color w:val="000000" w:themeColor="text1"/>
+        <w:color w:val="000000"/>
       </w:rPr>
     </w:tblStylePr>
     <w:tblStylePr w:type="nwCell">
       <w:rPr>
-        <w:color w:val="000000" w:themeColor="text1"/>
+        <w:color w:val="000000"/>
       </w:rPr>
     </w:tblStylePr>
   </w:style>
@@ -10545,7 +11177,7 @@
       <w:spacing w:after="0" w:line="240" w:lineRule="auto"/>
     </w:pPr>
     <w:rPr>
-      <w:color w:val="000000" w:themeColor="text1"/>
+      <w:color w:val="000000"/>
     </w:rPr>
     <w:tblPr>
       <w:tblStyleRowBandSize w:val="1"/>
@@ -10591,7 +11223,7 @@
       <w:rPr>
         <w:b/>
         <w:bCs/>
-        <w:color w:val="FFFFFF" w:themeColor="background1"/>
+        <w:color w:val="000000"/>
       </w:rPr>
       <w:tblPr/>
       <w:tcPr>
@@ -10603,7 +11235,7 @@
     </w:tblStylePr>
     <w:tblStylePr w:type="firstCol">
       <w:rPr>
-        <w:color w:val="FFFFFF" w:themeColor="background1"/>
+        <w:color w:val="000000"/>
       </w:rPr>
       <w:tblPr/>
       <w:tcPr>
@@ -10620,7 +11252,7 @@
     </w:tblStylePr>
     <w:tblStylePr w:type="lastCol">
       <w:rPr>
-        <w:color w:val="FFFFFF" w:themeColor="background1"/>
+        <w:color w:val="000000"/>
       </w:rPr>
       <w:tblPr/>
       <w:tcPr>
@@ -10657,7 +11289,7 @@
       <w:spacing w:after="0" w:line="240" w:lineRule="auto"/>
     </w:pPr>
     <w:rPr>
-      <w:color w:val="000000" w:themeColor="text1"/>
+      <w:color w:val="000000"/>
     </w:rPr>
     <w:tblPr>
       <w:tblStyleRowBandSize w:val="1"/>
@@ -10703,7 +11335,7 @@
       <w:rPr>
         <w:b/>
         <w:bCs/>
-        <w:color w:val="FFFFFF" w:themeColor="background1"/>
+        <w:color w:val="000000"/>
       </w:rPr>
       <w:tblPr/>
       <w:tcPr>
@@ -10715,7 +11347,7 @@
     </w:tblStylePr>
     <w:tblStylePr w:type="firstCol">
       <w:rPr>
-        <w:color w:val="FFFFFF" w:themeColor="background1"/>
+        <w:color w:val="000000"/>
       </w:rPr>
       <w:tblPr/>
       <w:tcPr>
@@ -10732,7 +11364,7 @@
     </w:tblStylePr>
     <w:tblStylePr w:type="lastCol">
       <w:rPr>
-        <w:color w:val="FFFFFF" w:themeColor="background1"/>
+        <w:color w:val="000000"/>
       </w:rPr>
       <w:tblPr/>
       <w:tcPr>
@@ -10761,12 +11393,12 @@
     </w:tblStylePr>
     <w:tblStylePr w:type="neCell">
       <w:rPr>
-        <w:color w:val="000000" w:themeColor="text1"/>
+        <w:color w:val="000000"/>
       </w:rPr>
     </w:tblStylePr>
     <w:tblStylePr w:type="nwCell">
       <w:rPr>
-        <w:color w:val="000000" w:themeColor="text1"/>
+        <w:color w:val="000000"/>
       </w:rPr>
     </w:tblStylePr>
   </w:style>
@@ -10779,7 +11411,7 @@
       <w:spacing w:after="0" w:line="240" w:lineRule="auto"/>
     </w:pPr>
     <w:rPr>
-      <w:color w:val="000000" w:themeColor="text1"/>
+      <w:color w:val="000000"/>
     </w:rPr>
     <w:tblPr>
       <w:tblStyleRowBandSize w:val="1"/>
@@ -10825,7 +11457,7 @@
       <w:rPr>
         <w:b/>
         <w:bCs/>
-        <w:color w:val="FFFFFF" w:themeColor="background1"/>
+        <w:color w:val="000000"/>
       </w:rPr>
       <w:tblPr/>
       <w:tcPr>
@@ -10837,7 +11469,7 @@
     </w:tblStylePr>
     <w:tblStylePr w:type="firstCol">
       <w:rPr>
-        <w:color w:val="FFFFFF" w:themeColor="background1"/>
+        <w:color w:val="000000"/>
       </w:rPr>
       <w:tblPr/>
       <w:tcPr>
@@ -10854,7 +11486,7 @@
     </w:tblStylePr>
     <w:tblStylePr w:type="lastCol">
       <w:rPr>
-        <w:color w:val="FFFFFF" w:themeColor="background1"/>
+        <w:color w:val="000000"/>
       </w:rPr>
       <w:tblPr/>
       <w:tcPr>
@@ -10883,12 +11515,12 @@
     </w:tblStylePr>
     <w:tblStylePr w:type="neCell">
       <w:rPr>
-        <w:color w:val="000000" w:themeColor="text1"/>
+        <w:color w:val="000000"/>
       </w:rPr>
     </w:tblStylePr>
     <w:tblStylePr w:type="nwCell">
       <w:rPr>
-        <w:color w:val="000000" w:themeColor="text1"/>
+        <w:color w:val="000000"/>
       </w:rPr>
     </w:tblStylePr>
   </w:style>
@@ -10901,7 +11533,7 @@
       <w:spacing w:after="0" w:line="240" w:lineRule="auto"/>
     </w:pPr>
     <w:rPr>
-      <w:color w:val="000000" w:themeColor="text1"/>
+      <w:color w:val="000000"/>
     </w:rPr>
     <w:tblPr>
       <w:tblStyleRowBandSize w:val="1"/>
@@ -10947,7 +11579,7 @@
       <w:rPr>
         <w:b/>
         <w:bCs/>
-        <w:color w:val="FFFFFF" w:themeColor="background1"/>
+        <w:color w:val="000000"/>
       </w:rPr>
       <w:tblPr/>
       <w:tcPr>
@@ -10959,7 +11591,7 @@
     </w:tblStylePr>
     <w:tblStylePr w:type="firstCol">
       <w:rPr>
-        <w:color w:val="FFFFFF" w:themeColor="background1"/>
+        <w:color w:val="000000"/>
       </w:rPr>
       <w:tblPr/>
       <w:tcPr>
@@ -10976,7 +11608,7 @@
     </w:tblStylePr>
     <w:tblStylePr w:type="lastCol">
       <w:rPr>
-        <w:color w:val="FFFFFF" w:themeColor="background1"/>
+        <w:color w:val="000000"/>
       </w:rPr>
       <w:tblPr/>
       <w:tcPr>
@@ -11005,12 +11637,12 @@
     </w:tblStylePr>
     <w:tblStylePr w:type="neCell">
       <w:rPr>
-        <w:color w:val="000000" w:themeColor="text1"/>
+        <w:color w:val="000000"/>
       </w:rPr>
     </w:tblStylePr>
     <w:tblStylePr w:type="nwCell">
       <w:rPr>
-        <w:color w:val="000000" w:themeColor="text1"/>
+        <w:color w:val="000000"/>
       </w:rPr>
     </w:tblStylePr>
   </w:style>
@@ -11023,7 +11655,7 @@
       <w:spacing w:after="0" w:line="240" w:lineRule="auto"/>
     </w:pPr>
     <w:rPr>
-      <w:color w:val="000000" w:themeColor="text1"/>
+      <w:color w:val="000000"/>
     </w:rPr>
     <w:tblPr>
       <w:tblStyleRowBandSize w:val="1"/>
@@ -11043,7 +11675,7 @@
       <w:rPr>
         <w:b/>
         <w:bCs/>
-        <w:color w:val="FFFFFF" w:themeColor="background1"/>
+        <w:color w:val="000000"/>
       </w:rPr>
       <w:tblPr/>
       <w:tcPr>
@@ -11057,7 +11689,7 @@
       <w:rPr>
         <w:b/>
         <w:bCs/>
-        <w:color w:val="9E3A38" w:themeColor="accent2" w:themeShade="CC"/>
+        <w:color w:val="000000"/>
       </w:rPr>
       <w:tblPr/>
       <w:tcPr>
@@ -11109,7 +11741,7 @@
       <w:spacing w:after="0" w:line="240" w:lineRule="auto"/>
     </w:pPr>
     <w:rPr>
-      <w:color w:val="000000" w:themeColor="text1"/>
+      <w:color w:val="000000"/>
     </w:rPr>
     <w:tblPr>
       <w:tblStyleRowBandSize w:val="1"/>
@@ -11129,7 +11761,7 @@
       <w:rPr>
         <w:b/>
         <w:bCs/>
-        <w:color w:val="FFFFFF" w:themeColor="background1"/>
+        <w:color w:val="000000"/>
       </w:rPr>
       <w:tblPr/>
       <w:tcPr>
@@ -11143,7 +11775,7 @@
       <w:rPr>
         <w:b/>
         <w:bCs/>
-        <w:color w:val="9E3A38" w:themeColor="accent2" w:themeShade="CC"/>
+        <w:color w:val="000000"/>
       </w:rPr>
       <w:tblPr/>
       <w:tcPr>
@@ -11195,7 +11827,7 @@
       <w:spacing w:after="0" w:line="240" w:lineRule="auto"/>
     </w:pPr>
     <w:rPr>
-      <w:color w:val="000000" w:themeColor="text1"/>
+      <w:color w:val="000000"/>
     </w:rPr>
     <w:tblPr>
       <w:tblStyleRowBandSize w:val="1"/>
@@ -11215,7 +11847,7 @@
       <w:rPr>
         <w:b/>
         <w:bCs/>
-        <w:color w:val="FFFFFF" w:themeColor="background1"/>
+        <w:color w:val="000000"/>
       </w:rPr>
       <w:tblPr/>
       <w:tcPr>
@@ -11229,7 +11861,7 @@
       <w:rPr>
         <w:b/>
         <w:bCs/>
-        <w:color w:val="9E3A38" w:themeColor="accent2" w:themeShade="CC"/>
+        <w:color w:val="000000"/>
       </w:rPr>
       <w:tblPr/>
       <w:tcPr>
@@ -11281,7 +11913,7 @@
       <w:spacing w:after="0" w:line="240" w:lineRule="auto"/>
     </w:pPr>
     <w:rPr>
-      <w:color w:val="000000" w:themeColor="text1"/>
+      <w:color w:val="000000"/>
     </w:rPr>
     <w:tblPr>
       <w:tblStyleRowBandSize w:val="1"/>
@@ -11301,7 +11933,7 @@
       <w:rPr>
         <w:b/>
         <w:bCs/>
-        <w:color w:val="FFFFFF" w:themeColor="background1"/>
+        <w:color w:val="000000"/>
       </w:rPr>
       <w:tblPr/>
       <w:tcPr>
@@ -11315,7 +11947,7 @@
       <w:rPr>
         <w:b/>
         <w:bCs/>
-        <w:color w:val="664E82" w:themeColor="accent4" w:themeShade="CC"/>
+        <w:color w:val="000000"/>
       </w:rPr>
       <w:tblPr/>
       <w:tcPr>
@@ -11367,7 +11999,7 @@
       <w:spacing w:after="0" w:line="240" w:lineRule="auto"/>
     </w:pPr>
     <w:rPr>
-      <w:color w:val="000000" w:themeColor="text1"/>
+      <w:color w:val="000000"/>
     </w:rPr>
     <w:tblPr>
       <w:tblStyleRowBandSize w:val="1"/>
@@ -11387,7 +12019,7 @@
       <w:rPr>
         <w:b/>
         <w:bCs/>
-        <w:color w:val="FFFFFF" w:themeColor="background1"/>
+        <w:color w:val="000000"/>
       </w:rPr>
       <w:tblPr/>
       <w:tcPr>
@@ -11401,7 +12033,7 @@
       <w:rPr>
         <w:b/>
         <w:bCs/>
-        <w:color w:val="7E9C40" w:themeColor="accent3" w:themeShade="CC"/>
+        <w:color w:val="000000"/>
       </w:rPr>
       <w:tblPr/>
       <w:tcPr>
@@ -11453,7 +12085,7 @@
       <w:spacing w:after="0" w:line="240" w:lineRule="auto"/>
     </w:pPr>
     <w:rPr>
-      <w:color w:val="000000" w:themeColor="text1"/>
+      <w:color w:val="000000"/>
     </w:rPr>
     <w:tblPr>
       <w:tblStyleRowBandSize w:val="1"/>
@@ -11473,7 +12105,7 @@
       <w:rPr>
         <w:b/>
         <w:bCs/>
-        <w:color w:val="FFFFFF" w:themeColor="background1"/>
+        <w:color w:val="000000"/>
       </w:rPr>
       <w:tblPr/>
       <w:tcPr>
@@ -11487,7 +12119,7 @@
       <w:rPr>
         <w:b/>
         <w:bCs/>
-        <w:color w:val="F2730A" w:themeColor="accent6" w:themeShade="CC"/>
+        <w:color w:val="000000"/>
       </w:rPr>
       <w:tblPr/>
       <w:tcPr>
@@ -11539,7 +12171,7 @@
       <w:spacing w:after="0" w:line="240" w:lineRule="auto"/>
     </w:pPr>
     <w:rPr>
-      <w:color w:val="000000" w:themeColor="text1"/>
+      <w:color w:val="000000"/>
     </w:rPr>
     <w:tblPr>
       <w:tblStyleRowBandSize w:val="1"/>
@@ -11559,7 +12191,7 @@
       <w:rPr>
         <w:b/>
         <w:bCs/>
-        <w:color w:val="FFFFFF" w:themeColor="background1"/>
+        <w:color w:val="000000"/>
       </w:rPr>
       <w:tblPr/>
       <w:tcPr>
@@ -11573,7 +12205,7 @@
       <w:rPr>
         <w:b/>
         <w:bCs/>
-        <w:color w:val="348DA5" w:themeColor="accent5" w:themeShade="CC"/>
+        <w:color w:val="000000"/>
       </w:rPr>
       <w:tblPr/>
       <w:tcPr>
@@ -11625,7 +12257,7 @@
       <w:spacing w:after="0" w:line="240" w:lineRule="auto"/>
     </w:pPr>
     <w:rPr>
-      <w:color w:val="000000" w:themeColor="text1"/>
+      <w:color w:val="000000"/>
     </w:rPr>
     <w:tblPr>
       <w:tblStyleRowBandSize w:val="1"/>
@@ -11658,7 +12290,7 @@
       <w:rPr>
         <w:b/>
         <w:bCs/>
-        <w:color w:val="000000" w:themeColor="text1"/>
+        <w:color w:val="000000"/>
       </w:rPr>
       <w:tblPr/>
       <w:tcPr>
@@ -11667,7 +12299,7 @@
     </w:tblStylePr>
     <w:tblStylePr w:type="firstCol">
       <w:rPr>
-        <w:color w:val="FFFFFF" w:themeColor="background1"/>
+        <w:color w:val="000000"/>
       </w:rPr>
       <w:tblPr/>
       <w:tcPr>
@@ -11676,7 +12308,7 @@
     </w:tblStylePr>
     <w:tblStylePr w:type="lastCol">
       <w:rPr>
-        <w:color w:val="FFFFFF" w:themeColor="background1"/>
+        <w:color w:val="000000"/>
       </w:rPr>
       <w:tblPr/>
       <w:tcPr>
@@ -11705,7 +12337,7 @@
       <w:spacing w:after="0" w:line="240" w:lineRule="auto"/>
     </w:pPr>
     <w:rPr>
-      <w:color w:val="000000" w:themeColor="text1"/>
+      <w:color w:val="000000"/>
     </w:rPr>
     <w:tblPr>
       <w:tblStyleRowBandSize w:val="1"/>
@@ -11738,7 +12370,7 @@
       <w:rPr>
         <w:b/>
         <w:bCs/>
-        <w:color w:val="000000" w:themeColor="text1"/>
+        <w:color w:val="000000"/>
       </w:rPr>
       <w:tblPr/>
       <w:tcPr>
@@ -11747,7 +12379,7 @@
     </w:tblStylePr>
     <w:tblStylePr w:type="firstCol">
       <w:rPr>
-        <w:color w:val="FFFFFF" w:themeColor="background1"/>
+        <w:color w:val="000000"/>
       </w:rPr>
       <w:tblPr/>
       <w:tcPr>
@@ -11756,7 +12388,7 @@
     </w:tblStylePr>
     <w:tblStylePr w:type="lastCol">
       <w:rPr>
-        <w:color w:val="FFFFFF" w:themeColor="background1"/>
+        <w:color w:val="000000"/>
       </w:rPr>
       <w:tblPr/>
       <w:tcPr>
@@ -11785,7 +12417,7 @@
       <w:spacing w:after="0" w:line="240" w:lineRule="auto"/>
     </w:pPr>
     <w:rPr>
-      <w:color w:val="000000" w:themeColor="text1"/>
+      <w:color w:val="000000"/>
     </w:rPr>
     <w:tblPr>
       <w:tblStyleRowBandSize w:val="1"/>
@@ -11818,7 +12450,7 @@
       <w:rPr>
         <w:b/>
         <w:bCs/>
-        <w:color w:val="000000" w:themeColor="text1"/>
+        <w:color w:val="000000"/>
       </w:rPr>
       <w:tblPr/>
       <w:tcPr>
@@ -11827,7 +12459,7 @@
     </w:tblStylePr>
     <w:tblStylePr w:type="firstCol">
       <w:rPr>
-        <w:color w:val="FFFFFF" w:themeColor="background1"/>
+        <w:color w:val="000000"/>
       </w:rPr>
       <w:tblPr/>
       <w:tcPr>
@@ -11836,7 +12468,7 @@
     </w:tblStylePr>
     <w:tblStylePr w:type="lastCol">
       <w:rPr>
-        <w:color w:val="FFFFFF" w:themeColor="background1"/>
+        <w:color w:val="000000"/>
       </w:rPr>
       <w:tblPr/>
       <w:tcPr>
@@ -11865,7 +12497,7 @@
       <w:spacing w:after="0" w:line="240" w:lineRule="auto"/>
     </w:pPr>
     <w:rPr>
-      <w:color w:val="000000" w:themeColor="text1"/>
+      <w:color w:val="000000"/>
     </w:rPr>
     <w:tblPr>
       <w:tblStyleRowBandSize w:val="1"/>
@@ -11898,7 +12530,7 @@
       <w:rPr>
         <w:b/>
         <w:bCs/>
-        <w:color w:val="000000" w:themeColor="text1"/>
+        <w:color w:val="000000"/>
       </w:rPr>
       <w:tblPr/>
       <w:tcPr>
@@ -11907,7 +12539,7 @@
     </w:tblStylePr>
     <w:tblStylePr w:type="firstCol">
       <w:rPr>
-        <w:color w:val="FFFFFF" w:themeColor="background1"/>
+        <w:color w:val="000000"/>
       </w:rPr>
       <w:tblPr/>
       <w:tcPr>
@@ -11916,7 +12548,7 @@
     </w:tblStylePr>
     <w:tblStylePr w:type="lastCol">
       <w:rPr>
-        <w:color w:val="FFFFFF" w:themeColor="background1"/>
+        <w:color w:val="000000"/>
       </w:rPr>
       <w:tblPr/>
       <w:tcPr>
@@ -11945,7 +12577,7 @@
       <w:spacing w:after="0" w:line="240" w:lineRule="auto"/>
     </w:pPr>
     <w:rPr>
-      <w:color w:val="000000" w:themeColor="text1"/>
+      <w:color w:val="000000"/>
     </w:rPr>
     <w:tblPr>
       <w:tblStyleRowBandSize w:val="1"/>
@@ -11978,7 +12610,7 @@
       <w:rPr>
         <w:b/>
         <w:bCs/>
-        <w:color w:val="000000" w:themeColor="text1"/>
+        <w:color w:val="000000"/>
       </w:rPr>
       <w:tblPr/>
       <w:tcPr>
@@ -11987,7 +12619,7 @@
     </w:tblStylePr>
     <w:tblStylePr w:type="firstCol">
       <w:rPr>
-        <w:color w:val="FFFFFF" w:themeColor="background1"/>
+        <w:color w:val="000000"/>
       </w:rPr>
       <w:tblPr/>
       <w:tcPr>
@@ -11996,7 +12628,7 @@
     </w:tblStylePr>
     <w:tblStylePr w:type="lastCol">
       <w:rPr>
-        <w:color w:val="FFFFFF" w:themeColor="background1"/>
+        <w:color w:val="000000"/>
       </w:rPr>
       <w:tblPr/>
       <w:tcPr>
@@ -12025,7 +12657,7 @@
       <w:spacing w:after="0" w:line="240" w:lineRule="auto"/>
     </w:pPr>
     <w:rPr>
-      <w:color w:val="000000" w:themeColor="text1"/>
+      <w:color w:val="000000"/>
     </w:rPr>
     <w:tblPr>
       <w:tblStyleRowBandSize w:val="1"/>
@@ -12058,7 +12690,7 @@
       <w:rPr>
         <w:b/>
         <w:bCs/>
-        <w:color w:val="000000" w:themeColor="text1"/>
+        <w:color w:val="000000"/>
       </w:rPr>
       <w:tblPr/>
       <w:tcPr>
@@ -12067,7 +12699,7 @@
     </w:tblStylePr>
     <w:tblStylePr w:type="firstCol">
       <w:rPr>
-        <w:color w:val="FFFFFF" w:themeColor="background1"/>
+        <w:color w:val="000000"/>
       </w:rPr>
       <w:tblPr/>
       <w:tcPr>
@@ -12076,7 +12708,7 @@
     </w:tblStylePr>
     <w:tblStylePr w:type="lastCol">
       <w:rPr>
-        <w:color w:val="FFFFFF" w:themeColor="background1"/>
+        <w:color w:val="000000"/>
       </w:rPr>
       <w:tblPr/>
       <w:tcPr>
@@ -12105,7 +12737,7 @@
       <w:spacing w:after="0" w:line="240" w:lineRule="auto"/>
     </w:pPr>
     <w:rPr>
-      <w:color w:val="000000" w:themeColor="text1"/>
+      <w:color w:val="000000"/>
     </w:rPr>
     <w:tblPr>
       <w:tblStyleRowBandSize w:val="1"/>
@@ -12138,7 +12770,7 @@
       <w:rPr>
         <w:b/>
         <w:bCs/>
-        <w:color w:val="000000" w:themeColor="text1"/>
+        <w:color w:val="000000"/>
       </w:rPr>
       <w:tblPr/>
       <w:tcPr>
@@ -12147,7 +12779,7 @@
     </w:tblStylePr>
     <w:tblStylePr w:type="firstCol">
       <w:rPr>
-        <w:color w:val="FFFFFF" w:themeColor="background1"/>
+        <w:color w:val="000000"/>
       </w:rPr>
       <w:tblPr/>
       <w:tcPr>
@@ -12156,7 +12788,7 @@
     </w:tblStylePr>
     <w:tblStylePr w:type="lastCol">
       <w:rPr>
-        <w:color w:val="FFFFFF" w:themeColor="background1"/>
+        <w:color w:val="000000"/>
       </w:rPr>
       <w:tblPr/>
       <w:tcPr>
@@ -12358,7 +12990,7 @@
       <w:rFonts w:asciiTheme="majorHAnsi" w:eastAsiaTheme="majorEastAsia" w:hAnsiTheme="majorHAnsi" w:cstheme="majorBidi"/>
       <w:b/>
       <w:bCs/>
-      <w:color w:val="365F91" w:themeColor="accent1" w:themeShade="BF"/>
+      <w:color w:val="000000"/>
       <w:sz w:val="28"/>
       <w:szCs w:val="28"/>
     </w:rPr>
@@ -12382,7 +13014,7 @@
       <w:rFonts w:asciiTheme="majorHAnsi" w:eastAsiaTheme="majorEastAsia" w:hAnsiTheme="majorHAnsi" w:cstheme="majorBidi"/>
       <w:b/>
       <w:bCs/>
-      <w:color w:val="4F81BD" w:themeColor="accent1"/>
+      <w:color w:val="000000"/>
       <w:sz w:val="26"/>
       <w:szCs w:val="26"/>
     </w:rPr>
@@ -12406,7 +13038,7 @@
       <w:rFonts w:asciiTheme="majorHAnsi" w:eastAsiaTheme="majorEastAsia" w:hAnsiTheme="majorHAnsi" w:cstheme="majorBidi"/>
       <w:b/>
       <w:bCs/>
-      <w:color w:val="4F81BD" w:themeColor="accent1"/>
+      <w:color w:val="000000"/>
     </w:rPr>
   </w:style>
   <w:style w:type="paragraph" w:styleId="Heading4">
@@ -12431,7 +13063,7 @@
       <w:bCs/>
       <w:i/>
       <w:iCs/>
-      <w:color w:val="4F81BD" w:themeColor="accent1"/>
+      <w:color w:val="000000"/>
     </w:rPr>
   </w:style>
   <w:style w:type="paragraph" w:styleId="Heading5">
@@ -12452,7 +13084,7 @@
     </w:pPr>
     <w:rPr>
       <w:rFonts w:asciiTheme="majorHAnsi" w:eastAsiaTheme="majorEastAsia" w:hAnsiTheme="majorHAnsi" w:cstheme="majorBidi"/>
-      <w:color w:val="243F60" w:themeColor="accent1" w:themeShade="7F"/>
+      <w:color w:val="000000"/>
     </w:rPr>
   </w:style>
   <w:style w:type="paragraph" w:styleId="Heading6">
@@ -12475,7 +13107,7 @@
       <w:rFonts w:asciiTheme="majorHAnsi" w:eastAsiaTheme="majorEastAsia" w:hAnsiTheme="majorHAnsi" w:cstheme="majorBidi"/>
       <w:i/>
       <w:iCs/>
-      <w:color w:val="243F60" w:themeColor="accent1" w:themeShade="7F"/>
+      <w:color w:val="000000"/>
     </w:rPr>
   </w:style>
   <w:style w:type="paragraph" w:styleId="Heading7">
@@ -12498,7 +13130,7 @@
       <w:rFonts w:asciiTheme="majorHAnsi" w:eastAsiaTheme="majorEastAsia" w:hAnsiTheme="majorHAnsi" w:cstheme="majorBidi"/>
       <w:i/>
       <w:iCs/>
-      <w:color w:val="404040" w:themeColor="text1" w:themeTint="BF"/>
+      <w:color w:val="000000"/>
     </w:rPr>
   </w:style>
   <w:style w:type="paragraph" w:styleId="Heading8">
@@ -12519,7 +13151,7 @@
     </w:pPr>
     <w:rPr>
       <w:rFonts w:asciiTheme="majorHAnsi" w:eastAsiaTheme="majorEastAsia" w:hAnsiTheme="majorHAnsi" w:cstheme="majorBidi"/>
-      <w:color w:val="4F81BD" w:themeColor="accent1"/>
+      <w:color w:val="000000"/>
       <w:sz w:val="20"/>
       <w:szCs w:val="20"/>
     </w:rPr>
@@ -12544,7 +13176,7 @@
       <w:rFonts w:asciiTheme="majorHAnsi" w:eastAsiaTheme="majorEastAsia" w:hAnsiTheme="majorHAnsi" w:cstheme="majorBidi"/>
       <w:i/>
       <w:iCs/>
-      <w:color w:val="404040" w:themeColor="text1" w:themeTint="BF"/>
+      <w:color w:val="000000"/>
       <w:sz w:val="20"/>
       <w:szCs w:val="20"/>
     </w:rPr>
@@ -12595,7 +13227,7 @@
       <w:rFonts w:asciiTheme="majorHAnsi" w:eastAsiaTheme="majorEastAsia" w:hAnsiTheme="majorHAnsi" w:cstheme="majorBidi"/>
       <w:b/>
       <w:bCs/>
-      <w:color w:val="365F91" w:themeColor="accent1" w:themeShade="BF"/>
+      <w:color w:val="000000"/>
       <w:sz w:val="28"/>
       <w:szCs w:val="28"/>
     </w:rPr>
@@ -12610,7 +13242,7 @@
       <w:rFonts w:asciiTheme="majorHAnsi" w:eastAsiaTheme="majorEastAsia" w:hAnsiTheme="majorHAnsi" w:cstheme="majorBidi"/>
       <w:b/>
       <w:bCs/>
-      <w:color w:val="4F81BD" w:themeColor="accent1"/>
+      <w:color w:val="000000"/>
       <w:sz w:val="26"/>
       <w:szCs w:val="26"/>
     </w:rPr>
@@ -12625,7 +13257,7 @@
       <w:rFonts w:asciiTheme="majorHAnsi" w:eastAsiaTheme="majorEastAsia" w:hAnsiTheme="majorHAnsi" w:cstheme="majorBidi"/>
       <w:b/>
       <w:bCs/>
-      <w:color w:val="4F81BD" w:themeColor="accent1"/>
+      <w:color w:val="000000"/>
     </w:rPr>
   </w:style>
   <w:style w:type="paragraph" w:styleId="Title">
@@ -12645,7 +13277,7 @@
     </w:pPr>
     <w:rPr>
       <w:rFonts w:asciiTheme="majorHAnsi" w:eastAsiaTheme="majorEastAsia" w:hAnsiTheme="majorHAnsi" w:cstheme="majorBidi"/>
-      <w:color w:val="17365D" w:themeColor="text2" w:themeShade="BF"/>
+      <w:color w:val="000000"/>
       <w:spacing w:val="5"/>
       <w:kern w:val="28"/>
       <w:sz w:val="52"/>
@@ -12660,7 +13292,7 @@
     <w:rsid w:val="00FC693F"/>
     <w:rPr>
       <w:rFonts w:asciiTheme="majorHAnsi" w:eastAsiaTheme="majorEastAsia" w:hAnsiTheme="majorHAnsi" w:cstheme="majorBidi"/>
-      <w:color w:val="17365D" w:themeColor="text2" w:themeShade="BF"/>
+      <w:color w:val="000000"/>
       <w:spacing w:val="5"/>
       <w:kern w:val="28"/>
       <w:sz w:val="52"/>
@@ -12684,7 +13316,7 @@
       <w:rFonts w:asciiTheme="majorHAnsi" w:eastAsiaTheme="majorEastAsia" w:hAnsiTheme="majorHAnsi" w:cstheme="majorBidi"/>
       <w:i/>
       <w:iCs/>
-      <w:color w:val="4F81BD" w:themeColor="accent1"/>
+      <w:color w:val="000000"/>
       <w:spacing w:val="15"/>
       <w:sz w:val="24"/>
       <w:szCs w:val="24"/>
@@ -12700,7 +13332,7 @@
       <w:rFonts w:asciiTheme="majorHAnsi" w:eastAsiaTheme="majorEastAsia" w:hAnsiTheme="majorHAnsi" w:cstheme="majorBidi"/>
       <w:i/>
       <w:iCs/>
-      <w:color w:val="4F81BD" w:themeColor="accent1"/>
+      <w:color w:val="000000"/>
       <w:spacing w:val="15"/>
       <w:sz w:val="24"/>
       <w:szCs w:val="24"/>
@@ -12972,7 +13604,7 @@
     <w:rPr>
       <w:i/>
       <w:iCs/>
-      <w:color w:val="000000" w:themeColor="text1"/>
+      <w:color w:val="000000"/>
     </w:rPr>
   </w:style>
   <w:style w:type="character" w:customStyle="1" w:styleId="QuoteChar">
@@ -12984,7 +13616,7 @@
     <w:rPr>
       <w:i/>
       <w:iCs/>
-      <w:color w:val="000000" w:themeColor="text1"/>
+      <w:color w:val="000000"/>
     </w:rPr>
   </w:style>
   <w:style w:type="character" w:customStyle="1" w:styleId="Heading4Char">
@@ -13000,7 +13632,7 @@
       <w:bCs/>
       <w:i/>
       <w:iCs/>
-      <w:color w:val="4F81BD" w:themeColor="accent1"/>
+      <w:color w:val="000000"/>
     </w:rPr>
   </w:style>
   <w:style w:type="character" w:customStyle="1" w:styleId="Heading5Char">
@@ -13012,7 +13644,7 @@
     <w:rsid w:val="00FC693F"/>
     <w:rPr>
       <w:rFonts w:asciiTheme="majorHAnsi" w:eastAsiaTheme="majorEastAsia" w:hAnsiTheme="majorHAnsi" w:cstheme="majorBidi"/>
-      <w:color w:val="243F60" w:themeColor="accent1" w:themeShade="7F"/>
+      <w:color w:val="000000"/>
     </w:rPr>
   </w:style>
   <w:style w:type="character" w:customStyle="1" w:styleId="Heading6Char">
@@ -13026,7 +13658,7 @@
       <w:rFonts w:asciiTheme="majorHAnsi" w:eastAsiaTheme="majorEastAsia" w:hAnsiTheme="majorHAnsi" w:cstheme="majorBidi"/>
       <w:i/>
       <w:iCs/>
-      <w:color w:val="243F60" w:themeColor="accent1" w:themeShade="7F"/>
+      <w:color w:val="000000"/>
     </w:rPr>
   </w:style>
   <w:style w:type="character" w:customStyle="1" w:styleId="Heading7Char">
@@ -13040,7 +13672,7 @@
       <w:rFonts w:asciiTheme="majorHAnsi" w:eastAsiaTheme="majorEastAsia" w:hAnsiTheme="majorHAnsi" w:cstheme="majorBidi"/>
       <w:i/>
       <w:iCs/>
-      <w:color w:val="404040" w:themeColor="text1" w:themeTint="BF"/>
+      <w:color w:val="000000"/>
     </w:rPr>
   </w:style>
   <w:style w:type="character" w:customStyle="1" w:styleId="Heading8Char">
@@ -13052,7 +13684,7 @@
     <w:rsid w:val="00FC693F"/>
     <w:rPr>
       <w:rFonts w:asciiTheme="majorHAnsi" w:eastAsiaTheme="majorEastAsia" w:hAnsiTheme="majorHAnsi" w:cstheme="majorBidi"/>
-      <w:color w:val="4F81BD" w:themeColor="accent1"/>
+      <w:color w:val="000000"/>
       <w:sz w:val="20"/>
       <w:szCs w:val="20"/>
     </w:rPr>
@@ -13068,7 +13700,7 @@
       <w:rFonts w:asciiTheme="majorHAnsi" w:eastAsiaTheme="majorEastAsia" w:hAnsiTheme="majorHAnsi" w:cstheme="majorBidi"/>
       <w:i/>
       <w:iCs/>
-      <w:color w:val="404040" w:themeColor="text1" w:themeTint="BF"/>
+      <w:color w:val="000000"/>
       <w:sz w:val="20"/>
       <w:szCs w:val="20"/>
     </w:rPr>
@@ -13088,7 +13720,7 @@
     <w:rPr>
       <w:b/>
       <w:bCs/>
-      <w:color w:val="4F81BD" w:themeColor="accent1"/>
+      <w:color w:val="000000"/>
       <w:sz w:val="18"/>
       <w:szCs w:val="18"/>
     </w:rPr>
@@ -13135,7 +13767,7 @@
       <w:bCs/>
       <w:i/>
       <w:iCs/>
-      <w:color w:val="4F81BD" w:themeColor="accent1"/>
+      <w:color w:val="000000"/>
     </w:rPr>
   </w:style>
   <w:style w:type="character" w:customStyle="1" w:styleId="IntenseQuoteChar">
@@ -13149,7 +13781,7 @@
       <w:bCs/>
       <w:i/>
       <w:iCs/>
-      <w:color w:val="4F81BD" w:themeColor="accent1"/>
+      <w:color w:val="000000"/>
     </w:rPr>
   </w:style>
   <w:style w:type="character" w:styleId="SubtleEmphasis">
@@ -13161,7 +13793,7 @@
     <w:rPr>
       <w:i/>
       <w:iCs/>
-      <w:color w:val="808080" w:themeColor="text1" w:themeTint="7F"/>
+      <w:color w:val="000000"/>
     </w:rPr>
   </w:style>
   <w:style w:type="character" w:styleId="IntenseEmphasis">
@@ -13175,7 +13807,7 @@
       <w:bCs/>
       <w:i/>
       <w:iCs/>
-      <w:color w:val="4F81BD" w:themeColor="accent1"/>
+      <w:color w:val="000000"/>
     </w:rPr>
   </w:style>
   <w:style w:type="character" w:styleId="SubtleReference">
@@ -13186,7 +13818,7 @@
     <w:rsid w:val="00FC693F"/>
     <w:rPr>
       <w:smallCaps/>
-      <w:color w:val="C0504D" w:themeColor="accent2"/>
+      <w:color w:val="000000"/>
       <w:u w:val="single"/>
     </w:rPr>
   </w:style>
@@ -13200,7 +13832,7 @@
       <w:b/>
       <w:bCs/>
       <w:smallCaps/>
-      <w:color w:val="C0504D" w:themeColor="accent2"/>
+      <w:color w:val="000000"/>
       <w:spacing w:val="5"/>
       <w:u w:val="single"/>
     </w:rPr>
@@ -13266,7 +13898,7 @@
       <w:spacing w:after="0" w:line="240" w:lineRule="auto"/>
     </w:pPr>
     <w:rPr>
-      <w:color w:val="000000" w:themeColor="text1" w:themeShade="BF"/>
+      <w:color w:val="000000"/>
     </w:rPr>
     <w:tblPr>
       <w:tblStyleRowBandSize w:val="1"/>
@@ -13369,7 +14001,7 @@
       <w:spacing w:after="0" w:line="240" w:lineRule="auto"/>
     </w:pPr>
     <w:rPr>
-      <w:color w:val="365F91" w:themeColor="accent1" w:themeShade="BF"/>
+      <w:color w:val="000000"/>
     </w:rPr>
     <w:tblPr>
       <w:tblStyleRowBandSize w:val="1"/>
@@ -13472,7 +14104,7 @@
       <w:spacing w:after="0" w:line="240" w:lineRule="auto"/>
     </w:pPr>
     <w:rPr>
-      <w:color w:val="943634" w:themeColor="accent2" w:themeShade="BF"/>
+      <w:color w:val="000000"/>
     </w:rPr>
     <w:tblPr>
       <w:tblStyleRowBandSize w:val="1"/>
@@ -13575,7 +14207,7 @@
       <w:spacing w:after="0" w:line="240" w:lineRule="auto"/>
     </w:pPr>
     <w:rPr>
-      <w:color w:val="76923C" w:themeColor="accent3" w:themeShade="BF"/>
+      <w:color w:val="000000"/>
     </w:rPr>
     <w:tblPr>
       <w:tblStyleRowBandSize w:val="1"/>
@@ -13678,7 +14310,7 @@
       <w:spacing w:after="0" w:line="240" w:lineRule="auto"/>
     </w:pPr>
     <w:rPr>
-      <w:color w:val="5F497A" w:themeColor="accent4" w:themeShade="BF"/>
+      <w:color w:val="000000"/>
     </w:rPr>
     <w:tblPr>
       <w:tblStyleRowBandSize w:val="1"/>
@@ -13781,7 +14413,7 @@
       <w:spacing w:after="0" w:line="240" w:lineRule="auto"/>
     </w:pPr>
     <w:rPr>
-      <w:color w:val="31849B" w:themeColor="accent5" w:themeShade="BF"/>
+      <w:color w:val="000000"/>
     </w:rPr>
     <w:tblPr>
       <w:tblStyleRowBandSize w:val="1"/>
@@ -13884,7 +14516,7 @@
       <w:spacing w:after="0" w:line="240" w:lineRule="auto"/>
     </w:pPr>
     <w:rPr>
-      <w:color w:val="E36C0A" w:themeColor="accent6" w:themeShade="BF"/>
+      <w:color w:val="000000"/>
     </w:rPr>
     <w:tblPr>
       <w:tblStyleRowBandSize w:val="1"/>
@@ -14010,7 +14642,7 @@
       <w:rPr>
         <w:b/>
         <w:bCs/>
-        <w:color w:val="FFFFFF" w:themeColor="background1"/>
+        <w:color w:val="000000"/>
       </w:rPr>
       <w:tblPr/>
       <w:tcPr>
@@ -14102,7 +14734,7 @@
       <w:rPr>
         <w:b/>
         <w:bCs/>
-        <w:color w:val="FFFFFF" w:themeColor="background1"/>
+        <w:color w:val="000000"/>
       </w:rPr>
       <w:tblPr/>
       <w:tcPr>
@@ -14194,7 +14826,7 @@
       <w:rPr>
         <w:b/>
         <w:bCs/>
-        <w:color w:val="FFFFFF" w:themeColor="background1"/>
+        <w:color w:val="000000"/>
       </w:rPr>
       <w:tblPr/>
       <w:tcPr>
@@ -14286,7 +14918,7 @@
       <w:rPr>
         <w:b/>
         <w:bCs/>
-        <w:color w:val="FFFFFF" w:themeColor="background1"/>
+        <w:color w:val="000000"/>
       </w:rPr>
       <w:tblPr/>
       <w:tcPr>
@@ -14378,7 +15010,7 @@
       <w:rPr>
         <w:b/>
         <w:bCs/>
-        <w:color w:val="FFFFFF" w:themeColor="background1"/>
+        <w:color w:val="000000"/>
       </w:rPr>
       <w:tblPr/>
       <w:tcPr>
@@ -14470,7 +15102,7 @@
       <w:rPr>
         <w:b/>
         <w:bCs/>
-        <w:color w:val="FFFFFF" w:themeColor="background1"/>
+        <w:color w:val="000000"/>
       </w:rPr>
       <w:tblPr/>
       <w:tcPr>
@@ -14562,7 +15194,7 @@
       <w:rPr>
         <w:b/>
         <w:bCs/>
-        <w:color w:val="FFFFFF" w:themeColor="background1"/>
+        <w:color w:val="000000"/>
       </w:rPr>
       <w:tblPr/>
       <w:tcPr>
@@ -15565,7 +16197,7 @@
       <w:rPr>
         <w:b/>
         <w:bCs/>
-        <w:color w:val="FFFFFF" w:themeColor="background1"/>
+        <w:color w:val="000000"/>
       </w:rPr>
       <w:tblPr/>
       <w:tcPr>
@@ -15671,7 +16303,7 @@
       <w:rPr>
         <w:b/>
         <w:bCs/>
-        <w:color w:val="FFFFFF" w:themeColor="background1"/>
+        <w:color w:val="000000"/>
       </w:rPr>
       <w:tblPr/>
       <w:tcPr>
@@ -15777,7 +16409,7 @@
       <w:rPr>
         <w:b/>
         <w:bCs/>
-        <w:color w:val="FFFFFF" w:themeColor="background1"/>
+        <w:color w:val="000000"/>
       </w:rPr>
       <w:tblPr/>
       <w:tcPr>
@@ -15883,7 +16515,7 @@
       <w:rPr>
         <w:b/>
         <w:bCs/>
-        <w:color w:val="FFFFFF" w:themeColor="background1"/>
+        <w:color w:val="000000"/>
       </w:rPr>
       <w:tblPr/>
       <w:tcPr>
@@ -15989,7 +16621,7 @@
       <w:rPr>
         <w:b/>
         <w:bCs/>
-        <w:color w:val="FFFFFF" w:themeColor="background1"/>
+        <w:color w:val="000000"/>
       </w:rPr>
       <w:tblPr/>
       <w:tcPr>
@@ -16095,7 +16727,7 @@
       <w:rPr>
         <w:b/>
         <w:bCs/>
-        <w:color w:val="FFFFFF" w:themeColor="background1"/>
+        <w:color w:val="000000"/>
       </w:rPr>
       <w:tblPr/>
       <w:tcPr>
@@ -16201,7 +16833,7 @@
       <w:rPr>
         <w:b/>
         <w:bCs/>
-        <w:color w:val="FFFFFF" w:themeColor="background1"/>
+        <w:color w:val="000000"/>
       </w:rPr>
       <w:tblPr/>
       <w:tcPr>
@@ -16304,7 +16936,7 @@
       <w:rPr>
         <w:b/>
         <w:bCs/>
-        <w:color w:val="FFFFFF" w:themeColor="background1"/>
+        <w:color w:val="000000"/>
       </w:rPr>
       <w:tblPr/>
       <w:tcPr>
@@ -16324,7 +16956,7 @@
         <w:spacing w:before="0" w:after="0" w:line="240" w:lineRule="auto"/>
       </w:pPr>
       <w:rPr>
-        <w:color w:val="auto"/>
+        <w:color w:val="000000"/>
       </w:rPr>
       <w:tblPr/>
       <w:tcPr>
@@ -16343,7 +16975,7 @@
       <w:rPr>
         <w:b/>
         <w:bCs/>
-        <w:color w:val="FFFFFF" w:themeColor="background1"/>
+        <w:color w:val="000000"/>
       </w:rPr>
       <w:tblPr/>
       <w:tcPr>
@@ -16362,7 +16994,7 @@
       <w:rPr>
         <w:b/>
         <w:bCs/>
-        <w:color w:val="FFFFFF" w:themeColor="background1"/>
+        <w:color w:val="000000"/>
       </w:rPr>
       <w:tblPr/>
       <w:tcPr>
@@ -16408,7 +17040,7 @@
     </w:tblStylePr>
     <w:tblStylePr w:type="nwCell">
       <w:rPr>
-        <w:color w:val="FFFFFF" w:themeColor="background1"/>
+        <w:color w:val="000000"/>
       </w:rPr>
       <w:tblPr/>
       <w:tcPr>
@@ -16453,7 +17085,7 @@
       <w:rPr>
         <w:b/>
         <w:bCs/>
-        <w:color w:val="FFFFFF" w:themeColor="background1"/>
+        <w:color w:val="000000"/>
       </w:rPr>
       <w:tblPr/>
       <w:tcPr>
@@ -16473,7 +17105,7 @@
         <w:spacing w:before="0" w:after="0" w:line="240" w:lineRule="auto"/>
       </w:pPr>
       <w:rPr>
-        <w:color w:val="auto"/>
+        <w:color w:val="000000"/>
       </w:rPr>
       <w:tblPr/>
       <w:tcPr>
@@ -16492,7 +17124,7 @@
       <w:rPr>
         <w:b/>
         <w:bCs/>
-        <w:color w:val="FFFFFF" w:themeColor="background1"/>
+        <w:color w:val="000000"/>
       </w:rPr>
       <w:tblPr/>
       <w:tcPr>
@@ -16511,7 +17143,7 @@
       <w:rPr>
         <w:b/>
         <w:bCs/>
-        <w:color w:val="FFFFFF" w:themeColor="background1"/>
+        <w:color w:val="000000"/>
       </w:rPr>
       <w:tblPr/>
       <w:tcPr>
@@ -16557,7 +17189,7 @@
     </w:tblStylePr>
     <w:tblStylePr w:type="nwCell">
       <w:rPr>
-        <w:color w:val="FFFFFF" w:themeColor="background1"/>
+        <w:color w:val="000000"/>
       </w:rPr>
       <w:tblPr/>
       <w:tcPr>
@@ -16602,7 +17234,7 @@
       <w:rPr>
         <w:b/>
         <w:bCs/>
-        <w:color w:val="FFFFFF" w:themeColor="background1"/>
+        <w:color w:val="000000"/>
       </w:rPr>
       <w:tblPr/>
       <w:tcPr>
@@ -16622,7 +17254,7 @@
         <w:spacing w:before="0" w:after="0" w:line="240" w:lineRule="auto"/>
       </w:pPr>
       <w:rPr>
-        <w:color w:val="auto"/>
+        <w:color w:val="000000"/>
       </w:rPr>
       <w:tblPr/>
       <w:tcPr>
@@ -16641,7 +17273,7 @@
       <w:rPr>
         <w:b/>
         <w:bCs/>
-        <w:color w:val="FFFFFF" w:themeColor="background1"/>
+        <w:color w:val="000000"/>
       </w:rPr>
       <w:tblPr/>
       <w:tcPr>
@@ -16660,7 +17292,7 @@
       <w:rPr>
         <w:b/>
         <w:bCs/>
-        <w:color w:val="FFFFFF" w:themeColor="background1"/>
+        <w:color w:val="000000"/>
       </w:rPr>
       <w:tblPr/>
       <w:tcPr>
@@ -16706,7 +17338,7 @@
     </w:tblStylePr>
     <w:tblStylePr w:type="nwCell">
       <w:rPr>
-        <w:color w:val="FFFFFF" w:themeColor="background1"/>
+        <w:color w:val="000000"/>
       </w:rPr>
       <w:tblPr/>
       <w:tcPr>
@@ -16751,7 +17383,7 @@
       <w:rPr>
         <w:b/>
         <w:bCs/>
-        <w:color w:val="FFFFFF" w:themeColor="background1"/>
+        <w:color w:val="000000"/>
       </w:rPr>
       <w:tblPr/>
       <w:tcPr>
@@ -16771,7 +17403,7 @@
         <w:spacing w:before="0" w:after="0" w:line="240" w:lineRule="auto"/>
       </w:pPr>
       <w:rPr>
-        <w:color w:val="auto"/>
+        <w:color w:val="000000"/>
       </w:rPr>
       <w:tblPr/>
       <w:tcPr>
@@ -16790,7 +17422,7 @@
       <w:rPr>
         <w:b/>
         <w:bCs/>
-        <w:color w:val="FFFFFF" w:themeColor="background1"/>
+        <w:color w:val="000000"/>
       </w:rPr>
       <w:tblPr/>
       <w:tcPr>
@@ -16809,7 +17441,7 @@
       <w:rPr>
         <w:b/>
         <w:bCs/>
-        <w:color w:val="FFFFFF" w:themeColor="background1"/>
+        <w:color w:val="000000"/>
       </w:rPr>
       <w:tblPr/>
       <w:tcPr>
@@ -16855,7 +17487,7 @@
     </w:tblStylePr>
     <w:tblStylePr w:type="nwCell">
       <w:rPr>
-        <w:color w:val="FFFFFF" w:themeColor="background1"/>
+        <w:color w:val="000000"/>
       </w:rPr>
       <w:tblPr/>
       <w:tcPr>
@@ -16900,7 +17532,7 @@
       <w:rPr>
         <w:b/>
         <w:bCs/>
-        <w:color w:val="FFFFFF" w:themeColor="background1"/>
+        <w:color w:val="000000"/>
       </w:rPr>
       <w:tblPr/>
       <w:tcPr>
@@ -16920,7 +17552,7 @@
         <w:spacing w:before="0" w:after="0" w:line="240" w:lineRule="auto"/>
       </w:pPr>
       <w:rPr>
-        <w:color w:val="auto"/>
+        <w:color w:val="000000"/>
       </w:rPr>
       <w:tblPr/>
       <w:tcPr>
@@ -16939,7 +17571,7 @@
       <w:rPr>
         <w:b/>
         <w:bCs/>
-        <w:color w:val="FFFFFF" w:themeColor="background1"/>
+        <w:color w:val="000000"/>
       </w:rPr>
       <w:tblPr/>
       <w:tcPr>
@@ -16958,7 +17590,7 @@
       <w:rPr>
         <w:b/>
         <w:bCs/>
-        <w:color w:val="FFFFFF" w:themeColor="background1"/>
+        <w:color w:val="000000"/>
       </w:rPr>
       <w:tblPr/>
       <w:tcPr>
@@ -17004,7 +17636,7 @@
     </w:tblStylePr>
     <w:tblStylePr w:type="nwCell">
       <w:rPr>
-        <w:color w:val="FFFFFF" w:themeColor="background1"/>
+        <w:color w:val="000000"/>
       </w:rPr>
       <w:tblPr/>
       <w:tcPr>
@@ -17049,7 +17681,7 @@
       <w:rPr>
         <w:b/>
         <w:bCs/>
-        <w:color w:val="FFFFFF" w:themeColor="background1"/>
+        <w:color w:val="000000"/>
       </w:rPr>
       <w:tblPr/>
       <w:tcPr>
@@ -17069,7 +17701,7 @@
         <w:spacing w:before="0" w:after="0" w:line="240" w:lineRule="auto"/>
       </w:pPr>
       <w:rPr>
-        <w:color w:val="auto"/>
+        <w:color w:val="000000"/>
       </w:rPr>
       <w:tblPr/>
       <w:tcPr>
@@ -17088,7 +17720,7 @@
       <w:rPr>
         <w:b/>
         <w:bCs/>
-        <w:color w:val="FFFFFF" w:themeColor="background1"/>
+        <w:color w:val="000000"/>
       </w:rPr>
       <w:tblPr/>
       <w:tcPr>
@@ -17107,7 +17739,7 @@
       <w:rPr>
         <w:b/>
         <w:bCs/>
-        <w:color w:val="FFFFFF" w:themeColor="background1"/>
+        <w:color w:val="000000"/>
       </w:rPr>
       <w:tblPr/>
       <w:tcPr>
@@ -17153,7 +17785,7 @@
     </w:tblStylePr>
     <w:tblStylePr w:type="nwCell">
       <w:rPr>
-        <w:color w:val="FFFFFF" w:themeColor="background1"/>
+        <w:color w:val="000000"/>
       </w:rPr>
       <w:tblPr/>
       <w:tcPr>
@@ -17198,7 +17830,7 @@
       <w:rPr>
         <w:b/>
         <w:bCs/>
-        <w:color w:val="FFFFFF" w:themeColor="background1"/>
+        <w:color w:val="000000"/>
       </w:rPr>
       <w:tblPr/>
       <w:tcPr>
@@ -17218,7 +17850,7 @@
         <w:spacing w:before="0" w:after="0" w:line="240" w:lineRule="auto"/>
       </w:pPr>
       <w:rPr>
-        <w:color w:val="auto"/>
+        <w:color w:val="000000"/>
       </w:rPr>
       <w:tblPr/>
       <w:tcPr>
@@ -17237,7 +17869,7 @@
       <w:rPr>
         <w:b/>
         <w:bCs/>
-        <w:color w:val="FFFFFF" w:themeColor="background1"/>
+        <w:color w:val="000000"/>
       </w:rPr>
       <w:tblPr/>
       <w:tcPr>
@@ -17256,7 +17888,7 @@
       <w:rPr>
         <w:b/>
         <w:bCs/>
-        <w:color w:val="FFFFFF" w:themeColor="background1"/>
+        <w:color w:val="000000"/>
       </w:rPr>
       <w:tblPr/>
       <w:tcPr>
@@ -17302,7 +17934,7 @@
     </w:tblStylePr>
     <w:tblStylePr w:type="nwCell">
       <w:rPr>
-        <w:color w:val="FFFFFF" w:themeColor="background1"/>
+        <w:color w:val="000000"/>
       </w:rPr>
       <w:tblPr/>
       <w:tcPr>
@@ -17326,7 +17958,7 @@
       <w:spacing w:after="0" w:line="240" w:lineRule="auto"/>
     </w:pPr>
     <w:rPr>
-      <w:color w:val="000000" w:themeColor="text1"/>
+      <w:color w:val="000000"/>
     </w:rPr>
     <w:tblPr>
       <w:tblStyleRowBandSize w:val="1"/>
@@ -17359,7 +17991,7 @@
       <w:rPr>
         <w:b/>
         <w:bCs/>
-        <w:color w:val="1F497D" w:themeColor="text2"/>
+        <w:color w:val="000000"/>
       </w:rPr>
       <w:tblPr/>
       <w:tcPr>
@@ -17410,7 +18042,7 @@
       <w:spacing w:after="0" w:line="240" w:lineRule="auto"/>
     </w:pPr>
     <w:rPr>
-      <w:color w:val="000000" w:themeColor="text1"/>
+      <w:color w:val="000000"/>
     </w:rPr>
     <w:tblPr>
       <w:tblStyleRowBandSize w:val="1"/>
@@ -17443,7 +18075,7 @@
       <w:rPr>
         <w:b/>
         <w:bCs/>
-        <w:color w:val="1F497D" w:themeColor="text2"/>
+        <w:color w:val="000000"/>
       </w:rPr>
       <w:tblPr/>
       <w:tcPr>
@@ -17494,7 +18126,7 @@
       <w:spacing w:after="0" w:line="240" w:lineRule="auto"/>
     </w:pPr>
     <w:rPr>
-      <w:color w:val="000000" w:themeColor="text1"/>
+      <w:color w:val="000000"/>
     </w:rPr>
     <w:tblPr>
       <w:tblStyleRowBandSize w:val="1"/>
@@ -17527,7 +18159,7 @@
       <w:rPr>
         <w:b/>
         <w:bCs/>
-        <w:color w:val="1F497D" w:themeColor="text2"/>
+        <w:color w:val="000000"/>
       </w:rPr>
       <w:tblPr/>
       <w:tcPr>
@@ -17578,7 +18210,7 @@
       <w:spacing w:after="0" w:line="240" w:lineRule="auto"/>
     </w:pPr>
     <w:rPr>
-      <w:color w:val="000000" w:themeColor="text1"/>
+      <w:color w:val="000000"/>
     </w:rPr>
     <w:tblPr>
       <w:tblStyleRowBandSize w:val="1"/>
@@ -17611,7 +18243,7 @@
       <w:rPr>
         <w:b/>
         <w:bCs/>
-        <w:color w:val="1F497D" w:themeColor="text2"/>
+        <w:color w:val="000000"/>
       </w:rPr>
       <w:tblPr/>
       <w:tcPr>
@@ -17662,7 +18294,7 @@
       <w:spacing w:after="0" w:line="240" w:lineRule="auto"/>
     </w:pPr>
     <w:rPr>
-      <w:color w:val="000000" w:themeColor="text1"/>
+      <w:color w:val="000000"/>
     </w:rPr>
     <w:tblPr>
       <w:tblStyleRowBandSize w:val="1"/>
@@ -17695,7 +18327,7 @@
       <w:rPr>
         <w:b/>
         <w:bCs/>
-        <w:color w:val="1F497D" w:themeColor="text2"/>
+        <w:color w:val="000000"/>
       </w:rPr>
       <w:tblPr/>
       <w:tcPr>
@@ -17746,7 +18378,7 @@
       <w:spacing w:after="0" w:line="240" w:lineRule="auto"/>
     </w:pPr>
     <w:rPr>
-      <w:color w:val="000000" w:themeColor="text1"/>
+      <w:color w:val="000000"/>
     </w:rPr>
     <w:tblPr>
       <w:tblStyleRowBandSize w:val="1"/>
@@ -17779,7 +18411,7 @@
       <w:rPr>
         <w:b/>
         <w:bCs/>
-        <w:color w:val="1F497D" w:themeColor="text2"/>
+        <w:color w:val="000000"/>
       </w:rPr>
       <w:tblPr/>
       <w:tcPr>
@@ -17830,7 +18462,7 @@
       <w:spacing w:after="0" w:line="240" w:lineRule="auto"/>
     </w:pPr>
     <w:rPr>
-      <w:color w:val="000000" w:themeColor="text1"/>
+      <w:color w:val="000000"/>
     </w:rPr>
     <w:tblPr>
       <w:tblStyleRowBandSize w:val="1"/>
@@ -17863,7 +18495,7 @@
       <w:rPr>
         <w:b/>
         <w:bCs/>
-        <w:color w:val="1F497D" w:themeColor="text2"/>
+        <w:color w:val="000000"/>
       </w:rPr>
       <w:tblPr/>
       <w:tcPr>
@@ -17915,7 +18547,7 @@
     </w:pPr>
     <w:rPr>
       <w:rFonts w:asciiTheme="majorHAnsi" w:eastAsiaTheme="majorEastAsia" w:hAnsiTheme="majorHAnsi" w:cstheme="majorBidi"/>
-      <w:color w:val="000000" w:themeColor="text1"/>
+      <w:color w:val="000000"/>
     </w:rPr>
     <w:tblPr>
       <w:tblStyleRowBandSize w:val="1"/>
@@ -18043,7 +18675,7 @@
     </w:pPr>
     <w:rPr>
       <w:rFonts w:asciiTheme="majorHAnsi" w:eastAsiaTheme="majorEastAsia" w:hAnsiTheme="majorHAnsi" w:cstheme="majorBidi"/>
-      <w:color w:val="000000" w:themeColor="text1"/>
+      <w:color w:val="000000"/>
     </w:rPr>
     <w:tblPr>
       <w:tblStyleRowBandSize w:val="1"/>
@@ -18171,7 +18803,7 @@
     </w:pPr>
     <w:rPr>
       <w:rFonts w:asciiTheme="majorHAnsi" w:eastAsiaTheme="majorEastAsia" w:hAnsiTheme="majorHAnsi" w:cstheme="majorBidi"/>
-      <w:color w:val="000000" w:themeColor="text1"/>
+      <w:color w:val="000000"/>
     </w:rPr>
     <w:tblPr>
       <w:tblStyleRowBandSize w:val="1"/>
@@ -18299,7 +18931,7 @@
     </w:pPr>
     <w:rPr>
       <w:rFonts w:asciiTheme="majorHAnsi" w:eastAsiaTheme="majorEastAsia" w:hAnsiTheme="majorHAnsi" w:cstheme="majorBidi"/>
-      <w:color w:val="000000" w:themeColor="text1"/>
+      <w:color w:val="000000"/>
     </w:rPr>
     <w:tblPr>
       <w:tblStyleRowBandSize w:val="1"/>
@@ -18427,7 +19059,7 @@
     </w:pPr>
     <w:rPr>
       <w:rFonts w:asciiTheme="majorHAnsi" w:eastAsiaTheme="majorEastAsia" w:hAnsiTheme="majorHAnsi" w:cstheme="majorBidi"/>
-      <w:color w:val="000000" w:themeColor="text1"/>
+      <w:color w:val="000000"/>
     </w:rPr>
     <w:tblPr>
       <w:tblStyleRowBandSize w:val="1"/>
@@ -18555,7 +19187,7 @@
     </w:pPr>
     <w:rPr>
       <w:rFonts w:asciiTheme="majorHAnsi" w:eastAsiaTheme="majorEastAsia" w:hAnsiTheme="majorHAnsi" w:cstheme="majorBidi"/>
-      <w:color w:val="000000" w:themeColor="text1"/>
+      <w:color w:val="000000"/>
     </w:rPr>
     <w:tblPr>
       <w:tblStyleRowBandSize w:val="1"/>
@@ -18683,7 +19315,7 @@
     </w:pPr>
     <w:rPr>
       <w:rFonts w:asciiTheme="majorHAnsi" w:eastAsiaTheme="majorEastAsia" w:hAnsiTheme="majorHAnsi" w:cstheme="majorBidi"/>
-      <w:color w:val="000000" w:themeColor="text1"/>
+      <w:color w:val="000000"/>
     </w:rPr>
     <w:tblPr>
       <w:tblStyleRowBandSize w:val="1"/>
@@ -19322,7 +19954,7 @@
     </w:pPr>
     <w:rPr>
       <w:rFonts w:asciiTheme="majorHAnsi" w:eastAsiaTheme="majorEastAsia" w:hAnsiTheme="majorHAnsi" w:cstheme="majorBidi"/>
-      <w:color w:val="000000" w:themeColor="text1"/>
+      <w:color w:val="000000"/>
     </w:rPr>
     <w:tblPr>
       <w:tblStyleRowBandSize w:val="1"/>
@@ -19350,7 +19982,7 @@
       <w:rPr>
         <w:b/>
         <w:bCs/>
-        <w:color w:val="000000" w:themeColor="text1"/>
+        <w:color w:val="000000"/>
       </w:rPr>
       <w:tblPr/>
       <w:tcPr>
@@ -19361,7 +19993,7 @@
       <w:rPr>
         <w:b/>
         <w:bCs/>
-        <w:color w:val="000000" w:themeColor="text1"/>
+        <w:color w:val="000000"/>
       </w:rPr>
       <w:tblPr/>
       <w:tcPr>
@@ -19380,7 +20012,7 @@
       <w:rPr>
         <w:b/>
         <w:bCs/>
-        <w:color w:val="000000" w:themeColor="text1"/>
+        <w:color w:val="000000"/>
       </w:rPr>
       <w:tblPr/>
       <w:tcPr>
@@ -19399,7 +20031,7 @@
       <w:rPr>
         <w:b w:val="0"/>
         <w:bCs w:val="0"/>
-        <w:color w:val="000000" w:themeColor="text1"/>
+        <w:color w:val="000000"/>
       </w:rPr>
       <w:tblPr/>
       <w:tcPr>
@@ -19447,7 +20079,7 @@
     </w:pPr>
     <w:rPr>
       <w:rFonts w:asciiTheme="majorHAnsi" w:eastAsiaTheme="majorEastAsia" w:hAnsiTheme="majorHAnsi" w:cstheme="majorBidi"/>
-      <w:color w:val="000000" w:themeColor="text1"/>
+      <w:color w:val="000000"/>
     </w:rPr>
     <w:tblPr>
       <w:tblStyleRowBandSize w:val="1"/>
@@ -19475,7 +20107,7 @@
       <w:rPr>
         <w:b/>
         <w:bCs/>
-        <w:color w:val="000000" w:themeColor="text1"/>
+        <w:color w:val="000000"/>
       </w:rPr>
       <w:tblPr/>
       <w:tcPr>
@@ -19486,7 +20118,7 @@
       <w:rPr>
         <w:b/>
         <w:bCs/>
-        <w:color w:val="000000" w:themeColor="text1"/>
+        <w:color w:val="000000"/>
       </w:rPr>
       <w:tblPr/>
       <w:tcPr>
@@ -19505,7 +20137,7 @@
       <w:rPr>
         <w:b/>
         <w:bCs/>
-        <w:color w:val="000000" w:themeColor="text1"/>
+        <w:color w:val="000000"/>
       </w:rPr>
       <w:tblPr/>
       <w:tcPr>
@@ -19524,7 +20156,7 @@
       <w:rPr>
         <w:b w:val="0"/>
         <w:bCs w:val="0"/>
-        <w:color w:val="000000" w:themeColor="text1"/>
+        <w:color w:val="000000"/>
       </w:rPr>
       <w:tblPr/>
       <w:tcPr>
@@ -19572,7 +20204,7 @@
     </w:pPr>
     <w:rPr>
       <w:rFonts w:asciiTheme="majorHAnsi" w:eastAsiaTheme="majorEastAsia" w:hAnsiTheme="majorHAnsi" w:cstheme="majorBidi"/>
-      <w:color w:val="000000" w:themeColor="text1"/>
+      <w:color w:val="000000"/>
     </w:rPr>
     <w:tblPr>
       <w:tblStyleRowBandSize w:val="1"/>
@@ -19600,7 +20232,7 @@
       <w:rPr>
         <w:b/>
         <w:bCs/>
-        <w:color w:val="000000" w:themeColor="text1"/>
+        <w:color w:val="000000"/>
       </w:rPr>
       <w:tblPr/>
       <w:tcPr>
@@ -19611,7 +20243,7 @@
       <w:rPr>
         <w:b/>
         <w:bCs/>
-        <w:color w:val="000000" w:themeColor="text1"/>
+        <w:color w:val="000000"/>
       </w:rPr>
       <w:tblPr/>
       <w:tcPr>
@@ -19630,7 +20262,7 @@
       <w:rPr>
         <w:b/>
         <w:bCs/>
-        <w:color w:val="000000" w:themeColor="text1"/>
+        <w:color w:val="000000"/>
       </w:rPr>
       <w:tblPr/>
       <w:tcPr>
@@ -19649,7 +20281,7 @@
       <w:rPr>
         <w:b w:val="0"/>
         <w:bCs w:val="0"/>
-        <w:color w:val="000000" w:themeColor="text1"/>
+        <w:color w:val="000000"/>
       </w:rPr>
       <w:tblPr/>
       <w:tcPr>
@@ -19697,7 +20329,7 @@
     </w:pPr>
     <w:rPr>
       <w:rFonts w:asciiTheme="majorHAnsi" w:eastAsiaTheme="majorEastAsia" w:hAnsiTheme="majorHAnsi" w:cstheme="majorBidi"/>
-      <w:color w:val="000000" w:themeColor="text1"/>
+      <w:color w:val="000000"/>
     </w:rPr>
     <w:tblPr>
       <w:tblStyleRowBandSize w:val="1"/>
@@ -19725,7 +20357,7 @@
       <w:rPr>
         <w:b/>
         <w:bCs/>
-        <w:color w:val="000000" w:themeColor="text1"/>
+        <w:color w:val="000000"/>
       </w:rPr>
       <w:tblPr/>
       <w:tcPr>
@@ -19736,7 +20368,7 @@
       <w:rPr>
         <w:b/>
         <w:bCs/>
-        <w:color w:val="000000" w:themeColor="text1"/>
+        <w:color w:val="000000"/>
       </w:rPr>
       <w:tblPr/>
       <w:tcPr>
@@ -19755,7 +20387,7 @@
       <w:rPr>
         <w:b/>
         <w:bCs/>
-        <w:color w:val="000000" w:themeColor="text1"/>
+        <w:color w:val="000000"/>
       </w:rPr>
       <w:tblPr/>
       <w:tcPr>
@@ -19774,7 +20406,7 @@
       <w:rPr>
         <w:b w:val="0"/>
         <w:bCs w:val="0"/>
-        <w:color w:val="000000" w:themeColor="text1"/>
+        <w:color w:val="000000"/>
       </w:rPr>
       <w:tblPr/>
       <w:tcPr>
@@ -19822,7 +20454,7 @@
     </w:pPr>
     <w:rPr>
       <w:rFonts w:asciiTheme="majorHAnsi" w:eastAsiaTheme="majorEastAsia" w:hAnsiTheme="majorHAnsi" w:cstheme="majorBidi"/>
-      <w:color w:val="000000" w:themeColor="text1"/>
+      <w:color w:val="000000"/>
     </w:rPr>
     <w:tblPr>
       <w:tblStyleRowBandSize w:val="1"/>
@@ -19850,7 +20482,7 @@
       <w:rPr>
         <w:b/>
         <w:bCs/>
-        <w:color w:val="000000" w:themeColor="text1"/>
+        <w:color w:val="000000"/>
       </w:rPr>
       <w:tblPr/>
       <w:tcPr>
@@ -19861,7 +20493,7 @@
       <w:rPr>
         <w:b/>
         <w:bCs/>
-        <w:color w:val="000000" w:themeColor="text1"/>
+        <w:color w:val="000000"/>
       </w:rPr>
       <w:tblPr/>
       <w:tcPr>
@@ -19880,7 +20512,7 @@
       <w:rPr>
         <w:b/>
         <w:bCs/>
-        <w:color w:val="000000" w:themeColor="text1"/>
+        <w:color w:val="000000"/>
       </w:rPr>
       <w:tblPr/>
       <w:tcPr>
@@ -19899,7 +20531,7 @@
       <w:rPr>
         <w:b w:val="0"/>
         <w:bCs w:val="0"/>
-        <w:color w:val="000000" w:themeColor="text1"/>
+        <w:color w:val="000000"/>
       </w:rPr>
       <w:tblPr/>
       <w:tcPr>
@@ -19947,7 +20579,7 @@
     </w:pPr>
     <w:rPr>
       <w:rFonts w:asciiTheme="majorHAnsi" w:eastAsiaTheme="majorEastAsia" w:hAnsiTheme="majorHAnsi" w:cstheme="majorBidi"/>
-      <w:color w:val="000000" w:themeColor="text1"/>
+      <w:color w:val="000000"/>
     </w:rPr>
     <w:tblPr>
       <w:tblStyleRowBandSize w:val="1"/>
@@ -19975,7 +20607,7 @@
       <w:rPr>
         <w:b/>
         <w:bCs/>
-        <w:color w:val="000000" w:themeColor="text1"/>
+        <w:color w:val="000000"/>
       </w:rPr>
       <w:tblPr/>
       <w:tcPr>
@@ -19986,7 +20618,7 @@
       <w:rPr>
         <w:b/>
         <w:bCs/>
-        <w:color w:val="000000" w:themeColor="text1"/>
+        <w:color w:val="000000"/>
       </w:rPr>
       <w:tblPr/>
       <w:tcPr>
@@ -20005,7 +20637,7 @@
       <w:rPr>
         <w:b/>
         <w:bCs/>
-        <w:color w:val="000000" w:themeColor="text1"/>
+        <w:color w:val="000000"/>
       </w:rPr>
       <w:tblPr/>
       <w:tcPr>
@@ -20024,7 +20656,7 @@
       <w:rPr>
         <w:b w:val="0"/>
         <w:bCs w:val="0"/>
-        <w:color w:val="000000" w:themeColor="text1"/>
+        <w:color w:val="000000"/>
       </w:rPr>
       <w:tblPr/>
       <w:tcPr>
@@ -20072,7 +20704,7 @@
     </w:pPr>
     <w:rPr>
       <w:rFonts w:asciiTheme="majorHAnsi" w:eastAsiaTheme="majorEastAsia" w:hAnsiTheme="majorHAnsi" w:cstheme="majorBidi"/>
-      <w:color w:val="000000" w:themeColor="text1"/>
+      <w:color w:val="000000"/>
     </w:rPr>
     <w:tblPr>
       <w:tblStyleRowBandSize w:val="1"/>
@@ -20100,7 +20732,7 @@
       <w:rPr>
         <w:b/>
         <w:bCs/>
-        <w:color w:val="000000" w:themeColor="text1"/>
+        <w:color w:val="000000"/>
       </w:rPr>
       <w:tblPr/>
       <w:tcPr>
@@ -20111,7 +20743,7 @@
       <w:rPr>
         <w:b/>
         <w:bCs/>
-        <w:color w:val="000000" w:themeColor="text1"/>
+        <w:color w:val="000000"/>
       </w:rPr>
       <w:tblPr/>
       <w:tcPr>
@@ -20130,7 +20762,7 @@
       <w:rPr>
         <w:b/>
         <w:bCs/>
-        <w:color w:val="000000" w:themeColor="text1"/>
+        <w:color w:val="000000"/>
       </w:rPr>
       <w:tblPr/>
       <w:tcPr>
@@ -20149,7 +20781,7 @@
       <w:rPr>
         <w:b w:val="0"/>
         <w:bCs w:val="0"/>
-        <w:color w:val="000000" w:themeColor="text1"/>
+        <w:color w:val="000000"/>
       </w:rPr>
       <w:tblPr/>
       <w:tcPr>
@@ -20223,7 +20855,7 @@
         <w:bCs/>
         <w:i w:val="0"/>
         <w:iCs w:val="0"/>
-        <w:color w:val="FFFFFF" w:themeColor="background1"/>
+        <w:color w:val="000000"/>
       </w:rPr>
       <w:tblPr/>
       <w:tcPr>
@@ -20244,7 +20876,7 @@
         <w:bCs/>
         <w:i w:val="0"/>
         <w:iCs w:val="0"/>
-        <w:color w:val="FFFFFF" w:themeColor="background1"/>
+        <w:color w:val="000000"/>
       </w:rPr>
       <w:tblPr/>
       <w:tcPr>
@@ -20265,7 +20897,7 @@
         <w:bCs/>
         <w:i w:val="0"/>
         <w:iCs w:val="0"/>
-        <w:color w:val="FFFFFF" w:themeColor="background1"/>
+        <w:color w:val="000000"/>
       </w:rPr>
       <w:tblPr/>
       <w:tcPr>
@@ -20284,7 +20916,7 @@
         <w:bCs/>
         <w:i w:val="0"/>
         <w:iCs w:val="0"/>
-        <w:color w:val="FFFFFF" w:themeColor="background1"/>
+        <w:color w:val="000000"/>
       </w:rPr>
       <w:tblPr/>
       <w:tcPr>
@@ -20364,7 +20996,7 @@
         <w:bCs/>
         <w:i w:val="0"/>
         <w:iCs w:val="0"/>
-        <w:color w:val="FFFFFF" w:themeColor="background1"/>
+        <w:color w:val="000000"/>
       </w:rPr>
       <w:tblPr/>
       <w:tcPr>
@@ -20385,7 +21017,7 @@
         <w:bCs/>
         <w:i w:val="0"/>
         <w:iCs w:val="0"/>
-        <w:color w:val="FFFFFF" w:themeColor="background1"/>
+        <w:color w:val="000000"/>
       </w:rPr>
       <w:tblPr/>
       <w:tcPr>
@@ -20406,7 +21038,7 @@
         <w:bCs/>
         <w:i w:val="0"/>
         <w:iCs w:val="0"/>
-        <w:color w:val="FFFFFF" w:themeColor="background1"/>
+        <w:color w:val="000000"/>
       </w:rPr>
       <w:tblPr/>
       <w:tcPr>
@@ -20425,7 +21057,7 @@
         <w:bCs/>
         <w:i w:val="0"/>
         <w:iCs w:val="0"/>
-        <w:color w:val="FFFFFF" w:themeColor="background1"/>
+        <w:color w:val="000000"/>
       </w:rPr>
       <w:tblPr/>
       <w:tcPr>
@@ -20505,7 +21137,7 @@
         <w:bCs/>
         <w:i w:val="0"/>
         <w:iCs w:val="0"/>
-        <w:color w:val="FFFFFF" w:themeColor="background1"/>
+        <w:color w:val="000000"/>
       </w:rPr>
       <w:tblPr/>
       <w:tcPr>
@@ -20526,7 +21158,7 @@
         <w:bCs/>
         <w:i w:val="0"/>
         <w:iCs w:val="0"/>
-        <w:color w:val="FFFFFF" w:themeColor="background1"/>
+        <w:color w:val="000000"/>
       </w:rPr>
       <w:tblPr/>
       <w:tcPr>
@@ -20547,7 +21179,7 @@
         <w:bCs/>
         <w:i w:val="0"/>
         <w:iCs w:val="0"/>
-        <w:color w:val="FFFFFF" w:themeColor="background1"/>
+        <w:color w:val="000000"/>
       </w:rPr>
       <w:tblPr/>
       <w:tcPr>
@@ -20566,7 +21198,7 @@
         <w:bCs/>
         <w:i w:val="0"/>
         <w:iCs w:val="0"/>
-        <w:color w:val="FFFFFF" w:themeColor="background1"/>
+        <w:color w:val="000000"/>
       </w:rPr>
       <w:tblPr/>
       <w:tcPr>
@@ -20646,7 +21278,7 @@
         <w:bCs/>
         <w:i w:val="0"/>
         <w:iCs w:val="0"/>
-        <w:color w:val="FFFFFF" w:themeColor="background1"/>
+        <w:color w:val="000000"/>
       </w:rPr>
       <w:tblPr/>
       <w:tcPr>
@@ -20667,7 +21299,7 @@
         <w:bCs/>
         <w:i w:val="0"/>
         <w:iCs w:val="0"/>
-        <w:color w:val="FFFFFF" w:themeColor="background1"/>
+        <w:color w:val="000000"/>
       </w:rPr>
       <w:tblPr/>
       <w:tcPr>
@@ -20688,7 +21320,7 @@
         <w:bCs/>
         <w:i w:val="0"/>
         <w:iCs w:val="0"/>
-        <w:color w:val="FFFFFF" w:themeColor="background1"/>
+        <w:color w:val="000000"/>
       </w:rPr>
       <w:tblPr/>
       <w:tcPr>
@@ -20707,7 +21339,7 @@
         <w:bCs/>
         <w:i w:val="0"/>
         <w:iCs w:val="0"/>
-        <w:color w:val="FFFFFF" w:themeColor="background1"/>
+        <w:color w:val="000000"/>
       </w:rPr>
       <w:tblPr/>
       <w:tcPr>
@@ -20787,7 +21419,7 @@
         <w:bCs/>
         <w:i w:val="0"/>
         <w:iCs w:val="0"/>
-        <w:color w:val="FFFFFF" w:themeColor="background1"/>
+        <w:color w:val="000000"/>
       </w:rPr>
       <w:tblPr/>
       <w:tcPr>
@@ -20808,7 +21440,7 @@
         <w:bCs/>
         <w:i w:val="0"/>
         <w:iCs w:val="0"/>
-        <w:color w:val="FFFFFF" w:themeColor="background1"/>
+        <w:color w:val="000000"/>
       </w:rPr>
       <w:tblPr/>
       <w:tcPr>
@@ -20829,7 +21461,7 @@
         <w:bCs/>
         <w:i w:val="0"/>
         <w:iCs w:val="0"/>
-        <w:color w:val="FFFFFF" w:themeColor="background1"/>
+        <w:color w:val="000000"/>
       </w:rPr>
       <w:tblPr/>
       <w:tcPr>
@@ -20848,7 +21480,7 @@
         <w:bCs/>
         <w:i w:val="0"/>
         <w:iCs w:val="0"/>
-        <w:color w:val="FFFFFF" w:themeColor="background1"/>
+        <w:color w:val="000000"/>
       </w:rPr>
       <w:tblPr/>
       <w:tcPr>
@@ -20928,7 +21560,7 @@
         <w:bCs/>
         <w:i w:val="0"/>
         <w:iCs w:val="0"/>
-        <w:color w:val="FFFFFF" w:themeColor="background1"/>
+        <w:color w:val="000000"/>
       </w:rPr>
       <w:tblPr/>
       <w:tcPr>
@@ -20949,7 +21581,7 @@
         <w:bCs/>
         <w:i w:val="0"/>
         <w:iCs w:val="0"/>
-        <w:color w:val="FFFFFF" w:themeColor="background1"/>
+        <w:color w:val="000000"/>
       </w:rPr>
       <w:tblPr/>
       <w:tcPr>
@@ -20970,7 +21602,7 @@
         <w:bCs/>
         <w:i w:val="0"/>
         <w:iCs w:val="0"/>
-        <w:color w:val="FFFFFF" w:themeColor="background1"/>
+        <w:color w:val="000000"/>
       </w:rPr>
       <w:tblPr/>
       <w:tcPr>
@@ -20989,7 +21621,7 @@
         <w:bCs/>
         <w:i w:val="0"/>
         <w:iCs w:val="0"/>
-        <w:color w:val="FFFFFF" w:themeColor="background1"/>
+        <w:color w:val="000000"/>
       </w:rPr>
       <w:tblPr/>
       <w:tcPr>
@@ -21069,7 +21701,7 @@
         <w:bCs/>
         <w:i w:val="0"/>
         <w:iCs w:val="0"/>
-        <w:color w:val="FFFFFF" w:themeColor="background1"/>
+        <w:color w:val="000000"/>
       </w:rPr>
       <w:tblPr/>
       <w:tcPr>
@@ -21090,7 +21722,7 @@
         <w:bCs/>
         <w:i w:val="0"/>
         <w:iCs w:val="0"/>
-        <w:color w:val="FFFFFF" w:themeColor="background1"/>
+        <w:color w:val="000000"/>
       </w:rPr>
       <w:tblPr/>
       <w:tcPr>
@@ -21111,7 +21743,7 @@
         <w:bCs/>
         <w:i w:val="0"/>
         <w:iCs w:val="0"/>
-        <w:color w:val="FFFFFF" w:themeColor="background1"/>
+        <w:color w:val="000000"/>
       </w:rPr>
       <w:tblPr/>
       <w:tcPr>
@@ -21130,7 +21762,7 @@
         <w:bCs/>
         <w:i w:val="0"/>
         <w:iCs w:val="0"/>
-        <w:color w:val="FFFFFF" w:themeColor="background1"/>
+        <w:color w:val="000000"/>
       </w:rPr>
       <w:tblPr/>
       <w:tcPr>
@@ -21183,7 +21815,7 @@
       <w:spacing w:after="0" w:line="240" w:lineRule="auto"/>
     </w:pPr>
     <w:rPr>
-      <w:color w:val="FFFFFF" w:themeColor="background1"/>
+      <w:color w:val="000000"/>
     </w:rPr>
     <w:tblPr>
       <w:tblStyleRowBandSize w:val="1"/>
@@ -21297,7 +21929,7 @@
       <w:spacing w:after="0" w:line="240" w:lineRule="auto"/>
     </w:pPr>
     <w:rPr>
-      <w:color w:val="FFFFFF" w:themeColor="background1"/>
+      <w:color w:val="000000"/>
     </w:rPr>
     <w:tblPr>
       <w:tblStyleRowBandSize w:val="1"/>
@@ -21411,7 +22043,7 @@
       <w:spacing w:after="0" w:line="240" w:lineRule="auto"/>
     </w:pPr>
     <w:rPr>
-      <w:color w:val="FFFFFF" w:themeColor="background1"/>
+      <w:color w:val="000000"/>
     </w:rPr>
     <w:tblPr>
       <w:tblStyleRowBandSize w:val="1"/>
@@ -21525,7 +22157,7 @@
       <w:spacing w:after="0" w:line="240" w:lineRule="auto"/>
     </w:pPr>
     <w:rPr>
-      <w:color w:val="FFFFFF" w:themeColor="background1"/>
+      <w:color w:val="000000"/>
     </w:rPr>
     <w:tblPr>
       <w:tblStyleRowBandSize w:val="1"/>
@@ -21639,7 +22271,7 @@
       <w:spacing w:after="0" w:line="240" w:lineRule="auto"/>
     </w:pPr>
     <w:rPr>
-      <w:color w:val="FFFFFF" w:themeColor="background1"/>
+      <w:color w:val="000000"/>
     </w:rPr>
     <w:tblPr>
       <w:tblStyleRowBandSize w:val="1"/>
@@ -21753,7 +22385,7 @@
       <w:spacing w:after="0" w:line="240" w:lineRule="auto"/>
     </w:pPr>
     <w:rPr>
-      <w:color w:val="FFFFFF" w:themeColor="background1"/>
+      <w:color w:val="000000"/>
     </w:rPr>
     <w:tblPr>
       <w:tblStyleRowBandSize w:val="1"/>
@@ -21867,7 +22499,7 @@
       <w:spacing w:after="0" w:line="240" w:lineRule="auto"/>
     </w:pPr>
     <w:rPr>
-      <w:color w:val="FFFFFF" w:themeColor="background1"/>
+      <w:color w:val="000000"/>
     </w:rPr>
     <w:tblPr>
       <w:tblStyleRowBandSize w:val="1"/>
@@ -21981,7 +22613,7 @@
       <w:spacing w:after="0" w:line="240" w:lineRule="auto"/>
     </w:pPr>
     <w:rPr>
-      <w:color w:val="000000" w:themeColor="text1"/>
+      <w:color w:val="000000"/>
     </w:rPr>
     <w:tblPr>
       <w:tblStyleRowBandSize w:val="1"/>
@@ -22027,7 +22659,7 @@
       <w:rPr>
         <w:b/>
         <w:bCs/>
-        <w:color w:val="FFFFFF" w:themeColor="background1"/>
+        <w:color w:val="000000"/>
       </w:rPr>
       <w:tblPr/>
       <w:tcPr>
@@ -22039,7 +22671,7 @@
     </w:tblStylePr>
     <w:tblStylePr w:type="firstCol">
       <w:rPr>
-        <w:color w:val="FFFFFF" w:themeColor="background1"/>
+        <w:color w:val="000000"/>
       </w:rPr>
       <w:tblPr/>
       <w:tcPr>
@@ -22056,7 +22688,7 @@
     </w:tblStylePr>
     <w:tblStylePr w:type="lastCol">
       <w:rPr>
-        <w:color w:val="FFFFFF" w:themeColor="background1"/>
+        <w:color w:val="000000"/>
       </w:rPr>
       <w:tblPr/>
       <w:tcPr>
@@ -22085,12 +22717,12 @@
     </w:tblStylePr>
     <w:tblStylePr w:type="neCell">
       <w:rPr>
-        <w:color w:val="000000" w:themeColor="text1"/>
+        <w:color w:val="000000"/>
       </w:rPr>
     </w:tblStylePr>
     <w:tblStylePr w:type="nwCell">
       <w:rPr>
-        <w:color w:val="000000" w:themeColor="text1"/>
+        <w:color w:val="000000"/>
       </w:rPr>
     </w:tblStylePr>
   </w:style>
@@ -22103,7 +22735,7 @@
       <w:spacing w:after="0" w:line="240" w:lineRule="auto"/>
     </w:pPr>
     <w:rPr>
-      <w:color w:val="000000" w:themeColor="text1"/>
+      <w:color w:val="000000"/>
     </w:rPr>
     <w:tblPr>
       <w:tblStyleRowBandSize w:val="1"/>
@@ -22149,7 +22781,7 @@
       <w:rPr>
         <w:b/>
         <w:bCs/>
-        <w:color w:val="FFFFFF" w:themeColor="background1"/>
+        <w:color w:val="000000"/>
       </w:rPr>
       <w:tblPr/>
       <w:tcPr>
@@ -22161,7 +22793,7 @@
     </w:tblStylePr>
     <w:tblStylePr w:type="firstCol">
       <w:rPr>
-        <w:color w:val="FFFFFF" w:themeColor="background1"/>
+        <w:color w:val="000000"/>
       </w:rPr>
       <w:tblPr/>
       <w:tcPr>
@@ -22178,7 +22810,7 @@
     </w:tblStylePr>
     <w:tblStylePr w:type="lastCol">
       <w:rPr>
-        <w:color w:val="FFFFFF" w:themeColor="background1"/>
+        <w:color w:val="000000"/>
       </w:rPr>
       <w:tblPr/>
       <w:tcPr>
@@ -22207,12 +22839,12 @@
     </w:tblStylePr>
     <w:tblStylePr w:type="neCell">
       <w:rPr>
-        <w:color w:val="000000" w:themeColor="text1"/>
+        <w:color w:val="000000"/>
       </w:rPr>
     </w:tblStylePr>
     <w:tblStylePr w:type="nwCell">
       <w:rPr>
-        <w:color w:val="000000" w:themeColor="text1"/>
+        <w:color w:val="000000"/>
       </w:rPr>
     </w:tblStylePr>
   </w:style>
@@ -22225,7 +22857,7 @@
       <w:spacing w:after="0" w:line="240" w:lineRule="auto"/>
     </w:pPr>
     <w:rPr>
-      <w:color w:val="000000" w:themeColor="text1"/>
+      <w:color w:val="000000"/>
     </w:rPr>
     <w:tblPr>
       <w:tblStyleRowBandSize w:val="1"/>
@@ -22271,7 +22903,7 @@
       <w:rPr>
         <w:b/>
         <w:bCs/>
-        <w:color w:val="FFFFFF" w:themeColor="background1"/>
+        <w:color w:val="000000"/>
       </w:rPr>
       <w:tblPr/>
       <w:tcPr>
@@ -22283,7 +22915,7 @@
     </w:tblStylePr>
     <w:tblStylePr w:type="firstCol">
       <w:rPr>
-        <w:color w:val="FFFFFF" w:themeColor="background1"/>
+        <w:color w:val="000000"/>
       </w:rPr>
       <w:tblPr/>
       <w:tcPr>
@@ -22300,7 +22932,7 @@
     </w:tblStylePr>
     <w:tblStylePr w:type="lastCol">
       <w:rPr>
-        <w:color w:val="FFFFFF" w:themeColor="background1"/>
+        <w:color w:val="000000"/>
       </w:rPr>
       <w:tblPr/>
       <w:tcPr>
@@ -22329,12 +22961,12 @@
     </w:tblStylePr>
     <w:tblStylePr w:type="neCell">
       <w:rPr>
-        <w:color w:val="000000" w:themeColor="text1"/>
+        <w:color w:val="000000"/>
       </w:rPr>
     </w:tblStylePr>
     <w:tblStylePr w:type="nwCell">
       <w:rPr>
-        <w:color w:val="000000" w:themeColor="text1"/>
+        <w:color w:val="000000"/>
       </w:rPr>
     </w:tblStylePr>
   </w:style>
@@ -22347,7 +22979,7 @@
       <w:spacing w:after="0" w:line="240" w:lineRule="auto"/>
     </w:pPr>
     <w:rPr>
-      <w:color w:val="000000" w:themeColor="text1"/>
+      <w:color w:val="000000"/>
     </w:rPr>
     <w:tblPr>
       <w:tblStyleRowBandSize w:val="1"/>
@@ -22393,7 +23025,7 @@
       <w:rPr>
         <w:b/>
         <w:bCs/>
-        <w:color w:val="FFFFFF" w:themeColor="background1"/>
+        <w:color w:val="000000"/>
       </w:rPr>
       <w:tblPr/>
       <w:tcPr>
@@ -22405,7 +23037,7 @@
     </w:tblStylePr>
     <w:tblStylePr w:type="firstCol">
       <w:rPr>
-        <w:color w:val="FFFFFF" w:themeColor="background1"/>
+        <w:color w:val="000000"/>
       </w:rPr>
       <w:tblPr/>
       <w:tcPr>
@@ -22422,7 +23054,7 @@
     </w:tblStylePr>
     <w:tblStylePr w:type="lastCol">
       <w:rPr>
-        <w:color w:val="FFFFFF" w:themeColor="background1"/>
+        <w:color w:val="000000"/>
       </w:rPr>
       <w:tblPr/>
       <w:tcPr>
@@ -22459,7 +23091,7 @@
       <w:spacing w:after="0" w:line="240" w:lineRule="auto"/>
     </w:pPr>
     <w:rPr>
-      <w:color w:val="000000" w:themeColor="text1"/>
+      <w:color w:val="000000"/>
     </w:rPr>
     <w:tblPr>
       <w:tblStyleRowBandSize w:val="1"/>
@@ -22505,7 +23137,7 @@
       <w:rPr>
         <w:b/>
         <w:bCs/>
-        <w:color w:val="FFFFFF" w:themeColor="background1"/>
+        <w:color w:val="000000"/>
       </w:rPr>
       <w:tblPr/>
       <w:tcPr>
@@ -22517,7 +23149,7 @@
     </w:tblStylePr>
     <w:tblStylePr w:type="firstCol">
       <w:rPr>
-        <w:color w:val="FFFFFF" w:themeColor="background1"/>
+        <w:color w:val="000000"/>
       </w:rPr>
       <w:tblPr/>
       <w:tcPr>
@@ -22534,7 +23166,7 @@
     </w:tblStylePr>
     <w:tblStylePr w:type="lastCol">
       <w:rPr>
-        <w:color w:val="FFFFFF" w:themeColor="background1"/>
+        <w:color w:val="000000"/>
       </w:rPr>
       <w:tblPr/>
       <w:tcPr>
@@ -22563,12 +23195,12 @@
     </w:tblStylePr>
     <w:tblStylePr w:type="neCell">
       <w:rPr>
-        <w:color w:val="000000" w:themeColor="text1"/>
+        <w:color w:val="000000"/>
       </w:rPr>
     </w:tblStylePr>
     <w:tblStylePr w:type="nwCell">
       <w:rPr>
-        <w:color w:val="000000" w:themeColor="text1"/>
+        <w:color w:val="000000"/>
       </w:rPr>
     </w:tblStylePr>
   </w:style>
@@ -22581,7 +23213,7 @@
       <w:spacing w:after="0" w:line="240" w:lineRule="auto"/>
     </w:pPr>
     <w:rPr>
-      <w:color w:val="000000" w:themeColor="text1"/>
+      <w:color w:val="000000"/>
     </w:rPr>
     <w:tblPr>
       <w:tblStyleRowBandSize w:val="1"/>
@@ -22627,7 +23259,7 @@
       <w:rPr>
         <w:b/>
         <w:bCs/>
-        <w:color w:val="FFFFFF" w:themeColor="background1"/>
+        <w:color w:val="000000"/>
       </w:rPr>
       <w:tblPr/>
       <w:tcPr>
@@ -22639,7 +23271,7 @@
     </w:tblStylePr>
     <w:tblStylePr w:type="firstCol">
       <w:rPr>
-        <w:color w:val="FFFFFF" w:themeColor="background1"/>
+        <w:color w:val="000000"/>
       </w:rPr>
       <w:tblPr/>
       <w:tcPr>
@@ -22656,7 +23288,7 @@
     </w:tblStylePr>
     <w:tblStylePr w:type="lastCol">
       <w:rPr>
-        <w:color w:val="FFFFFF" w:themeColor="background1"/>
+        <w:color w:val="000000"/>
       </w:rPr>
       <w:tblPr/>
       <w:tcPr>
@@ -22685,12 +23317,12 @@
     </w:tblStylePr>
     <w:tblStylePr w:type="neCell">
       <w:rPr>
-        <w:color w:val="000000" w:themeColor="text1"/>
+        <w:color w:val="000000"/>
       </w:rPr>
     </w:tblStylePr>
     <w:tblStylePr w:type="nwCell">
       <w:rPr>
-        <w:color w:val="000000" w:themeColor="text1"/>
+        <w:color w:val="000000"/>
       </w:rPr>
     </w:tblStylePr>
   </w:style>
@@ -22703,7 +23335,7 @@
       <w:spacing w:after="0" w:line="240" w:lineRule="auto"/>
     </w:pPr>
     <w:rPr>
-      <w:color w:val="000000" w:themeColor="text1"/>
+      <w:color w:val="000000"/>
     </w:rPr>
     <w:tblPr>
       <w:tblStyleRowBandSize w:val="1"/>
@@ -22749,7 +23381,7 @@
       <w:rPr>
         <w:b/>
         <w:bCs/>
-        <w:color w:val="FFFFFF" w:themeColor="background1"/>
+        <w:color w:val="000000"/>
       </w:rPr>
       <w:tblPr/>
       <w:tcPr>
@@ -22761,7 +23393,7 @@
     </w:tblStylePr>
     <w:tblStylePr w:type="firstCol">
       <w:rPr>
-        <w:color w:val="FFFFFF" w:themeColor="background1"/>
+        <w:color w:val="000000"/>
       </w:rPr>
       <w:tblPr/>
       <w:tcPr>
@@ -22778,7 +23410,7 @@
     </w:tblStylePr>
     <w:tblStylePr w:type="lastCol">
       <w:rPr>
-        <w:color w:val="FFFFFF" w:themeColor="background1"/>
+        <w:color w:val="000000"/>
       </w:rPr>
       <w:tblPr/>
       <w:tcPr>
@@ -22807,12 +23439,12 @@
     </w:tblStylePr>
     <w:tblStylePr w:type="neCell">
       <w:rPr>
-        <w:color w:val="000000" w:themeColor="text1"/>
+        <w:color w:val="000000"/>
       </w:rPr>
     </w:tblStylePr>
     <w:tblStylePr w:type="nwCell">
       <w:rPr>
-        <w:color w:val="000000" w:themeColor="text1"/>
+        <w:color w:val="000000"/>
       </w:rPr>
     </w:tblStylePr>
   </w:style>
@@ -22825,7 +23457,7 @@
       <w:spacing w:after="0" w:line="240" w:lineRule="auto"/>
     </w:pPr>
     <w:rPr>
-      <w:color w:val="000000" w:themeColor="text1"/>
+      <w:color w:val="000000"/>
     </w:rPr>
     <w:tblPr>
       <w:tblStyleRowBandSize w:val="1"/>
@@ -22845,7 +23477,7 @@
       <w:rPr>
         <w:b/>
         <w:bCs/>
-        <w:color w:val="FFFFFF" w:themeColor="background1"/>
+        <w:color w:val="000000"/>
       </w:rPr>
       <w:tblPr/>
       <w:tcPr>
@@ -22859,7 +23491,7 @@
       <w:rPr>
         <w:b/>
         <w:bCs/>
-        <w:color w:val="9E3A38" w:themeColor="accent2" w:themeShade="CC"/>
+        <w:color w:val="000000"/>
       </w:rPr>
       <w:tblPr/>
       <w:tcPr>
@@ -22911,7 +23543,7 @@
       <w:spacing w:after="0" w:line="240" w:lineRule="auto"/>
     </w:pPr>
     <w:rPr>
-      <w:color w:val="000000" w:themeColor="text1"/>
+      <w:color w:val="000000"/>
     </w:rPr>
     <w:tblPr>
       <w:tblStyleRowBandSize w:val="1"/>
@@ -22931,7 +23563,7 @@
       <w:rPr>
         <w:b/>
         <w:bCs/>
-        <w:color w:val="FFFFFF" w:themeColor="background1"/>
+        <w:color w:val="000000"/>
       </w:rPr>
       <w:tblPr/>
       <w:tcPr>
@@ -22945,7 +23577,7 @@
       <w:rPr>
         <w:b/>
         <w:bCs/>
-        <w:color w:val="9E3A38" w:themeColor="accent2" w:themeShade="CC"/>
+        <w:color w:val="000000"/>
       </w:rPr>
       <w:tblPr/>
       <w:tcPr>
@@ -22997,7 +23629,7 @@
       <w:spacing w:after="0" w:line="240" w:lineRule="auto"/>
     </w:pPr>
     <w:rPr>
-      <w:color w:val="000000" w:themeColor="text1"/>
+      <w:color w:val="000000"/>
     </w:rPr>
     <w:tblPr>
       <w:tblStyleRowBandSize w:val="1"/>
@@ -23017,7 +23649,7 @@
       <w:rPr>
         <w:b/>
         <w:bCs/>
-        <w:color w:val="FFFFFF" w:themeColor="background1"/>
+        <w:color w:val="000000"/>
       </w:rPr>
       <w:tblPr/>
       <w:tcPr>
@@ -23031,7 +23663,7 @@
       <w:rPr>
         <w:b/>
         <w:bCs/>
-        <w:color w:val="9E3A38" w:themeColor="accent2" w:themeShade="CC"/>
+        <w:color w:val="000000"/>
       </w:rPr>
       <w:tblPr/>
       <w:tcPr>
@@ -23083,7 +23715,7 @@
       <w:spacing w:after="0" w:line="240" w:lineRule="auto"/>
     </w:pPr>
     <w:rPr>
-      <w:color w:val="000000" w:themeColor="text1"/>
+      <w:color w:val="000000"/>
     </w:rPr>
     <w:tblPr>
       <w:tblStyleRowBandSize w:val="1"/>
@@ -23103,7 +23735,7 @@
       <w:rPr>
         <w:b/>
         <w:bCs/>
-        <w:color w:val="FFFFFF" w:themeColor="background1"/>
+        <w:color w:val="000000"/>
       </w:rPr>
       <w:tblPr/>
       <w:tcPr>
@@ -23117,7 +23749,7 @@
       <w:rPr>
         <w:b/>
         <w:bCs/>
-        <w:color w:val="664E82" w:themeColor="accent4" w:themeShade="CC"/>
+        <w:color w:val="000000"/>
       </w:rPr>
       <w:tblPr/>
       <w:tcPr>
@@ -23169,7 +23801,7 @@
       <w:spacing w:after="0" w:line="240" w:lineRule="auto"/>
     </w:pPr>
     <w:rPr>
-      <w:color w:val="000000" w:themeColor="text1"/>
+      <w:color w:val="000000"/>
     </w:rPr>
     <w:tblPr>
       <w:tblStyleRowBandSize w:val="1"/>
@@ -23189,7 +23821,7 @@
       <w:rPr>
         <w:b/>
         <w:bCs/>
-        <w:color w:val="FFFFFF" w:themeColor="background1"/>
+        <w:color w:val="000000"/>
       </w:rPr>
       <w:tblPr/>
       <w:tcPr>
@@ -23203,7 +23835,7 @@
       <w:rPr>
         <w:b/>
         <w:bCs/>
-        <w:color w:val="7E9C40" w:themeColor="accent3" w:themeShade="CC"/>
+        <w:color w:val="000000"/>
       </w:rPr>
       <w:tblPr/>
       <w:tcPr>
@@ -23255,7 +23887,7 @@
       <w:spacing w:after="0" w:line="240" w:lineRule="auto"/>
     </w:pPr>
     <w:rPr>
-      <w:color w:val="000000" w:themeColor="text1"/>
+      <w:color w:val="000000"/>
     </w:rPr>
     <w:tblPr>
       <w:tblStyleRowBandSize w:val="1"/>
@@ -23275,7 +23907,7 @@
       <w:rPr>
         <w:b/>
         <w:bCs/>
-        <w:color w:val="FFFFFF" w:themeColor="background1"/>
+        <w:color w:val="000000"/>
       </w:rPr>
       <w:tblPr/>
       <w:tcPr>
@@ -23289,7 +23921,7 @@
       <w:rPr>
         <w:b/>
         <w:bCs/>
-        <w:color w:val="F2730A" w:themeColor="accent6" w:themeShade="CC"/>
+        <w:color w:val="000000"/>
       </w:rPr>
       <w:tblPr/>
       <w:tcPr>
@@ -23341,7 +23973,7 @@
       <w:spacing w:after="0" w:line="240" w:lineRule="auto"/>
     </w:pPr>
     <w:rPr>
-      <w:color w:val="000000" w:themeColor="text1"/>
+      <w:color w:val="000000"/>
     </w:rPr>
     <w:tblPr>
       <w:tblStyleRowBandSize w:val="1"/>
@@ -23361,7 +23993,7 @@
       <w:rPr>
         <w:b/>
         <w:bCs/>
-        <w:color w:val="FFFFFF" w:themeColor="background1"/>
+        <w:color w:val="000000"/>
       </w:rPr>
       <w:tblPr/>
       <w:tcPr>
@@ -23375,7 +24007,7 @@
       <w:rPr>
         <w:b/>
         <w:bCs/>
-        <w:color w:val="348DA5" w:themeColor="accent5" w:themeShade="CC"/>
+        <w:color w:val="000000"/>
       </w:rPr>
       <w:tblPr/>
       <w:tcPr>
@@ -23427,7 +24059,7 @@
       <w:spacing w:after="0" w:line="240" w:lineRule="auto"/>
     </w:pPr>
     <w:rPr>
-      <w:color w:val="000000" w:themeColor="text1"/>
+      <w:color w:val="000000"/>
     </w:rPr>
     <w:tblPr>
       <w:tblStyleRowBandSize w:val="1"/>
@@ -23460,7 +24092,7 @@
       <w:rPr>
         <w:b/>
         <w:bCs/>
-        <w:color w:val="000000" w:themeColor="text1"/>
+        <w:color w:val="000000"/>
       </w:rPr>
       <w:tblPr/>
       <w:tcPr>
@@ -23469,7 +24101,7 @@
     </w:tblStylePr>
     <w:tblStylePr w:type="firstCol">
       <w:rPr>
-        <w:color w:val="FFFFFF" w:themeColor="background1"/>
+        <w:color w:val="000000"/>
       </w:rPr>
       <w:tblPr/>
       <w:tcPr>
@@ -23478,7 +24110,7 @@
     </w:tblStylePr>
     <w:tblStylePr w:type="lastCol">
       <w:rPr>
-        <w:color w:val="FFFFFF" w:themeColor="background1"/>
+        <w:color w:val="000000"/>
       </w:rPr>
       <w:tblPr/>
       <w:tcPr>
@@ -23507,7 +24139,7 @@
       <w:spacing w:after="0" w:line="240" w:lineRule="auto"/>
     </w:pPr>
     <w:rPr>
-      <w:color w:val="000000" w:themeColor="text1"/>
+      <w:color w:val="000000"/>
     </w:rPr>
     <w:tblPr>
       <w:tblStyleRowBandSize w:val="1"/>
@@ -23540,7 +24172,7 @@
       <w:rPr>
         <w:b/>
         <w:bCs/>
-        <w:color w:val="000000" w:themeColor="text1"/>
+        <w:color w:val="000000"/>
       </w:rPr>
       <w:tblPr/>
       <w:tcPr>
@@ -23549,7 +24181,7 @@
     </w:tblStylePr>
     <w:tblStylePr w:type="firstCol">
       <w:rPr>
-        <w:color w:val="FFFFFF" w:themeColor="background1"/>
+        <w:color w:val="000000"/>
       </w:rPr>
       <w:tblPr/>
       <w:tcPr>
@@ -23558,7 +24190,7 @@
     </w:tblStylePr>
     <w:tblStylePr w:type="lastCol">
       <w:rPr>
-        <w:color w:val="FFFFFF" w:themeColor="background1"/>
+        <w:color w:val="000000"/>
       </w:rPr>
       <w:tblPr/>
       <w:tcPr>
@@ -23587,7 +24219,7 @@
       <w:spacing w:after="0" w:line="240" w:lineRule="auto"/>
     </w:pPr>
     <w:rPr>
-      <w:color w:val="000000" w:themeColor="text1"/>
+      <w:color w:val="000000"/>
     </w:rPr>
     <w:tblPr>
       <w:tblStyleRowBandSize w:val="1"/>
@@ -23620,7 +24252,7 @@
       <w:rPr>
         <w:b/>
         <w:bCs/>
-        <w:color w:val="000000" w:themeColor="text1"/>
+        <w:color w:val="000000"/>
       </w:rPr>
       <w:tblPr/>
       <w:tcPr>
@@ -23629,7 +24261,7 @@
     </w:tblStylePr>
     <w:tblStylePr w:type="firstCol">
       <w:rPr>
-        <w:color w:val="FFFFFF" w:themeColor="background1"/>
+        <w:color w:val="000000"/>
       </w:rPr>
       <w:tblPr/>
       <w:tcPr>
@@ -23638,7 +24270,7 @@
     </w:tblStylePr>
     <w:tblStylePr w:type="lastCol">
       <w:rPr>
-        <w:color w:val="FFFFFF" w:themeColor="background1"/>
+        <w:color w:val="000000"/>
       </w:rPr>
       <w:tblPr/>
       <w:tcPr>
@@ -23667,7 +24299,7 @@
       <w:spacing w:after="0" w:line="240" w:lineRule="auto"/>
     </w:pPr>
     <w:rPr>
-      <w:color w:val="000000" w:themeColor="text1"/>
+      <w:color w:val="000000"/>
     </w:rPr>
     <w:tblPr>
       <w:tblStyleRowBandSize w:val="1"/>
@@ -23700,7 +24332,7 @@
       <w:rPr>
         <w:b/>
         <w:bCs/>
-        <w:color w:val="000000" w:themeColor="text1"/>
+        <w:color w:val="000000"/>
       </w:rPr>
       <w:tblPr/>
       <w:tcPr>
@@ -23709,7 +24341,7 @@
     </w:tblStylePr>
     <w:tblStylePr w:type="firstCol">
       <w:rPr>
-        <w:color w:val="FFFFFF" w:themeColor="background1"/>
+        <w:color w:val="000000"/>
       </w:rPr>
       <w:tblPr/>
       <w:tcPr>
@@ -23718,7 +24350,7 @@
     </w:tblStylePr>
     <w:tblStylePr w:type="lastCol">
       <w:rPr>
-        <w:color w:val="FFFFFF" w:themeColor="background1"/>
+        <w:color w:val="000000"/>
       </w:rPr>
       <w:tblPr/>
       <w:tcPr>
@@ -23747,7 +24379,7 @@
       <w:spacing w:after="0" w:line="240" w:lineRule="auto"/>
     </w:pPr>
     <w:rPr>
-      <w:color w:val="000000" w:themeColor="text1"/>
+      <w:color w:val="000000"/>
     </w:rPr>
     <w:tblPr>
       <w:tblStyleRowBandSize w:val="1"/>
@@ -23780,7 +24412,7 @@
       <w:rPr>
         <w:b/>
         <w:bCs/>
-        <w:color w:val="000000" w:themeColor="text1"/>
+        <w:color w:val="000000"/>
       </w:rPr>
       <w:tblPr/>
       <w:tcPr>
@@ -23789,7 +24421,7 @@
     </w:tblStylePr>
     <w:tblStylePr w:type="firstCol">
       <w:rPr>
-        <w:color w:val="FFFFFF" w:themeColor="background1"/>
+        <w:color w:val="000000"/>
       </w:rPr>
       <w:tblPr/>
       <w:tcPr>
@@ -23798,7 +24430,7 @@
     </w:tblStylePr>
     <w:tblStylePr w:type="lastCol">
       <w:rPr>
-        <w:color w:val="FFFFFF" w:themeColor="background1"/>
+        <w:color w:val="000000"/>
       </w:rPr>
       <w:tblPr/>
       <w:tcPr>
@@ -23827,7 +24459,7 @@
       <w:spacing w:after="0" w:line="240" w:lineRule="auto"/>
     </w:pPr>
     <w:rPr>
-      <w:color w:val="000000" w:themeColor="text1"/>
+      <w:color w:val="000000"/>
     </w:rPr>
     <w:tblPr>
       <w:tblStyleRowBandSize w:val="1"/>
@@ -23860,7 +24492,7 @@
       <w:rPr>
         <w:b/>
         <w:bCs/>
-        <w:color w:val="000000" w:themeColor="text1"/>
+        <w:color w:val="000000"/>
       </w:rPr>
       <w:tblPr/>
       <w:tcPr>
@@ -23869,7 +24501,7 @@
     </w:tblStylePr>
     <w:tblStylePr w:type="firstCol">
       <w:rPr>
-        <w:color w:val="FFFFFF" w:themeColor="background1"/>
+        <w:color w:val="000000"/>
       </w:rPr>
       <w:tblPr/>
       <w:tcPr>
@@ -23878,7 +24510,7 @@
     </w:tblStylePr>
     <w:tblStylePr w:type="lastCol">
       <w:rPr>
-        <w:color w:val="FFFFFF" w:themeColor="background1"/>
+        <w:color w:val="000000"/>
       </w:rPr>
       <w:tblPr/>
       <w:tcPr>
@@ -23907,7 +24539,7 @@
       <w:spacing w:after="0" w:line="240" w:lineRule="auto"/>
     </w:pPr>
     <w:rPr>
-      <w:color w:val="000000" w:themeColor="text1"/>
+      <w:color w:val="000000"/>
     </w:rPr>
     <w:tblPr>
       <w:tblStyleRowBandSize w:val="1"/>
@@ -23940,7 +24572,7 @@
       <w:rPr>
         <w:b/>
         <w:bCs/>
-        <w:color w:val="000000" w:themeColor="text1"/>
+        <w:color w:val="000000"/>
       </w:rPr>
       <w:tblPr/>
       <w:tcPr>
@@ -23949,7 +24581,7 @@
     </w:tblStylePr>
     <w:tblStylePr w:type="firstCol">
       <w:rPr>
-        <w:color w:val="FFFFFF" w:themeColor="background1"/>
+        <w:color w:val="000000"/>
       </w:rPr>
       <w:tblPr/>
       <w:tcPr>
@@ -23958,7 +24590,7 @@
     </w:tblStylePr>
     <w:tblStylePr w:type="lastCol">
       <w:rPr>
-        <w:color w:val="FFFFFF" w:themeColor="background1"/>
+        <w:color w:val="000000"/>
       </w:rPr>
       <w:tblPr/>
       <w:tcPr>
